--- a/Tyler/Java React/Tyler_Roberts.docx
+++ b/Tyler/Java React/Tyler_Roberts.docx
@@ -44,7 +44,7 @@
           <w:sz w:val="19"/>
           <w:szCs w:val="19"/>
         </w:rPr>
-        <w:t>tyler.roberts.1991@outlook.com | linkedin.com/in/tyler-roberts-a7b0953a0 | Florida, United States | +1 (305) 676-4408</w:t>
+        <w:t>tylerroberts.dev@oudook.com | linkedin.com/in/tyler-roberts-3b839b3a9/ | Florida, United States | +1 (725) 258-7943</w:t>
       </w:r>
     </w:p>
     <w:p>
@@ -54,6 +54,8 @@
         </w:pBdr>
         <w:spacing w:before="120" w:after="80"/>
       </w:pPr>
+      <w:bookmarkStart w:id="0" w:name="_GoBack"/>
+      <w:bookmarkEnd w:id="0"/>
       <w:r>
         <w:rPr>
           <w:b/>
@@ -127,8 +129,9 @@
           <w:sz w:val="21"/>
           <w:szCs w:val="21"/>
         </w:rPr>
-        <w:t>, and data-driven work</w:t>
-      </w:r>
+        <w:t>, and data-driven workflows, while delivering polished UI experiences and measurable performance gains.</w:t>
+      </w:r>
+      <w:proofErr w:type="gramEnd"/>
       <w:r>
         <w:rPr>
           <w:rFonts w:ascii="Arial" w:eastAsia="Arial" w:hAnsi="Arial" w:cs="Arial"/>
@@ -136,9 +139,9 @@
           <w:sz w:val="21"/>
           <w:szCs w:val="21"/>
         </w:rPr>
-        <w:t>flows, while delivering polished UI experiences and measurable performance gains.</w:t>
-      </w:r>
-      <w:proofErr w:type="gramEnd"/>
+        <w:t xml:space="preserve"> Experienced with modern Java stacks (Spring Boot, REST, testing, CI/CD), distributed systems patterns, and AWS cloud services to ship reliable production systems. </w:t>
+      </w:r>
+      <w:proofErr w:type="gramStart"/>
       <w:r>
         <w:rPr>
           <w:rFonts w:ascii="Arial" w:eastAsia="Arial" w:hAnsi="Arial" w:cs="Arial"/>
@@ -146,26 +149,7 @@
           <w:sz w:val="21"/>
           <w:szCs w:val="21"/>
         </w:rPr>
-        <w:t xml:space="preserve"> Experienced with modern Java stacks (Spring Boot, REST, testing, CI/CD), distributed systems patterns, and AWS cloud services to ship reliable production systems. </w:t>
-      </w:r>
-      <w:proofErr w:type="gramStart"/>
-      <w:r>
-        <w:rPr>
-          <w:rFonts w:ascii="Arial" w:eastAsia="Arial" w:hAnsi="Arial" w:cs="Arial"/>
-          <w:color w:val="111111"/>
-          <w:sz w:val="21"/>
-          <w:szCs w:val="21"/>
-        </w:rPr>
-        <w:t>Adept at ow</w:t>
-      </w:r>
-      <w:r>
-        <w:rPr>
-          <w:rFonts w:ascii="Arial" w:eastAsia="Arial" w:hAnsi="Arial" w:cs="Arial"/>
-          <w:color w:val="111111"/>
-          <w:sz w:val="21"/>
-          <w:szCs w:val="21"/>
-        </w:rPr>
-        <w:t xml:space="preserve">ning complex integrations end-to-end, improving </w:t>
+        <w:t xml:space="preserve">Adept at owning complex integrations end-to-end, improving </w:t>
       </w:r>
       <w:proofErr w:type="spellStart"/>
       <w:r>
@@ -232,12 +216,6 @@
         <w:gridCol w:w="2545"/>
       </w:tblGrid>
       <w:tr>
-        <w:tblPrEx>
-          <w:tblCellMar>
-            <w:top w:w="0" w:type="dxa"/>
-            <w:bottom w:w="0" w:type="dxa"/>
-          </w:tblCellMar>
-        </w:tblPrEx>
         <w:tc>
           <w:tcPr>
             <w:tcW w:w="1250" w:type="pct"/>
@@ -362,12 +340,6 @@
         </w:tc>
       </w:tr>
       <w:tr>
-        <w:tblPrEx>
-          <w:tblCellMar>
-            <w:top w:w="0" w:type="dxa"/>
-            <w:bottom w:w="0" w:type="dxa"/>
-          </w:tblCellMar>
-        </w:tblPrEx>
         <w:tc>
           <w:tcPr>
             <w:tcW w:w="1250" w:type="pct"/>
@@ -490,12 +462,6 @@
         </w:tc>
       </w:tr>
       <w:tr>
-        <w:tblPrEx>
-          <w:tblCellMar>
-            <w:top w:w="0" w:type="dxa"/>
-            <w:bottom w:w="0" w:type="dxa"/>
-          </w:tblCellMar>
-        </w:tblPrEx>
         <w:tc>
           <w:tcPr>
             <w:tcW w:w="1250" w:type="pct"/>
@@ -620,12 +586,6 @@
         </w:tc>
       </w:tr>
       <w:tr>
-        <w:tblPrEx>
-          <w:tblCellMar>
-            <w:top w:w="0" w:type="dxa"/>
-            <w:bottom w:w="0" w:type="dxa"/>
-          </w:tblCellMar>
-        </w:tblPrEx>
         <w:tc>
           <w:tcPr>
             <w:tcW w:w="1250" w:type="pct"/>
@@ -776,12 +736,6 @@
         </w:tc>
       </w:tr>
       <w:tr>
-        <w:tblPrEx>
-          <w:tblCellMar>
-            <w:top w:w="0" w:type="dxa"/>
-            <w:bottom w:w="0" w:type="dxa"/>
-          </w:tblCellMar>
-        </w:tblPrEx>
         <w:tc>
           <w:tcPr>
             <w:tcW w:w="1250" w:type="pct"/>
@@ -906,12 +860,6 @@
         </w:tc>
       </w:tr>
       <w:tr>
-        <w:tblPrEx>
-          <w:tblCellMar>
-            <w:top w:w="0" w:type="dxa"/>
-            <w:bottom w:w="0" w:type="dxa"/>
-          </w:tblCellMar>
-        </w:tblPrEx>
         <w:tc>
           <w:tcPr>
             <w:tcW w:w="1250" w:type="pct"/>
@@ -1034,12 +982,6 @@
         </w:tc>
       </w:tr>
       <w:tr>
-        <w:tblPrEx>
-          <w:tblCellMar>
-            <w:top w:w="0" w:type="dxa"/>
-            <w:bottom w:w="0" w:type="dxa"/>
-          </w:tblCellMar>
-        </w:tblPrEx>
         <w:tc>
           <w:tcPr>
             <w:tcW w:w="1250" w:type="pct"/>
@@ -1164,12 +1106,6 @@
         </w:tc>
       </w:tr>
       <w:tr>
-        <w:tblPrEx>
-          <w:tblCellMar>
-            <w:top w:w="0" w:type="dxa"/>
-            <w:bottom w:w="0" w:type="dxa"/>
-          </w:tblCellMar>
-        </w:tblPrEx>
         <w:tc>
           <w:tcPr>
             <w:tcW w:w="1250" w:type="pct"/>
@@ -1292,12 +1228,6 @@
         </w:tc>
       </w:tr>
       <w:tr>
-        <w:tblPrEx>
-          <w:tblCellMar>
-            <w:top w:w="0" w:type="dxa"/>
-            <w:bottom w:w="0" w:type="dxa"/>
-          </w:tblCellMar>
-        </w:tblPrEx>
         <w:tc>
           <w:tcPr>
             <w:tcW w:w="1250" w:type="pct"/>
@@ -1424,12 +1354,6 @@
         </w:tc>
       </w:tr>
       <w:tr>
-        <w:tblPrEx>
-          <w:tblCellMar>
-            <w:top w:w="0" w:type="dxa"/>
-            <w:bottom w:w="0" w:type="dxa"/>
-          </w:tblCellMar>
-        </w:tblPrEx>
         <w:tc>
           <w:tcPr>
             <w:tcW w:w="1250" w:type="pct"/>
@@ -1565,12 +1489,6 @@
         </w:tc>
       </w:tr>
       <w:tr>
-        <w:tblPrEx>
-          <w:tblCellMar>
-            <w:top w:w="0" w:type="dxa"/>
-            <w:bottom w:w="0" w:type="dxa"/>
-          </w:tblCellMar>
-        </w:tblPrEx>
         <w:tc>
           <w:tcPr>
             <w:tcW w:w="1250" w:type="pct"/>
@@ -1719,12 +1637,6 @@
         </w:tc>
       </w:tr>
       <w:tr>
-        <w:tblPrEx>
-          <w:tblCellMar>
-            <w:top w:w="0" w:type="dxa"/>
-            <w:bottom w:w="0" w:type="dxa"/>
-          </w:tblCellMar>
-        </w:tblPrEx>
         <w:tc>
           <w:tcPr>
             <w:tcW w:w="1250" w:type="pct"/>
@@ -1847,12 +1759,6 @@
         </w:tc>
       </w:tr>
       <w:tr>
-        <w:tblPrEx>
-          <w:tblCellMar>
-            <w:top w:w="0" w:type="dxa"/>
-            <w:bottom w:w="0" w:type="dxa"/>
-          </w:tblCellMar>
-        </w:tblPrEx>
         <w:tc>
           <w:tcPr>
             <w:tcW w:w="1250" w:type="pct"/>
@@ -1979,12 +1885,6 @@
         </w:tc>
       </w:tr>
       <w:tr>
-        <w:tblPrEx>
-          <w:tblCellMar>
-            <w:top w:w="0" w:type="dxa"/>
-            <w:bottom w:w="0" w:type="dxa"/>
-          </w:tblCellMar>
-        </w:tblPrEx>
         <w:tc>
           <w:tcPr>
             <w:tcW w:w="1250" w:type="pct"/>
@@ -2107,12 +2007,6 @@
         </w:tc>
       </w:tr>
       <w:tr>
-        <w:tblPrEx>
-          <w:tblCellMar>
-            <w:top w:w="0" w:type="dxa"/>
-            <w:bottom w:w="0" w:type="dxa"/>
-          </w:tblCellMar>
-        </w:tblPrEx>
         <w:tc>
           <w:tcPr>
             <w:tcW w:w="1250" w:type="pct"/>
@@ -2386,14 +2280,7 @@
           <w:rFonts w:ascii="Arial" w:eastAsia="Arial" w:hAnsi="Arial" w:cs="Arial"/>
           <w:color w:val="111111"/>
         </w:rPr>
-        <w:t>- Designed and implemented backend APIs</w:t>
-      </w:r>
-      <w:r>
-        <w:rPr>
-          <w:rFonts w:ascii="Arial" w:eastAsia="Arial" w:hAnsi="Arial" w:cs="Arial"/>
-          <w:color w:val="111111"/>
-        </w:rPr>
-        <w:t xml:space="preserve"> in Java with clear domain boundaries, versioned contracts, and validation rules that reduced integration defects and improved partner onboarding across enterprise customers.</w:t>
+        <w:t>- Designed and implemented backend APIs in Java with clear domain boundaries, versioned contracts, and validation rules that reduced integration defects and improved partner onboarding across enterprise customers.</w:t>
       </w:r>
     </w:p>
     <w:p>
@@ -2407,14 +2294,7 @@
           <w:rFonts w:ascii="Arial" w:eastAsia="Arial" w:hAnsi="Arial" w:cs="Arial"/>
           <w:color w:val="111111"/>
         </w:rPr>
-        <w:t>- Built resilient service workflows with defensive error handling, retries, and i</w:t>
-      </w:r>
-      <w:r>
-        <w:rPr>
-          <w:rFonts w:ascii="Arial" w:eastAsia="Arial" w:hAnsi="Arial" w:cs="Arial"/>
-          <w:color w:val="111111"/>
-        </w:rPr>
-        <w:t>dempotent processing so high-volume background jobs could recover gracefully from transient failures without manual intervention.</w:t>
+        <w:t>- Built resilient service workflows with defensive error handling, retries, and idempotent processing so high-volume background jobs could recover gracefully from transient failures without manual intervention.</w:t>
       </w:r>
     </w:p>
     <w:p>
@@ -2428,14 +2308,7 @@
           <w:rFonts w:ascii="Arial" w:eastAsia="Arial" w:hAnsi="Arial" w:cs="Arial"/>
           <w:color w:val="111111"/>
         </w:rPr>
-        <w:t>- Improved latency on key API endpoints by profiling database queries, adding targeted indexes, and restructuring response pay</w:t>
-      </w:r>
-      <w:r>
-        <w:rPr>
-          <w:rFonts w:ascii="Arial" w:eastAsia="Arial" w:hAnsi="Arial" w:cs="Arial"/>
-          <w:color w:val="111111"/>
-        </w:rPr>
-        <w:t>loads, resulting in faster page loads and more stable performance during peak usage.</w:t>
+        <w:t>- Improved latency on key API endpoints by profiling database queries, adding targeted indexes, and restructuring response payloads, resulting in faster page loads and more stable performance during peak usage.</w:t>
       </w:r>
     </w:p>
     <w:p>
@@ -2449,14 +2322,7 @@
           <w:rFonts w:ascii="Arial" w:eastAsia="Arial" w:hAnsi="Arial" w:cs="Arial"/>
           <w:color w:val="111111"/>
         </w:rPr>
-        <w:t>- Implemented authentication and authorization flows aligned with least-privilege principles, tightening access control around sensitive operations while maintaining a smo</w:t>
-      </w:r>
-      <w:r>
-        <w:rPr>
-          <w:rFonts w:ascii="Arial" w:eastAsia="Arial" w:hAnsi="Arial" w:cs="Arial"/>
-          <w:color w:val="111111"/>
-        </w:rPr>
-        <w:t>oth user experience across the web application.</w:t>
+        <w:t>- Implemented authentication and authorization flows aligned with least-privilege principles, tightening access control around sensitive operations while maintaining a smooth user experience across the web application.</w:t>
       </w:r>
     </w:p>
     <w:p>
@@ -2484,14 +2350,7 @@
           <w:rFonts w:ascii="Arial" w:eastAsia="Arial" w:hAnsi="Arial" w:cs="Arial"/>
           <w:color w:val="111111"/>
         </w:rPr>
-        <w:t>- Delivere</w:t>
-      </w:r>
-      <w:r>
-        <w:rPr>
-          <w:rFonts w:ascii="Arial" w:eastAsia="Arial" w:hAnsi="Arial" w:cs="Arial"/>
-          <w:color w:val="111111"/>
-        </w:rPr>
-        <w:t xml:space="preserve">d integration-heavy features by coordinating third-party API contracts, implementing robust </w:t>
+        <w:t xml:space="preserve">- Delivered integration-heavy features by coordinating third-party API contracts, implementing robust </w:t>
       </w:r>
       <w:proofErr w:type="spellStart"/>
       <w:r>
@@ -2521,14 +2380,7 @@
           <w:rFonts w:ascii="Arial" w:eastAsia="Arial" w:hAnsi="Arial" w:cs="Arial"/>
           <w:color w:val="111111"/>
         </w:rPr>
-        <w:t>- Introduced structured logging and co</w:t>
-      </w:r>
-      <w:r>
-        <w:rPr>
-          <w:rFonts w:ascii="Arial" w:eastAsia="Arial" w:hAnsi="Arial" w:cs="Arial"/>
-          <w:color w:val="111111"/>
-        </w:rPr>
-        <w:t>rrelation identifiers across distributed services, enabling engineers to trace cross-service requests quickly and reducing mean time to diagnose production issues significantly.</w:t>
+        <w:t>- Introduced structured logging and correlation identifiers across distributed services, enabling engineers to trace cross-service requests quickly and reducing mean time to diagnose production issues significantly.</w:t>
       </w:r>
     </w:p>
     <w:p>
@@ -2542,14 +2394,7 @@
           <w:rFonts w:ascii="Arial" w:eastAsia="Arial" w:hAnsi="Arial" w:cs="Arial"/>
           <w:color w:val="111111"/>
         </w:rPr>
-        <w:t>- Built dashboards and alerting around service health signals, converting nois</w:t>
-      </w:r>
-      <w:r>
-        <w:rPr>
-          <w:rFonts w:ascii="Arial" w:eastAsia="Arial" w:hAnsi="Arial" w:cs="Arial"/>
-          <w:color w:val="111111"/>
-        </w:rPr>
-        <w:t>y logs into actionable metrics so incidents were detected earlier and escalations were based on measurable customer impact.</w:t>
+        <w:t>- Built dashboards and alerting around service health signals, converting noisy logs into actionable metrics so incidents were detected earlier and escalations were based on measurable customer impact.</w:t>
       </w:r>
     </w:p>
     <w:p>
@@ -2563,14 +2408,7 @@
           <w:rFonts w:ascii="Arial" w:eastAsia="Arial" w:hAnsi="Arial" w:cs="Arial"/>
           <w:color w:val="111111"/>
         </w:rPr>
-        <w:t>- Strengthened CI/CD quality gates by expanding automated tests, adding regression coverage for critical API paths, and enforcing co</w:t>
-      </w:r>
-      <w:r>
-        <w:rPr>
-          <w:rFonts w:ascii="Arial" w:eastAsia="Arial" w:hAnsi="Arial" w:cs="Arial"/>
-          <w:color w:val="111111"/>
-        </w:rPr>
-        <w:t>nsistent build standards so deployments stayed reliable at higher velocity.</w:t>
+        <w:t>- Strengthened CI/CD quality gates by expanding automated tests, adding regression coverage for critical API paths, and enforcing consistent build standards so deployments stayed reliable at higher velocity.</w:t>
       </w:r>
     </w:p>
     <w:p>
@@ -2585,14 +2423,7 @@
           <w:color w:val="111111"/>
         </w:rPr>
         <w:lastRenderedPageBreak/>
-        <w:t>- Led refactors that reduced technical debt by extracting shared libraries, simplifying overgrown modules, and documenting system boundaries, which made onboarding faster and futur</w:t>
-      </w:r>
-      <w:r>
-        <w:rPr>
-          <w:rFonts w:ascii="Arial" w:eastAsia="Arial" w:hAnsi="Arial" w:cs="Arial"/>
-          <w:color w:val="111111"/>
-        </w:rPr>
-        <w:t>e changes less risky.</w:t>
+        <w:t>- Led refactors that reduced technical debt by extracting shared libraries, simplifying overgrown modules, and documenting system boundaries, which made onboarding faster and future changes less risky.</w:t>
       </w:r>
     </w:p>
     <w:p>
@@ -2620,14 +2451,7 @@
           <w:rFonts w:ascii="Arial" w:eastAsia="Arial" w:hAnsi="Arial" w:cs="Arial"/>
           <w:color w:val="111111"/>
         </w:rPr>
-        <w:t xml:space="preserve">- Partnered with product to </w:t>
-      </w:r>
-      <w:r>
-        <w:rPr>
-          <w:rFonts w:ascii="Arial" w:eastAsia="Arial" w:hAnsi="Arial" w:cs="Arial"/>
-          <w:color w:val="111111"/>
-        </w:rPr>
-        <w:t>de-risk ambiguous requirements by writing technical proposals, validating edge cases early, and iterating on the smallest shippable slices to keep timelines realistic and transparent.</w:t>
+        <w:t>- Partnered with product to de-risk ambiguous requirements by writing technical proposals, validating edge cases early, and iterating on the smallest shippable slices to keep timelines realistic and transparent.</w:t>
       </w:r>
     </w:p>
     <w:p>
@@ -2641,14 +2465,7 @@
           <w:rFonts w:ascii="Arial" w:eastAsia="Arial" w:hAnsi="Arial" w:cs="Arial"/>
           <w:color w:val="111111"/>
         </w:rPr>
-        <w:t>- Optimized operational efficiency by automating recurring support tasks</w:t>
-      </w:r>
-      <w:r>
-        <w:rPr>
-          <w:rFonts w:ascii="Arial" w:eastAsia="Arial" w:hAnsi="Arial" w:cs="Arial"/>
-          <w:color w:val="111111"/>
-        </w:rPr>
-        <w:t xml:space="preserve"> and adding </w:t>
+        <w:t xml:space="preserve">- Optimized operational efficiency by automating recurring support tasks and adding </w:t>
       </w:r>
       <w:proofErr w:type="spellStart"/>
       <w:r>
@@ -2694,14 +2511,7 @@
           <w:rFonts w:ascii="Arial" w:eastAsia="Arial" w:hAnsi="Arial" w:cs="Arial"/>
           <w:color w:val="111111"/>
         </w:rPr>
-        <w:t>, ensur</w:t>
-      </w:r>
-      <w:r>
-        <w:rPr>
-          <w:rFonts w:ascii="Arial" w:eastAsia="Arial" w:hAnsi="Arial" w:cs="Arial"/>
-          <w:color w:val="111111"/>
-        </w:rPr>
-        <w:t>ing the platform scaled without sacrificing clarity or stability.</w:t>
+        <w:t>, ensuring the platform scaled without sacrificing clarity or stability.</w:t>
       </w:r>
     </w:p>
     <w:p>
@@ -2776,14 +2586,7 @@
           <w:rFonts w:ascii="Arial" w:eastAsia="Arial" w:hAnsi="Arial" w:cs="Arial"/>
           <w:color w:val="111111"/>
         </w:rPr>
-        <w:t xml:space="preserve">- Developed full-stack capabilities by delivering React-driven user interfaces paired with dependable backend services, ensuring </w:t>
-      </w:r>
-      <w:r>
-        <w:rPr>
-          <w:rFonts w:ascii="Arial" w:eastAsia="Arial" w:hAnsi="Arial" w:cs="Arial"/>
-          <w:color w:val="111111"/>
-        </w:rPr>
-        <w:t>features worked cohesively from browser interactions through server-side business logic.</w:t>
+        <w:t>- Developed full-stack capabilities by delivering React-driven user interfaces paired with dependable backend services, ensuring features worked cohesively from browser interactions through server-side business logic.</w:t>
       </w:r>
     </w:p>
     <w:p>
@@ -2797,14 +2600,7 @@
           <w:rFonts w:ascii="Arial" w:eastAsia="Arial" w:hAnsi="Arial" w:cs="Arial"/>
           <w:color w:val="111111"/>
         </w:rPr>
-        <w:t>- Implemented REST APIs with clear request/response contracts, consistent error semantics, and practical validation so frontend teams could integrate confidently witho</w:t>
-      </w:r>
-      <w:r>
-        <w:rPr>
-          <w:rFonts w:ascii="Arial" w:eastAsia="Arial" w:hAnsi="Arial" w:cs="Arial"/>
-          <w:color w:val="111111"/>
-        </w:rPr>
-        <w:t>ut repeated rework or ambiguous edge cases.</w:t>
+        <w:t>- Implemented REST APIs with clear request/response contracts, consistent error semantics, and practical validation so frontend teams could integrate confidently without repeated rework or ambiguous edge cases.</w:t>
       </w:r>
     </w:p>
     <w:p>
@@ -2846,14 +2642,7 @@
           <w:rFonts w:ascii="Arial" w:eastAsia="Arial" w:hAnsi="Arial" w:cs="Arial"/>
           <w:color w:val="111111"/>
         </w:rPr>
-        <w:t>- Integrated external services and third-party AP</w:t>
-      </w:r>
-      <w:r>
-        <w:rPr>
-          <w:rFonts w:ascii="Arial" w:eastAsia="Arial" w:hAnsi="Arial" w:cs="Arial"/>
-          <w:color w:val="111111"/>
-        </w:rPr>
-        <w:t>Is with robust timeouts, retries, and normalization logic, maintaining reliable data flow even when providers had partial outages or inconsistent responses.</w:t>
+        <w:t>- Integrated external services and third-party APIs with robust timeouts, retries, and normalization logic, maintaining reliable data flow even when providers had partial outages or inconsistent responses.</w:t>
       </w:r>
     </w:p>
     <w:p>
@@ -2867,14 +2656,7 @@
           <w:rFonts w:ascii="Arial" w:eastAsia="Arial" w:hAnsi="Arial" w:cs="Arial"/>
           <w:color w:val="111111"/>
         </w:rPr>
-        <w:t>- Collaborated closely with design and product to implement responsive layouts and polished interac</w:t>
-      </w:r>
-      <w:r>
-        <w:rPr>
-          <w:rFonts w:ascii="Arial" w:eastAsia="Arial" w:hAnsi="Arial" w:cs="Arial"/>
-          <w:color w:val="111111"/>
-        </w:rPr>
-        <w:t>tions, translating mockups into production-ready experiences that remained stable across browsers and devices.</w:t>
+        <w:t>- Collaborated closely with design and product to implement responsive layouts and polished interactions, translating mockups into production-ready experiences that remained stable across browsers and devices.</w:t>
       </w:r>
     </w:p>
     <w:p>
@@ -2902,14 +2684,7 @@
           <w:rFonts w:ascii="Arial" w:eastAsia="Arial" w:hAnsi="Arial" w:cs="Arial"/>
           <w:color w:val="111111"/>
         </w:rPr>
-        <w:t xml:space="preserve">- Delivered iterative improvements by breaking </w:t>
-      </w:r>
-      <w:r>
-        <w:rPr>
-          <w:rFonts w:ascii="Arial" w:eastAsia="Arial" w:hAnsi="Arial" w:cs="Arial"/>
-          <w:color w:val="111111"/>
-        </w:rPr>
-        <w:t>large initiatives into manageable releases, aligning milestones with stakeholder expectations and ensuring each increment added customer value without destabilizing the platform.</w:t>
+        <w:t>- Delivered iterative improvements by breaking large initiatives into manageable releases, aligning milestones with stakeholder expectations and ensuring each increment added customer value without destabilizing the platform.</w:t>
       </w:r>
     </w:p>
     <w:p>
@@ -2923,14 +2698,7 @@
           <w:rFonts w:ascii="Arial" w:eastAsia="Arial" w:hAnsi="Arial" w:cs="Arial"/>
           <w:color w:val="111111"/>
         </w:rPr>
-        <w:t>- Contributed to cloud deployments and environment configuration, improving r</w:t>
-      </w:r>
-      <w:r>
-        <w:rPr>
-          <w:rFonts w:ascii="Arial" w:eastAsia="Arial" w:hAnsi="Arial" w:cs="Arial"/>
-          <w:color w:val="111111"/>
-        </w:rPr>
-        <w:t>epeatability through scripted setup steps and reducing configuration drift between development, staging, and production environments.</w:t>
+        <w:t>- Contributed to cloud deployments and environment configuration, improving repeatability through scripted setup steps and reducing configuration drift between development, staging, and production environments.</w:t>
       </w:r>
     </w:p>
     <w:p>
@@ -2944,14 +2712,7 @@
           <w:rFonts w:ascii="Arial" w:eastAsia="Arial" w:hAnsi="Arial" w:cs="Arial"/>
           <w:color w:val="111111"/>
         </w:rPr>
-        <w:t>- Improved code quality through disciplined reviews and refactoring, focusing on maintainable architecture boundaries, cle</w:t>
-      </w:r>
-      <w:r>
-        <w:rPr>
-          <w:rFonts w:ascii="Arial" w:eastAsia="Arial" w:hAnsi="Arial" w:cs="Arial"/>
-          <w:color w:val="111111"/>
-        </w:rPr>
-        <w:t>ar naming, and pragmatic test coverage for the most failure-prone workflows.</w:t>
+        <w:t>- Improved code quality through disciplined reviews and refactoring, focusing on maintainable architecture boundaries, clear naming, and pragmatic test coverage for the most failure-prone workflows.</w:t>
       </w:r>
     </w:p>
     <w:p>
@@ -2965,14 +2726,7 @@
           <w:rFonts w:ascii="Arial" w:eastAsia="Arial" w:hAnsi="Arial" w:cs="Arial"/>
           <w:color w:val="111111"/>
         </w:rPr>
-        <w:t xml:space="preserve">- Supported data-heavy business logic by optimizing queries and refining API payloads, ensuring screens remained responsive and backend processing stayed stable as customer usage </w:t>
-      </w:r>
-      <w:r>
-        <w:rPr>
-          <w:rFonts w:ascii="Arial" w:eastAsia="Arial" w:hAnsi="Arial" w:cs="Arial"/>
-          <w:color w:val="111111"/>
-        </w:rPr>
-        <w:t>and dataset sizes increased.</w:t>
+        <w:t>- Supported data-heavy business logic by optimizing queries and refining API payloads, ensuring screens remained responsive and backend processing stayed stable as customer usage and dataset sizes increased.</w:t>
       </w:r>
     </w:p>
     <w:p>
@@ -3036,14 +2790,7 @@
           <w:rFonts w:ascii="Arial" w:eastAsia="Arial" w:hAnsi="Arial" w:cs="Arial"/>
           <w:color w:val="111111"/>
         </w:rPr>
-        <w:t>- Built and maintained backend services and web applications for internal and client-facing systems, delivering consistent functionality while balancing feature de</w:t>
-      </w:r>
-      <w:r>
-        <w:rPr>
-          <w:rFonts w:ascii="Arial" w:eastAsia="Arial" w:hAnsi="Arial" w:cs="Arial"/>
-          <w:color w:val="111111"/>
-        </w:rPr>
-        <w:t>livery with long-term maintainability concerns.</w:t>
+        <w:t>- Built and maintained backend services and web applications for internal and client-facing systems, delivering consistent functionality while balancing feature delivery with long-term maintainability concerns.</w:t>
       </w:r>
     </w:p>
     <w:p>
@@ -3071,14 +2818,7 @@
           <w:rFonts w:ascii="Arial" w:eastAsia="Arial" w:hAnsi="Arial" w:cs="Arial"/>
           <w:color w:val="111111"/>
         </w:rPr>
-        <w:t>- Partner</w:t>
-      </w:r>
-      <w:r>
-        <w:rPr>
-          <w:rFonts w:ascii="Arial" w:eastAsia="Arial" w:hAnsi="Arial" w:cs="Arial"/>
-          <w:color w:val="111111"/>
-        </w:rPr>
-        <w:t>ed with senior engineers to understand architecture and deployment workflows, then applied that knowledge to ship changes safely and reduce the operational risk of routine releases.</w:t>
+        <w:t>- Partnered with senior engineers to understand architecture and deployment workflows, then applied that knowledge to ship changes safely and reduce the operational risk of routine releases.</w:t>
       </w:r>
     </w:p>
     <w:p>
@@ -3092,14 +2832,7 @@
           <w:rFonts w:ascii="Arial" w:eastAsia="Arial" w:hAnsi="Arial" w:cs="Arial"/>
           <w:color w:val="111111"/>
         </w:rPr>
-        <w:t>- Performed debugging and production support by tracing failures to root c</w:t>
-      </w:r>
-      <w:r>
-        <w:rPr>
-          <w:rFonts w:ascii="Arial" w:eastAsia="Arial" w:hAnsi="Arial" w:cs="Arial"/>
-          <w:color w:val="111111"/>
-        </w:rPr>
-        <w:t xml:space="preserve">auses, proposing targeted fixes, and documenting </w:t>
+        <w:t xml:space="preserve">- Performed debugging and production support by tracing failures to root causes, proposing targeted fixes, and documenting </w:t>
       </w:r>
       <w:proofErr w:type="spellStart"/>
       <w:r>
@@ -3129,14 +2862,7 @@
           <w:rFonts w:ascii="Arial" w:eastAsia="Arial" w:hAnsi="Arial" w:cs="Arial"/>
           <w:color w:val="111111"/>
         </w:rPr>
-        <w:t xml:space="preserve">- Improved performance of slow operations by analyzing query patterns and tightening data access logic, helping critical screens </w:t>
-      </w:r>
-      <w:r>
-        <w:rPr>
-          <w:rFonts w:ascii="Arial" w:eastAsia="Arial" w:hAnsi="Arial" w:cs="Arial"/>
-          <w:color w:val="111111"/>
-        </w:rPr>
-        <w:t>load more reliably as usage increased across the organization.</w:t>
+        <w:t>- Improved performance of slow operations by analyzing query patterns and tightening data access logic, helping critical screens load more reliably as usage increased across the organization.</w:t>
       </w:r>
     </w:p>
     <w:p>
@@ -3150,14 +2876,7 @@
           <w:rFonts w:ascii="Arial" w:eastAsia="Arial" w:hAnsi="Arial" w:cs="Arial"/>
           <w:color w:val="111111"/>
         </w:rPr>
-        <w:t>- Collaborated across teams to deliver features aligned with business priorities, translating requirements into practical implementations while keeping communication clear and timelines realist</w:t>
-      </w:r>
-      <w:r>
-        <w:rPr>
-          <w:rFonts w:ascii="Arial" w:eastAsia="Arial" w:hAnsi="Arial" w:cs="Arial"/>
-          <w:color w:val="111111"/>
-        </w:rPr>
-        <w:t>ic.</w:t>
+        <w:t>- Collaborated across teams to deliver features aligned with business priorities, translating requirements into practical implementations while keeping communication clear and timelines realistic.</w:t>
       </w:r>
     </w:p>
     <w:p>
@@ -3188,8 +2907,6 @@
       <w:pPr>
         <w:spacing w:after="80"/>
       </w:pPr>
-      <w:bookmarkStart w:id="0" w:name="_GoBack"/>
-      <w:bookmarkEnd w:id="0"/>
     </w:p>
     <w:p>
       <w:pPr>
@@ -3220,18 +2937,7 @@
           <w:sz w:val="22"/>
           <w:szCs w:val="22"/>
         </w:rPr>
-        <w:t>Bachelor’s degree in Computer Scienc</w:t>
-      </w:r>
-      <w:r>
-        <w:rPr>
-          <w:rFonts w:ascii="Arial" w:eastAsia="Arial" w:hAnsi="Arial" w:cs="Arial"/>
-          <w:b/>
-          <w:bCs/>
-          <w:color w:val="111111"/>
-          <w:sz w:val="22"/>
-          <w:szCs w:val="22"/>
-        </w:rPr>
-        <w:t>e</w:t>
+        <w:t>Bachelor’s degree in Computer Science</w:t>
       </w:r>
     </w:p>
     <w:p>

--- a/Tyler/Java React/Tyler_Roberts.docx
+++ b/Tyler/Java React/Tyler_Roberts.docx
@@ -44,7 +44,7 @@
           <w:sz w:val="19"/>
           <w:szCs w:val="19"/>
         </w:rPr>
-        <w:t>tylerroberts.dev@oudook.com | linkedin.com/in/tyler-roberts-3b839b3a9/ | Florida, United States | +1 (321) 376-7095</w:t>
+        <w:t>tylerrdev@outlook.com | linkedin.com/in/tyler-roberts-76a8193b2/ | Florida, United States | +1 (321) 376-7095</w:t>
       </w:r>
     </w:p>
     <w:p>
@@ -104,18 +104,8 @@
           <w:rFonts w:ascii="Arial" w:hAnsi="Arial" w:cs="Arial"/>
           <w:sz w:val="20"/>
         </w:rPr>
-        <w:t xml:space="preserve">cloud-native </w:t>
-      </w:r>
-      <w:proofErr w:type="spellStart"/>
-      <w:r>
-        <w:rPr>
-          <w:rStyle w:val="Strong"/>
-          <w:rFonts w:ascii="Arial" w:hAnsi="Arial" w:cs="Arial"/>
-          <w:sz w:val="20"/>
-        </w:rPr>
-        <w:t>SaaS</w:t>
-      </w:r>
-      <w:proofErr w:type="spellEnd"/>
+        <w:t>cloud-native SaaS</w:t>
+      </w:r>
       <w:r>
         <w:rPr>
           <w:rFonts w:ascii="Arial" w:hAnsi="Arial" w:cs="Arial"/>
@@ -151,15 +141,7 @@
           <w:rFonts w:ascii="Arial" w:hAnsi="Arial" w:cs="Arial"/>
           <w:sz w:val="20"/>
         </w:rPr>
-        <w:t xml:space="preserve"> frontends. </w:t>
-      </w:r>
-      <w:proofErr w:type="gramStart"/>
-      <w:r>
-        <w:rPr>
-          <w:rFonts w:ascii="Arial" w:hAnsi="Arial" w:cs="Arial"/>
-          <w:sz w:val="20"/>
-        </w:rPr>
-        <w:t xml:space="preserve">Proven track record designing </w:t>
+        <w:t xml:space="preserve"> frontends. Proven track record designing </w:t>
       </w:r>
       <w:r>
         <w:rPr>
@@ -176,7 +158,6 @@
         </w:rPr>
         <w:t xml:space="preserve">, </w:t>
       </w:r>
-      <w:proofErr w:type="spellStart"/>
       <w:r>
         <w:rPr>
           <w:rStyle w:val="Strong"/>
@@ -185,7 +166,6 @@
         </w:rPr>
         <w:t>microservices</w:t>
       </w:r>
-      <w:proofErr w:type="spellEnd"/>
       <w:r>
         <w:rPr>
           <w:rFonts w:ascii="Arial" w:hAnsi="Arial" w:cs="Arial"/>
@@ -206,23 +186,7 @@
           <w:rFonts w:ascii="Arial" w:hAnsi="Arial" w:cs="Arial"/>
           <w:sz w:val="20"/>
         </w:rPr>
-        <w:t>, while delivering polished UI experiences and measurable performance gains.</w:t>
-      </w:r>
-      <w:proofErr w:type="gramEnd"/>
-      <w:r>
-        <w:rPr>
-          <w:rFonts w:ascii="Arial" w:hAnsi="Arial" w:cs="Arial"/>
-          <w:sz w:val="20"/>
-        </w:rPr>
-        <w:t xml:space="preserve"> </w:t>
-      </w:r>
-      <w:proofErr w:type="gramStart"/>
-      <w:r>
-        <w:rPr>
-          <w:rFonts w:ascii="Arial" w:hAnsi="Arial" w:cs="Arial"/>
-          <w:sz w:val="20"/>
-        </w:rPr>
-        <w:t xml:space="preserve">Experienced with </w:t>
+        <w:t xml:space="preserve">, while delivering polished UI experiences and measurable performance gains. Experienced with </w:t>
       </w:r>
       <w:r>
         <w:rPr>
@@ -297,25 +261,8 @@
           <w:rFonts w:ascii="Arial" w:hAnsi="Arial" w:cs="Arial"/>
           <w:sz w:val="20"/>
         </w:rPr>
-        <w:t xml:space="preserve"> for enterprise integrations.</w:t>
-      </w:r>
-      <w:proofErr w:type="gramEnd"/>
-      <w:r>
-        <w:rPr>
-          <w:rFonts w:ascii="Arial" w:hAnsi="Arial" w:cs="Arial"/>
-          <w:sz w:val="20"/>
-        </w:rPr>
-        <w:t xml:space="preserve"> </w:t>
-      </w:r>
-      <w:proofErr w:type="gramStart"/>
-      <w:r>
-        <w:rPr>
-          <w:rFonts w:ascii="Arial" w:hAnsi="Arial" w:cs="Arial"/>
-          <w:sz w:val="20"/>
-        </w:rPr>
-        <w:t xml:space="preserve">Known for improving </w:t>
-      </w:r>
-      <w:proofErr w:type="spellStart"/>
+        <w:t xml:space="preserve"> for enterprise integrations. Known for improving </w:t>
+      </w:r>
       <w:r>
         <w:rPr>
           <w:rStyle w:val="Strong"/>
@@ -324,7 +271,6 @@
         </w:rPr>
         <w:t>observability</w:t>
       </w:r>
-      <w:proofErr w:type="spellEnd"/>
       <w:r>
         <w:rPr>
           <w:rFonts w:ascii="Arial" w:hAnsi="Arial" w:cs="Arial"/>
@@ -377,7 +323,6 @@
         </w:rPr>
         <w:t>, and partnering closely with product to translate ambiguous requirements into maintainable, high-impact solutions.</w:t>
       </w:r>
-      <w:proofErr w:type="gramEnd"/>
     </w:p>
     <w:p>
       <w:pPr>
@@ -483,23 +428,7 @@
           <w:rFonts w:ascii="Arial" w:hAnsi="Arial" w:cs="Arial"/>
           <w:sz w:val="20"/>
         </w:rPr>
-        <w:t xml:space="preserve">, Maven, </w:t>
-      </w:r>
-      <w:proofErr w:type="spellStart"/>
-      <w:r>
-        <w:rPr>
-          <w:rFonts w:ascii="Arial" w:hAnsi="Arial" w:cs="Arial"/>
-          <w:sz w:val="20"/>
-        </w:rPr>
-        <w:t>Gradle</w:t>
-      </w:r>
-      <w:proofErr w:type="spellEnd"/>
-      <w:r>
-        <w:rPr>
-          <w:rFonts w:ascii="Arial" w:hAnsi="Arial" w:cs="Arial"/>
-          <w:sz w:val="20"/>
-        </w:rPr>
-        <w:t xml:space="preserve">, </w:t>
+        <w:t xml:space="preserve">, Maven, Gradle, </w:t>
       </w:r>
       <w:r>
         <w:rPr>
@@ -514,55 +443,7 @@
           <w:rFonts w:ascii="Arial" w:hAnsi="Arial" w:cs="Arial"/>
           <w:sz w:val="20"/>
         </w:rPr>
-        <w:t xml:space="preserve">, </w:t>
-      </w:r>
-      <w:proofErr w:type="spellStart"/>
-      <w:r>
-        <w:rPr>
-          <w:rFonts w:ascii="Arial" w:hAnsi="Arial" w:cs="Arial"/>
-          <w:sz w:val="20"/>
-        </w:rPr>
-        <w:t>OpenAPI</w:t>
-      </w:r>
-      <w:proofErr w:type="spellEnd"/>
-      <w:r>
-        <w:rPr>
-          <w:rFonts w:ascii="Arial" w:hAnsi="Arial" w:cs="Arial"/>
-          <w:sz w:val="20"/>
-        </w:rPr>
-        <w:t xml:space="preserve">/Swagger, JSON Schema, </w:t>
-      </w:r>
-      <w:proofErr w:type="spellStart"/>
-      <w:r>
-        <w:rPr>
-          <w:rFonts w:ascii="Arial" w:hAnsi="Arial" w:cs="Arial"/>
-          <w:sz w:val="20"/>
-        </w:rPr>
-        <w:t>microservices</w:t>
-      </w:r>
-      <w:proofErr w:type="spellEnd"/>
-      <w:r>
-        <w:rPr>
-          <w:rFonts w:ascii="Arial" w:hAnsi="Arial" w:cs="Arial"/>
-          <w:sz w:val="20"/>
-        </w:rPr>
-        <w:t xml:space="preserve"> patterns, background processing, </w:t>
-      </w:r>
-      <w:proofErr w:type="spellStart"/>
-      <w:r>
-        <w:rPr>
-          <w:rFonts w:ascii="Arial" w:hAnsi="Arial" w:cs="Arial"/>
-          <w:sz w:val="20"/>
-        </w:rPr>
-        <w:t>webhook</w:t>
-      </w:r>
-      <w:proofErr w:type="spellEnd"/>
-      <w:r>
-        <w:rPr>
-          <w:rFonts w:ascii="Arial" w:hAnsi="Arial" w:cs="Arial"/>
-          <w:sz w:val="20"/>
-        </w:rPr>
-        <w:t xml:space="preserve"> architectures, third-party API integrations, SFTP/file-based integrations</w:t>
+        <w:t>, OpenAPI/Swagger, JSON Schema, microservices patterns, background processing, webhook architectures, third-party API integrations, SFTP/file-based integrations</w:t>
       </w:r>
     </w:p>
     <w:p>
@@ -593,7 +474,6 @@
         </w:rPr>
         <w:t xml:space="preserve"> — Relational: </w:t>
       </w:r>
-      <w:proofErr w:type="spellStart"/>
       <w:r>
         <w:rPr>
           <w:rStyle w:val="Strong"/>
@@ -602,7 +482,6 @@
         </w:rPr>
         <w:t>PostgreSQL</w:t>
       </w:r>
-      <w:proofErr w:type="spellEnd"/>
       <w:r>
         <w:rPr>
           <w:rFonts w:ascii="Arial" w:hAnsi="Arial" w:cs="Arial"/>
@@ -638,25 +517,8 @@
           <w:rFonts w:ascii="Arial" w:hAnsi="Arial" w:cs="Arial"/>
           <w:sz w:val="20"/>
         </w:rPr>
-        <w:t xml:space="preserve"> | </w:t>
-      </w:r>
-      <w:proofErr w:type="spellStart"/>
-      <w:r>
-        <w:rPr>
-          <w:rFonts w:ascii="Arial" w:hAnsi="Arial" w:cs="Arial"/>
-          <w:sz w:val="20"/>
-        </w:rPr>
-        <w:t>NoSQL</w:t>
-      </w:r>
-      <w:proofErr w:type="spellEnd"/>
-      <w:r>
-        <w:rPr>
-          <w:rFonts w:ascii="Arial" w:hAnsi="Arial" w:cs="Arial"/>
-          <w:sz w:val="20"/>
-        </w:rPr>
-        <w:t xml:space="preserve">: </w:t>
-      </w:r>
-      <w:proofErr w:type="spellStart"/>
+        <w:t xml:space="preserve"> | NoSQL: </w:t>
+      </w:r>
       <w:r>
         <w:rPr>
           <w:rStyle w:val="Strong"/>
@@ -665,7 +527,6 @@
         </w:rPr>
         <w:t>Redis</w:t>
       </w:r>
-      <w:proofErr w:type="spellEnd"/>
       <w:r>
         <w:rPr>
           <w:rFonts w:ascii="Arial" w:hAnsi="Arial" w:cs="Arial"/>
@@ -673,7 +534,6 @@
         </w:rPr>
         <w:t xml:space="preserve">, </w:t>
       </w:r>
-      <w:proofErr w:type="spellStart"/>
       <w:r>
         <w:rPr>
           <w:rStyle w:val="Strong"/>
@@ -682,7 +542,6 @@
         </w:rPr>
         <w:t>MongoDB</w:t>
       </w:r>
-      <w:proofErr w:type="spellEnd"/>
       <w:r>
         <w:rPr>
           <w:rFonts w:ascii="Arial" w:hAnsi="Arial" w:cs="Arial"/>
@@ -690,7 +549,6 @@
         </w:rPr>
         <w:t xml:space="preserve">, </w:t>
       </w:r>
-      <w:proofErr w:type="spellStart"/>
       <w:r>
         <w:rPr>
           <w:rStyle w:val="Strong"/>
@@ -699,7 +557,6 @@
         </w:rPr>
         <w:t>DynamoDB</w:t>
       </w:r>
-      <w:proofErr w:type="spellEnd"/>
       <w:r>
         <w:rPr>
           <w:rFonts w:ascii="Arial" w:hAnsi="Arial" w:cs="Arial"/>
@@ -737,7 +594,6 @@
         </w:rPr>
         <w:t xml:space="preserve">, </w:t>
       </w:r>
-      <w:proofErr w:type="spellStart"/>
       <w:r>
         <w:rPr>
           <w:rStyle w:val="Strong"/>
@@ -746,7 +602,6 @@
         </w:rPr>
         <w:t>RabbitMQ</w:t>
       </w:r>
-      <w:proofErr w:type="spellEnd"/>
       <w:r>
         <w:rPr>
           <w:rFonts w:ascii="Arial" w:hAnsi="Arial" w:cs="Arial"/>
@@ -754,7 +609,6 @@
         </w:rPr>
         <w:t xml:space="preserve"> | Search: </w:t>
       </w:r>
-      <w:proofErr w:type="spellStart"/>
       <w:r>
         <w:rPr>
           <w:rStyle w:val="Strong"/>
@@ -763,7 +617,6 @@
         </w:rPr>
         <w:t>Elasticsearch</w:t>
       </w:r>
-      <w:proofErr w:type="spellEnd"/>
       <w:r>
         <w:rPr>
           <w:rFonts w:ascii="Arial" w:hAnsi="Arial" w:cs="Arial"/>
@@ -801,7 +654,6 @@
         </w:rPr>
         <w:t xml:space="preserve">, </w:t>
       </w:r>
-      <w:proofErr w:type="spellStart"/>
       <w:r>
         <w:rPr>
           <w:rStyle w:val="Strong"/>
@@ -810,7 +662,6 @@
         </w:rPr>
         <w:t>BigQuery</w:t>
       </w:r>
-      <w:proofErr w:type="spellEnd"/>
       <w:r>
         <w:rPr>
           <w:rFonts w:ascii="Arial" w:hAnsi="Arial" w:cs="Arial"/>
@@ -838,18 +689,8 @@
           <w:rFonts w:ascii="Arial" w:hAnsi="Arial" w:cs="Arial"/>
           <w:sz w:val="20"/>
         </w:rPr>
-        <w:t xml:space="preserve">Cloud &amp; </w:t>
-      </w:r>
-      <w:proofErr w:type="spellStart"/>
-      <w:r>
-        <w:rPr>
-          <w:rStyle w:val="Strong"/>
-          <w:rFonts w:ascii="Arial" w:hAnsi="Arial" w:cs="Arial"/>
-          <w:sz w:val="20"/>
-        </w:rPr>
-        <w:t>DevOps</w:t>
-      </w:r>
-      <w:proofErr w:type="spellEnd"/>
+        <w:t>Cloud &amp; DevOps</w:t>
+      </w:r>
       <w:r>
         <w:rPr>
           <w:rFonts w:ascii="Arial" w:hAnsi="Arial" w:cs="Arial"/>
@@ -962,7 +803,6 @@
         </w:rPr>
         <w:t xml:space="preserve">, </w:t>
       </w:r>
-      <w:proofErr w:type="spellStart"/>
       <w:r>
         <w:rPr>
           <w:rStyle w:val="Strong"/>
@@ -971,7 +811,6 @@
         </w:rPr>
         <w:t>CloudFront</w:t>
       </w:r>
-      <w:proofErr w:type="spellEnd"/>
       <w:r>
         <w:rPr>
           <w:rFonts w:ascii="Arial" w:hAnsi="Arial" w:cs="Arial"/>
@@ -994,7 +833,6 @@
         </w:rPr>
         <w:t xml:space="preserve">, </w:t>
       </w:r>
-      <w:proofErr w:type="spellStart"/>
       <w:r>
         <w:rPr>
           <w:rStyle w:val="Strong"/>
@@ -1003,7 +841,6 @@
         </w:rPr>
         <w:t>DynamoDB</w:t>
       </w:r>
-      <w:proofErr w:type="spellEnd"/>
       <w:r>
         <w:rPr>
           <w:rFonts w:ascii="Arial" w:hAnsi="Arial" w:cs="Arial"/>
@@ -1011,7 +848,6 @@
         </w:rPr>
         <w:t xml:space="preserve">, </w:t>
       </w:r>
-      <w:proofErr w:type="spellStart"/>
       <w:r>
         <w:rPr>
           <w:rStyle w:val="Strong"/>
@@ -1020,7 +856,6 @@
         </w:rPr>
         <w:t>ElastiCache</w:t>
       </w:r>
-      <w:proofErr w:type="spellEnd"/>
       <w:r>
         <w:rPr>
           <w:rFonts w:ascii="Arial" w:hAnsi="Arial" w:cs="Arial"/>
@@ -1028,7 +863,6 @@
         </w:rPr>
         <w:t xml:space="preserve">, </w:t>
       </w:r>
-      <w:proofErr w:type="spellStart"/>
       <w:r>
         <w:rPr>
           <w:rStyle w:val="Strong"/>
@@ -1037,7 +871,6 @@
         </w:rPr>
         <w:t>EventBridge</w:t>
       </w:r>
-      <w:proofErr w:type="spellEnd"/>
       <w:r>
         <w:rPr>
           <w:rFonts w:ascii="Arial" w:hAnsi="Arial" w:cs="Arial"/>
@@ -1135,7 +968,6 @@
         </w:rPr>
         <w:t xml:space="preserve">, Cloud Run, Pub/Sub, Cloud Storage, </w:t>
       </w:r>
-      <w:proofErr w:type="spellStart"/>
       <w:r>
         <w:rPr>
           <w:rStyle w:val="Strong"/>
@@ -1144,7 +976,6 @@
         </w:rPr>
         <w:t>BigQuery</w:t>
       </w:r>
-      <w:proofErr w:type="spellEnd"/>
       <w:r>
         <w:rPr>
           <w:rFonts w:ascii="Arial" w:hAnsi="Arial" w:cs="Arial"/>
@@ -1152,7 +983,6 @@
         </w:rPr>
         <w:t xml:space="preserve"> (as consumer/integrator) | </w:t>
       </w:r>
-      <w:proofErr w:type="spellStart"/>
       <w:r>
         <w:rPr>
           <w:rStyle w:val="Strong"/>
@@ -1161,7 +991,6 @@
         </w:rPr>
         <w:t>Docker</w:t>
       </w:r>
-      <w:proofErr w:type="spellEnd"/>
       <w:r>
         <w:rPr>
           <w:rFonts w:ascii="Arial" w:hAnsi="Arial" w:cs="Arial"/>
@@ -1169,7 +998,6 @@
         </w:rPr>
         <w:t xml:space="preserve">, </w:t>
       </w:r>
-      <w:proofErr w:type="spellStart"/>
       <w:r>
         <w:rPr>
           <w:rStyle w:val="Strong"/>
@@ -1178,7 +1006,6 @@
         </w:rPr>
         <w:t>Kubernetes</w:t>
       </w:r>
-      <w:proofErr w:type="spellEnd"/>
       <w:r>
         <w:rPr>
           <w:rFonts w:ascii="Arial" w:hAnsi="Arial" w:cs="Arial"/>
@@ -1216,7 +1043,6 @@
         </w:rPr>
         <w:t xml:space="preserve">, </w:t>
       </w:r>
-      <w:proofErr w:type="spellStart"/>
       <w:r>
         <w:rPr>
           <w:rStyle w:val="Strong"/>
@@ -1225,7 +1051,6 @@
         </w:rPr>
         <w:t>GitOps</w:t>
       </w:r>
-      <w:proofErr w:type="spellEnd"/>
       <w:r>
         <w:rPr>
           <w:rFonts w:ascii="Arial" w:hAnsi="Arial" w:cs="Arial"/>
@@ -1233,7 +1058,6 @@
         </w:rPr>
         <w:t xml:space="preserve">, </w:t>
       </w:r>
-      <w:proofErr w:type="spellStart"/>
       <w:r>
         <w:rPr>
           <w:rStyle w:val="Strong"/>
@@ -1242,7 +1066,6 @@
         </w:rPr>
         <w:t>Terraform</w:t>
       </w:r>
-      <w:proofErr w:type="spellEnd"/>
       <w:r>
         <w:rPr>
           <w:rFonts w:ascii="Arial" w:hAnsi="Arial" w:cs="Arial"/>
@@ -1250,7 +1073,6 @@
         </w:rPr>
         <w:t xml:space="preserve">, </w:t>
       </w:r>
-      <w:proofErr w:type="spellStart"/>
       <w:r>
         <w:rPr>
           <w:rStyle w:val="Strong"/>
@@ -1259,7 +1081,6 @@
         </w:rPr>
         <w:t>CloudFormation</w:t>
       </w:r>
-      <w:proofErr w:type="spellEnd"/>
       <w:r>
         <w:rPr>
           <w:rFonts w:ascii="Arial" w:hAnsi="Arial" w:cs="Arial"/>
@@ -1267,72 +1088,21 @@
         </w:rPr>
         <w:t xml:space="preserve"> | CI/CD: </w:t>
       </w:r>
-      <w:proofErr w:type="spellStart"/>
-      <w:r>
-        <w:rPr>
-          <w:rStyle w:val="Strong"/>
-          <w:rFonts w:ascii="Arial" w:hAnsi="Arial" w:cs="Arial"/>
-          <w:sz w:val="20"/>
-        </w:rPr>
-        <w:t>GitHub</w:t>
-      </w:r>
-      <w:proofErr w:type="spellEnd"/>
-      <w:r>
-        <w:rPr>
-          <w:rStyle w:val="Strong"/>
-          <w:rFonts w:ascii="Arial" w:hAnsi="Arial" w:cs="Arial"/>
-          <w:sz w:val="20"/>
-        </w:rPr>
-        <w:t xml:space="preserve"> Actions</w:t>
-      </w:r>
-      <w:r>
-        <w:rPr>
-          <w:rFonts w:ascii="Arial" w:hAnsi="Arial" w:cs="Arial"/>
-          <w:sz w:val="20"/>
-        </w:rPr>
-        <w:t xml:space="preserve">, </w:t>
-      </w:r>
-      <w:proofErr w:type="spellStart"/>
-      <w:r>
-        <w:rPr>
-          <w:rFonts w:ascii="Arial" w:hAnsi="Arial" w:cs="Arial"/>
-          <w:sz w:val="20"/>
-        </w:rPr>
-        <w:t>GitLab</w:t>
-      </w:r>
-      <w:proofErr w:type="spellEnd"/>
-      <w:r>
-        <w:rPr>
-          <w:rFonts w:ascii="Arial" w:hAnsi="Arial" w:cs="Arial"/>
-          <w:sz w:val="20"/>
-        </w:rPr>
-        <w:t xml:space="preserve"> CI, Jenkins, Azure </w:t>
-      </w:r>
-      <w:proofErr w:type="spellStart"/>
-      <w:r>
-        <w:rPr>
-          <w:rFonts w:ascii="Arial" w:hAnsi="Arial" w:cs="Arial"/>
-          <w:sz w:val="20"/>
-        </w:rPr>
-        <w:t>DevOps</w:t>
-      </w:r>
-      <w:proofErr w:type="spellEnd"/>
-      <w:r>
-        <w:rPr>
-          <w:rFonts w:ascii="Arial" w:hAnsi="Arial" w:cs="Arial"/>
-          <w:sz w:val="20"/>
-        </w:rPr>
-        <w:t xml:space="preserve">, </w:t>
-      </w:r>
-      <w:proofErr w:type="spellStart"/>
-      <w:r>
-        <w:rPr>
-          <w:rFonts w:ascii="Arial" w:hAnsi="Arial" w:cs="Arial"/>
-          <w:sz w:val="20"/>
-        </w:rPr>
-        <w:t>CircleCI</w:t>
-      </w:r>
-      <w:proofErr w:type="spellEnd"/>
+      <w:r>
+        <w:rPr>
+          <w:rStyle w:val="Strong"/>
+          <w:rFonts w:ascii="Arial" w:hAnsi="Arial" w:cs="Arial"/>
+          <w:sz w:val="20"/>
+        </w:rPr>
+        <w:t>GitHub Actions</w:t>
+      </w:r>
+      <w:r>
+        <w:rPr>
+          <w:rFonts w:ascii="Arial" w:hAnsi="Arial" w:cs="Arial"/>
+          <w:sz w:val="20"/>
+        </w:rPr>
+        <w:t>, GitLab CI, Jenkins, Azure DevOps, CircleCI</w:t>
+      </w:r>
     </w:p>
     <w:p>
       <w:pPr>
@@ -1346,23 +1116,13 @@
           <w:sz w:val="20"/>
         </w:rPr>
       </w:pPr>
-      <w:proofErr w:type="spellStart"/>
-      <w:r>
-        <w:rPr>
-          <w:rStyle w:val="Strong"/>
-          <w:rFonts w:ascii="Arial" w:hAnsi="Arial" w:cs="Arial"/>
-          <w:sz w:val="20"/>
-        </w:rPr>
-        <w:t>Observability</w:t>
-      </w:r>
-      <w:proofErr w:type="spellEnd"/>
-      <w:r>
-        <w:rPr>
-          <w:rStyle w:val="Strong"/>
-          <w:rFonts w:ascii="Arial" w:hAnsi="Arial" w:cs="Arial"/>
-          <w:sz w:val="20"/>
-        </w:rPr>
-        <w:t>, Quality &amp; Security</w:t>
+      <w:r>
+        <w:rPr>
+          <w:rStyle w:val="Strong"/>
+          <w:rFonts w:ascii="Arial" w:hAnsi="Arial" w:cs="Arial"/>
+          <w:sz w:val="20"/>
+        </w:rPr>
+        <w:t>Observability, Quality &amp; Security</w:t>
       </w:r>
       <w:r>
         <w:rPr>
@@ -1371,7 +1131,6 @@
         </w:rPr>
         <w:t xml:space="preserve"> — </w:t>
       </w:r>
-      <w:proofErr w:type="spellStart"/>
       <w:r>
         <w:rPr>
           <w:rStyle w:val="Strong"/>
@@ -1380,7 +1139,6 @@
         </w:rPr>
         <w:t>OpenTelemetry</w:t>
       </w:r>
-      <w:proofErr w:type="spellEnd"/>
       <w:r>
         <w:rPr>
           <w:rFonts w:ascii="Arial" w:hAnsi="Arial" w:cs="Arial"/>
@@ -1388,7 +1146,6 @@
         </w:rPr>
         <w:t xml:space="preserve">, </w:t>
       </w:r>
-      <w:proofErr w:type="spellStart"/>
       <w:r>
         <w:rPr>
           <w:rStyle w:val="Strong"/>
@@ -1397,7 +1154,6 @@
         </w:rPr>
         <w:t>Datadog</w:t>
       </w:r>
-      <w:proofErr w:type="spellEnd"/>
       <w:r>
         <w:rPr>
           <w:rFonts w:ascii="Arial" w:hAnsi="Arial" w:cs="Arial"/>
@@ -1420,7 +1176,6 @@
         </w:rPr>
         <w:t xml:space="preserve">, </w:t>
       </w:r>
-      <w:proofErr w:type="spellStart"/>
       <w:r>
         <w:rPr>
           <w:rStyle w:val="Strong"/>
@@ -1429,7 +1184,6 @@
         </w:rPr>
         <w:t>Grafana</w:t>
       </w:r>
-      <w:proofErr w:type="spellEnd"/>
       <w:r>
         <w:rPr>
           <w:rFonts w:ascii="Arial" w:hAnsi="Arial" w:cs="Arial"/>
@@ -1452,7 +1206,6 @@
         </w:rPr>
         <w:t xml:space="preserve">, </w:t>
       </w:r>
-      <w:proofErr w:type="spellStart"/>
       <w:r>
         <w:rPr>
           <w:rStyle w:val="Strong"/>
@@ -1461,7 +1214,6 @@
         </w:rPr>
         <w:t>CloudWatch</w:t>
       </w:r>
-      <w:proofErr w:type="spellEnd"/>
       <w:r>
         <w:rPr>
           <w:rFonts w:ascii="Arial" w:hAnsi="Arial" w:cs="Arial"/>
@@ -1574,23 +1326,13 @@
         </w:rPr>
         <w:t xml:space="preserve">, </w:t>
       </w:r>
-      <w:proofErr w:type="spellStart"/>
-      <w:r>
-        <w:rPr>
-          <w:rStyle w:val="Strong"/>
-          <w:rFonts w:ascii="Arial" w:hAnsi="Arial" w:cs="Arial"/>
-          <w:sz w:val="20"/>
-        </w:rPr>
-        <w:t>OpenID</w:t>
-      </w:r>
-      <w:proofErr w:type="spellEnd"/>
-      <w:r>
-        <w:rPr>
-          <w:rStyle w:val="Strong"/>
-          <w:rFonts w:ascii="Arial" w:hAnsi="Arial" w:cs="Arial"/>
-          <w:sz w:val="20"/>
-        </w:rPr>
-        <w:t xml:space="preserve"> Connect</w:t>
+      <w:r>
+        <w:rPr>
+          <w:rStyle w:val="Strong"/>
+          <w:rFonts w:ascii="Arial" w:hAnsi="Arial" w:cs="Arial"/>
+          <w:sz w:val="20"/>
+        </w:rPr>
+        <w:t>OpenID Connect</w:t>
       </w:r>
       <w:r>
         <w:rPr>
@@ -1614,7 +1356,6 @@
         </w:rPr>
         <w:t xml:space="preserve">, </w:t>
       </w:r>
-      <w:proofErr w:type="spellStart"/>
       <w:r>
         <w:rPr>
           <w:rStyle w:val="Strong"/>
@@ -1623,7 +1364,6 @@
         </w:rPr>
         <w:t>Okta</w:t>
       </w:r>
-      <w:proofErr w:type="spellEnd"/>
       <w:r>
         <w:rPr>
           <w:rFonts w:ascii="Arial" w:hAnsi="Arial" w:cs="Arial"/>
@@ -1652,18 +1392,8 @@
           <w:rFonts w:ascii="Arial" w:hAnsi="Arial" w:cs="Arial"/>
           <w:sz w:val="20"/>
         </w:rPr>
-        <w:t xml:space="preserve">AWS </w:t>
-      </w:r>
-      <w:proofErr w:type="spellStart"/>
-      <w:r>
-        <w:rPr>
-          <w:rStyle w:val="Strong"/>
-          <w:rFonts w:ascii="Arial" w:hAnsi="Arial" w:cs="Arial"/>
-          <w:sz w:val="20"/>
-        </w:rPr>
-        <w:t>Cognito</w:t>
-      </w:r>
-      <w:proofErr w:type="spellEnd"/>
+        <w:t>AWS Cognito</w:t>
+      </w:r>
       <w:r>
         <w:rPr>
           <w:rFonts w:ascii="Arial" w:hAnsi="Arial" w:cs="Arial"/>
@@ -1728,9 +1458,1081 @@
           <w:sz w:val="21"/>
           <w:szCs w:val="21"/>
         </w:rPr>
-        <w:t xml:space="preserve">Web </w:t>
-      </w:r>
-      <w:proofErr w:type="spellStart"/>
+        <w:t>Web Venturez LLC</w:t>
+      </w:r>
+    </w:p>
+    <w:p>
+      <w:r>
+        <w:rPr>
+          <w:rFonts w:ascii="Arial" w:eastAsia="Arial" w:hAnsi="Arial" w:cs="Arial"/>
+          <w:color w:val="4B5563"/>
+          <w:sz w:val="19"/>
+          <w:szCs w:val="19"/>
+        </w:rPr>
+        <w:t>February 2020 - October 2025</w:t>
+      </w:r>
+    </w:p>
+    <w:p>
+      <w:pPr>
+        <w:pStyle w:val="NormalWeb"/>
+        <w:numPr>
+          <w:ilvl w:val="0"/>
+          <w:numId w:val="3"/>
+        </w:numPr>
+        <w:jc w:val="both"/>
+        <w:rPr>
+          <w:rFonts w:ascii="Arial" w:hAnsi="Arial" w:cs="Arial"/>
+          <w:sz w:val="20"/>
+        </w:rPr>
+      </w:pPr>
+      <w:r>
+        <w:rPr>
+          <w:rFonts w:ascii="Arial" w:hAnsi="Arial" w:cs="Arial"/>
+          <w:sz w:val="20"/>
+        </w:rPr>
+        <w:t xml:space="preserve">Owned end-to-end delivery of </w:t>
+      </w:r>
+      <w:r>
+        <w:rPr>
+          <w:rStyle w:val="Strong"/>
+          <w:rFonts w:ascii="Arial" w:hAnsi="Arial" w:cs="Arial"/>
+          <w:sz w:val="20"/>
+        </w:rPr>
+        <w:t>multi-tenant SaaS</w:t>
+      </w:r>
+      <w:r>
+        <w:rPr>
+          <w:rFonts w:ascii="Arial" w:hAnsi="Arial" w:cs="Arial"/>
+          <w:sz w:val="20"/>
+        </w:rPr>
+        <w:t xml:space="preserve"> features across </w:t>
+      </w:r>
+      <w:r>
+        <w:rPr>
+          <w:rStyle w:val="Strong"/>
+          <w:rFonts w:ascii="Arial" w:hAnsi="Arial" w:cs="Arial"/>
+          <w:sz w:val="20"/>
+        </w:rPr>
+        <w:t>Java/Spring Boot</w:t>
+      </w:r>
+      <w:r>
+        <w:rPr>
+          <w:rFonts w:ascii="Arial" w:hAnsi="Arial" w:cs="Arial"/>
+          <w:sz w:val="20"/>
+        </w:rPr>
+        <w:t xml:space="preserve"> services and </w:t>
+      </w:r>
+      <w:r>
+        <w:rPr>
+          <w:rStyle w:val="Strong"/>
+          <w:rFonts w:ascii="Arial" w:hAnsi="Arial" w:cs="Arial"/>
+          <w:sz w:val="20"/>
+        </w:rPr>
+        <w:t>React/TypeScript</w:t>
+      </w:r>
+      <w:r>
+        <w:rPr>
+          <w:rFonts w:ascii="Arial" w:hAnsi="Arial" w:cs="Arial"/>
+          <w:sz w:val="20"/>
+        </w:rPr>
+        <w:t xml:space="preserve"> UIs, aligning milestones with stakeholders and keeping releases predictable through disciplined planning and reviews.</w:t>
+      </w:r>
+    </w:p>
+    <w:p>
+      <w:pPr>
+        <w:pStyle w:val="NormalWeb"/>
+        <w:numPr>
+          <w:ilvl w:val="0"/>
+          <w:numId w:val="3"/>
+        </w:numPr>
+        <w:jc w:val="both"/>
+        <w:rPr>
+          <w:rFonts w:ascii="Arial" w:hAnsi="Arial" w:cs="Arial"/>
+          <w:sz w:val="20"/>
+        </w:rPr>
+      </w:pPr>
+      <w:r>
+        <w:rPr>
+          <w:rFonts w:ascii="Arial" w:hAnsi="Arial" w:cs="Arial"/>
+          <w:sz w:val="20"/>
+        </w:rPr>
+        <w:t xml:space="preserve">Designed </w:t>
+      </w:r>
+      <w:r>
+        <w:rPr>
+          <w:rStyle w:val="Strong"/>
+          <w:rFonts w:ascii="Arial" w:hAnsi="Arial" w:cs="Arial"/>
+          <w:sz w:val="20"/>
+        </w:rPr>
+        <w:t>REST API</w:t>
+      </w:r>
+      <w:r>
+        <w:rPr>
+          <w:rFonts w:ascii="Arial" w:hAnsi="Arial" w:cs="Arial"/>
+          <w:sz w:val="20"/>
+        </w:rPr>
+        <w:t xml:space="preserve"> surfaces with </w:t>
+      </w:r>
+      <w:r>
+        <w:rPr>
+          <w:rStyle w:val="Strong"/>
+          <w:rFonts w:ascii="Arial" w:hAnsi="Arial" w:cs="Arial"/>
+          <w:sz w:val="20"/>
+        </w:rPr>
+        <w:t>OpenAPI/Swagger</w:t>
+      </w:r>
+      <w:r>
+        <w:rPr>
+          <w:rFonts w:ascii="Arial" w:hAnsi="Arial" w:cs="Arial"/>
+          <w:sz w:val="20"/>
+        </w:rPr>
+        <w:t xml:space="preserve"> and </w:t>
+      </w:r>
+      <w:r>
+        <w:rPr>
+          <w:rStyle w:val="Strong"/>
+          <w:rFonts w:ascii="Arial" w:hAnsi="Arial" w:cs="Arial"/>
+          <w:sz w:val="20"/>
+        </w:rPr>
+        <w:t>JSON Schema</w:t>
+      </w:r>
+      <w:r>
+        <w:rPr>
+          <w:rFonts w:ascii="Arial" w:hAnsi="Arial" w:cs="Arial"/>
+          <w:sz w:val="20"/>
+        </w:rPr>
+        <w:t xml:space="preserve"> validation, standardizing pagination/filtering semantics and reducing integration churn for B2B customers and partner teams.</w:t>
+      </w:r>
+    </w:p>
+    <w:p>
+      <w:pPr>
+        <w:pStyle w:val="NormalWeb"/>
+        <w:numPr>
+          <w:ilvl w:val="0"/>
+          <w:numId w:val="3"/>
+        </w:numPr>
+        <w:jc w:val="both"/>
+        <w:rPr>
+          <w:rFonts w:ascii="Arial" w:hAnsi="Arial" w:cs="Arial"/>
+          <w:sz w:val="20"/>
+        </w:rPr>
+      </w:pPr>
+      <w:r>
+        <w:rPr>
+          <w:rFonts w:ascii="Arial" w:hAnsi="Arial" w:cs="Arial"/>
+          <w:sz w:val="20"/>
+        </w:rPr>
+        <w:t xml:space="preserve">Built resilient background workflows using </w:t>
+      </w:r>
+      <w:r>
+        <w:rPr>
+          <w:rStyle w:val="Strong"/>
+          <w:rFonts w:ascii="Arial" w:hAnsi="Arial" w:cs="Arial"/>
+          <w:sz w:val="20"/>
+        </w:rPr>
+        <w:t>AWS SQS/SNS</w:t>
+      </w:r>
+      <w:r>
+        <w:rPr>
+          <w:rFonts w:ascii="Arial" w:hAnsi="Arial" w:cs="Arial"/>
+          <w:sz w:val="20"/>
+        </w:rPr>
+        <w:t xml:space="preserve"> and </w:t>
+      </w:r>
+      <w:r>
+        <w:rPr>
+          <w:rStyle w:val="Strong"/>
+          <w:rFonts w:ascii="Arial" w:hAnsi="Arial" w:cs="Arial"/>
+          <w:sz w:val="20"/>
+        </w:rPr>
+        <w:t>Kafka</w:t>
+      </w:r>
+      <w:r>
+        <w:rPr>
+          <w:rFonts w:ascii="Arial" w:hAnsi="Arial" w:cs="Arial"/>
+          <w:sz w:val="20"/>
+        </w:rPr>
+        <w:t xml:space="preserve"> patterns with </w:t>
+      </w:r>
+      <w:r>
+        <w:rPr>
+          <w:rStyle w:val="Strong"/>
+          <w:rFonts w:ascii="Arial" w:hAnsi="Arial" w:cs="Arial"/>
+          <w:sz w:val="20"/>
+        </w:rPr>
+        <w:t>idempotency keys</w:t>
+      </w:r>
+      <w:r>
+        <w:rPr>
+          <w:rFonts w:ascii="Arial" w:hAnsi="Arial" w:cs="Arial"/>
+          <w:sz w:val="20"/>
+        </w:rPr>
+        <w:t>, safe retries, and DLQ-style handling, keeping high-volume jobs recoverable without manual intervention.</w:t>
+      </w:r>
+    </w:p>
+    <w:p>
+      <w:pPr>
+        <w:pStyle w:val="NormalWeb"/>
+        <w:numPr>
+          <w:ilvl w:val="0"/>
+          <w:numId w:val="3"/>
+        </w:numPr>
+        <w:jc w:val="both"/>
+        <w:rPr>
+          <w:rFonts w:ascii="Arial" w:hAnsi="Arial" w:cs="Arial"/>
+          <w:sz w:val="20"/>
+        </w:rPr>
+      </w:pPr>
+      <w:r>
+        <w:rPr>
+          <w:rFonts w:ascii="Arial" w:hAnsi="Arial" w:cs="Arial"/>
+          <w:sz w:val="20"/>
+        </w:rPr>
+        <w:t xml:space="preserve">Improved latency and throughput by tuning </w:t>
+      </w:r>
+      <w:r>
+        <w:rPr>
+          <w:rStyle w:val="Strong"/>
+          <w:rFonts w:ascii="Arial" w:hAnsi="Arial" w:cs="Arial"/>
+          <w:sz w:val="20"/>
+        </w:rPr>
+        <w:t>PostgreSQL</w:t>
+      </w:r>
+      <w:r>
+        <w:rPr>
+          <w:rFonts w:ascii="Arial" w:hAnsi="Arial" w:cs="Arial"/>
+          <w:sz w:val="20"/>
+        </w:rPr>
+        <w:t xml:space="preserve"> queries, adding targeted indexes, and reshaping payloads; extended optimizations to </w:t>
+      </w:r>
+      <w:r>
+        <w:rPr>
+          <w:rStyle w:val="Strong"/>
+          <w:rFonts w:ascii="Arial" w:hAnsi="Arial" w:cs="Arial"/>
+          <w:sz w:val="20"/>
+        </w:rPr>
+        <w:t>MySQL</w:t>
+      </w:r>
+      <w:r>
+        <w:rPr>
+          <w:rFonts w:ascii="Arial" w:hAnsi="Arial" w:cs="Arial"/>
+          <w:sz w:val="20"/>
+        </w:rPr>
+        <w:t xml:space="preserve"> and </w:t>
+      </w:r>
+      <w:r>
+        <w:rPr>
+          <w:rStyle w:val="Strong"/>
+          <w:rFonts w:ascii="Arial" w:hAnsi="Arial" w:cs="Arial"/>
+          <w:sz w:val="20"/>
+        </w:rPr>
+        <w:t>SQL Server</w:t>
+      </w:r>
+      <w:r>
+        <w:rPr>
+          <w:rFonts w:ascii="Arial" w:hAnsi="Arial" w:cs="Arial"/>
+          <w:sz w:val="20"/>
+        </w:rPr>
+        <w:t xml:space="preserve"> workloads where legacy reporting paths required compatibility.</w:t>
+      </w:r>
+    </w:p>
+    <w:p>
+      <w:pPr>
+        <w:pStyle w:val="NormalWeb"/>
+        <w:numPr>
+          <w:ilvl w:val="0"/>
+          <w:numId w:val="3"/>
+        </w:numPr>
+        <w:jc w:val="both"/>
+        <w:rPr>
+          <w:rFonts w:ascii="Arial" w:hAnsi="Arial" w:cs="Arial"/>
+          <w:sz w:val="20"/>
+        </w:rPr>
+      </w:pPr>
+      <w:r>
+        <w:rPr>
+          <w:rFonts w:ascii="Arial" w:hAnsi="Arial" w:cs="Arial"/>
+          <w:sz w:val="20"/>
+        </w:rPr>
+        <w:t xml:space="preserve">Implemented caching strategies with </w:t>
+      </w:r>
+      <w:r>
+        <w:rPr>
+          <w:rStyle w:val="Strong"/>
+          <w:rFonts w:ascii="Arial" w:hAnsi="Arial" w:cs="Arial"/>
+          <w:sz w:val="20"/>
+        </w:rPr>
+        <w:t>Redis</w:t>
+      </w:r>
+      <w:r>
+        <w:rPr>
+          <w:rFonts w:ascii="Arial" w:hAnsi="Arial" w:cs="Arial"/>
+          <w:sz w:val="20"/>
+        </w:rPr>
+        <w:t xml:space="preserve"> and </w:t>
+      </w:r>
+      <w:r>
+        <w:rPr>
+          <w:rStyle w:val="Strong"/>
+          <w:rFonts w:ascii="Arial" w:hAnsi="Arial" w:cs="Arial"/>
+          <w:sz w:val="20"/>
+        </w:rPr>
+        <w:t>AWS ElastiCache</w:t>
+      </w:r>
+      <w:r>
+        <w:rPr>
+          <w:rFonts w:ascii="Arial" w:hAnsi="Arial" w:cs="Arial"/>
+          <w:sz w:val="20"/>
+        </w:rPr>
+        <w:t>, establishing cache invalidation guardrails and preventing hot endpoints from overwhelming the database during peak usage.</w:t>
+      </w:r>
+    </w:p>
+    <w:p>
+      <w:pPr>
+        <w:pStyle w:val="NormalWeb"/>
+        <w:numPr>
+          <w:ilvl w:val="0"/>
+          <w:numId w:val="3"/>
+        </w:numPr>
+        <w:jc w:val="both"/>
+        <w:rPr>
+          <w:rFonts w:ascii="Arial" w:hAnsi="Arial" w:cs="Arial"/>
+          <w:sz w:val="20"/>
+        </w:rPr>
+      </w:pPr>
+      <w:r>
+        <w:rPr>
+          <w:rFonts w:ascii="Arial" w:hAnsi="Arial" w:cs="Arial"/>
+          <w:sz w:val="20"/>
+        </w:rPr>
+        <w:t xml:space="preserve">Delivered integration-heavy capabilities using </w:t>
+      </w:r>
+      <w:r>
+        <w:rPr>
+          <w:rStyle w:val="Strong"/>
+          <w:rFonts w:ascii="Arial" w:hAnsi="Arial" w:cs="Arial"/>
+          <w:sz w:val="20"/>
+        </w:rPr>
+        <w:t>webhook architectures</w:t>
+      </w:r>
+      <w:r>
+        <w:rPr>
+          <w:rFonts w:ascii="Arial" w:hAnsi="Arial" w:cs="Arial"/>
+          <w:sz w:val="20"/>
+        </w:rPr>
+        <w:t>, third-party APIs, and reconciliation jobs, ensuring correctness when external providers sent duplicate, delayed, or inconsistent events.</w:t>
+      </w:r>
+    </w:p>
+    <w:p>
+      <w:pPr>
+        <w:pStyle w:val="NormalWeb"/>
+        <w:numPr>
+          <w:ilvl w:val="0"/>
+          <w:numId w:val="3"/>
+        </w:numPr>
+        <w:jc w:val="both"/>
+        <w:rPr>
+          <w:rFonts w:ascii="Arial" w:hAnsi="Arial" w:cs="Arial"/>
+          <w:sz w:val="20"/>
+        </w:rPr>
+      </w:pPr>
+      <w:r>
+        <w:rPr>
+          <w:rFonts w:ascii="Arial" w:hAnsi="Arial" w:cs="Arial"/>
+          <w:sz w:val="20"/>
+        </w:rPr>
+        <w:t xml:space="preserve">Strengthened identity and access control with </w:t>
+      </w:r>
+      <w:r>
+        <w:rPr>
+          <w:rStyle w:val="Strong"/>
+          <w:rFonts w:ascii="Arial" w:hAnsi="Arial" w:cs="Arial"/>
+          <w:sz w:val="20"/>
+        </w:rPr>
+        <w:t>OAuth2</w:t>
+      </w:r>
+      <w:r>
+        <w:rPr>
+          <w:rFonts w:ascii="Arial" w:hAnsi="Arial" w:cs="Arial"/>
+          <w:sz w:val="20"/>
+        </w:rPr>
+        <w:t xml:space="preserve">, </w:t>
+      </w:r>
+      <w:r>
+        <w:rPr>
+          <w:rStyle w:val="Strong"/>
+          <w:rFonts w:ascii="Arial" w:hAnsi="Arial" w:cs="Arial"/>
+          <w:sz w:val="20"/>
+        </w:rPr>
+        <w:t>OpenID Connect</w:t>
+      </w:r>
+      <w:r>
+        <w:rPr>
+          <w:rFonts w:ascii="Arial" w:hAnsi="Arial" w:cs="Arial"/>
+          <w:sz w:val="20"/>
+        </w:rPr>
+        <w:t xml:space="preserve">, </w:t>
+      </w:r>
+      <w:r>
+        <w:rPr>
+          <w:rStyle w:val="Strong"/>
+          <w:rFonts w:ascii="Arial" w:hAnsi="Arial" w:cs="Arial"/>
+          <w:sz w:val="20"/>
+        </w:rPr>
+        <w:t>JWT</w:t>
+      </w:r>
+      <w:r>
+        <w:rPr>
+          <w:rFonts w:ascii="Arial" w:hAnsi="Arial" w:cs="Arial"/>
+          <w:sz w:val="20"/>
+        </w:rPr>
+        <w:t xml:space="preserve">, and </w:t>
+      </w:r>
+      <w:r>
+        <w:rPr>
+          <w:rStyle w:val="Strong"/>
+          <w:rFonts w:ascii="Arial" w:hAnsi="Arial" w:cs="Arial"/>
+          <w:sz w:val="20"/>
+        </w:rPr>
+        <w:t>RBAC/ABAC</w:t>
+      </w:r>
+      <w:r>
+        <w:rPr>
+          <w:rFonts w:ascii="Arial" w:hAnsi="Arial" w:cs="Arial"/>
+          <w:sz w:val="20"/>
+        </w:rPr>
+        <w:t xml:space="preserve">, integrating </w:t>
+      </w:r>
+      <w:r>
+        <w:rPr>
+          <w:rStyle w:val="Strong"/>
+          <w:rFonts w:ascii="Arial" w:hAnsi="Arial" w:cs="Arial"/>
+          <w:sz w:val="20"/>
+        </w:rPr>
+        <w:t>Okta/Auth0</w:t>
+      </w:r>
+      <w:r>
+        <w:rPr>
+          <w:rFonts w:ascii="Arial" w:hAnsi="Arial" w:cs="Arial"/>
+          <w:sz w:val="20"/>
+        </w:rPr>
+        <w:t xml:space="preserve"> patterns and supporting </w:t>
+      </w:r>
+      <w:r>
+        <w:rPr>
+          <w:rStyle w:val="Strong"/>
+          <w:rFonts w:ascii="Arial" w:hAnsi="Arial" w:cs="Arial"/>
+          <w:sz w:val="20"/>
+        </w:rPr>
+        <w:t>AWS Cognito</w:t>
+      </w:r>
+      <w:r>
+        <w:rPr>
+          <w:rFonts w:ascii="Arial" w:hAnsi="Arial" w:cs="Arial"/>
+          <w:sz w:val="20"/>
+        </w:rPr>
+        <w:t>-based flows for specific tenant needs.</w:t>
+      </w:r>
+    </w:p>
+    <w:p>
+      <w:pPr>
+        <w:pStyle w:val="NormalWeb"/>
+        <w:numPr>
+          <w:ilvl w:val="0"/>
+          <w:numId w:val="3"/>
+        </w:numPr>
+        <w:jc w:val="both"/>
+        <w:rPr>
+          <w:rFonts w:ascii="Arial" w:hAnsi="Arial" w:cs="Arial"/>
+          <w:sz w:val="20"/>
+        </w:rPr>
+      </w:pPr>
+      <w:r>
+        <w:rPr>
+          <w:rFonts w:ascii="Arial" w:hAnsi="Arial" w:cs="Arial"/>
+          <w:sz w:val="20"/>
+        </w:rPr>
+        <w:t xml:space="preserve">Built event-driven orchestrations using </w:t>
+      </w:r>
+      <w:r>
+        <w:rPr>
+          <w:rStyle w:val="Strong"/>
+          <w:rFonts w:ascii="Arial" w:hAnsi="Arial" w:cs="Arial"/>
+          <w:sz w:val="20"/>
+        </w:rPr>
+        <w:t>AWS EventBridge</w:t>
+      </w:r>
+      <w:r>
+        <w:rPr>
+          <w:rFonts w:ascii="Arial" w:hAnsi="Arial" w:cs="Arial"/>
+          <w:sz w:val="20"/>
+        </w:rPr>
+        <w:t xml:space="preserve"> and </w:t>
+      </w:r>
+      <w:r>
+        <w:rPr>
+          <w:rStyle w:val="Strong"/>
+          <w:rFonts w:ascii="Arial" w:hAnsi="Arial" w:cs="Arial"/>
+          <w:sz w:val="20"/>
+        </w:rPr>
+        <w:t>Step Functions</w:t>
+      </w:r>
+      <w:r>
+        <w:rPr>
+          <w:rFonts w:ascii="Arial" w:hAnsi="Arial" w:cs="Arial"/>
+          <w:sz w:val="20"/>
+        </w:rPr>
+        <w:t xml:space="preserve"> to coordinate cross-service processes, improving reliability for long-running workflows that previously required manual follow-up.</w:t>
+      </w:r>
+    </w:p>
+    <w:p>
+      <w:pPr>
+        <w:pStyle w:val="NormalWeb"/>
+        <w:numPr>
+          <w:ilvl w:val="0"/>
+          <w:numId w:val="3"/>
+        </w:numPr>
+        <w:jc w:val="both"/>
+        <w:rPr>
+          <w:rFonts w:ascii="Arial" w:hAnsi="Arial" w:cs="Arial"/>
+          <w:sz w:val="20"/>
+        </w:rPr>
+      </w:pPr>
+      <w:r>
+        <w:rPr>
+          <w:rFonts w:ascii="Arial" w:hAnsi="Arial" w:cs="Arial"/>
+          <w:sz w:val="20"/>
+        </w:rPr>
+        <w:t xml:space="preserve">Shipped frontend improvements with </w:t>
+      </w:r>
+      <w:r>
+        <w:rPr>
+          <w:rStyle w:val="Strong"/>
+          <w:rFonts w:ascii="Arial" w:hAnsi="Arial" w:cs="Arial"/>
+          <w:sz w:val="20"/>
+        </w:rPr>
+        <w:t>React Query</w:t>
+      </w:r>
+      <w:r>
+        <w:rPr>
+          <w:rFonts w:ascii="Arial" w:hAnsi="Arial" w:cs="Arial"/>
+          <w:sz w:val="20"/>
+        </w:rPr>
+        <w:t xml:space="preserve">, </w:t>
+      </w:r>
+      <w:r>
+        <w:rPr>
+          <w:rStyle w:val="Strong"/>
+          <w:rFonts w:ascii="Arial" w:hAnsi="Arial" w:cs="Arial"/>
+          <w:sz w:val="20"/>
+        </w:rPr>
+        <w:t>Redux</w:t>
+      </w:r>
+      <w:r>
+        <w:rPr>
+          <w:rFonts w:ascii="Arial" w:hAnsi="Arial" w:cs="Arial"/>
+          <w:sz w:val="20"/>
+        </w:rPr>
+        <w:t>, and reusable component patterns, improving perceived performance via client-side caching, request deduplication, and careful render optimization.</w:t>
+      </w:r>
+    </w:p>
+    <w:p>
+      <w:pPr>
+        <w:pStyle w:val="NormalWeb"/>
+        <w:numPr>
+          <w:ilvl w:val="0"/>
+          <w:numId w:val="3"/>
+        </w:numPr>
+        <w:jc w:val="both"/>
+        <w:rPr>
+          <w:rFonts w:ascii="Arial" w:hAnsi="Arial" w:cs="Arial"/>
+          <w:sz w:val="20"/>
+        </w:rPr>
+      </w:pPr>
+      <w:r>
+        <w:rPr>
+          <w:rFonts w:ascii="Arial" w:hAnsi="Arial" w:cs="Arial"/>
+          <w:sz w:val="20"/>
+        </w:rPr>
+        <w:t xml:space="preserve">Standardized </w:t>
+      </w:r>
+      <w:r>
+        <w:rPr>
+          <w:rStyle w:val="Strong"/>
+          <w:rFonts w:ascii="Arial" w:hAnsi="Arial" w:cs="Arial"/>
+          <w:sz w:val="20"/>
+        </w:rPr>
+        <w:t>structured logging</w:t>
+      </w:r>
+      <w:r>
+        <w:rPr>
+          <w:rFonts w:ascii="Arial" w:hAnsi="Arial" w:cs="Arial"/>
+          <w:sz w:val="20"/>
+        </w:rPr>
+        <w:t xml:space="preserve"> and correlation IDs across services, wiring signals into </w:t>
+      </w:r>
+      <w:r>
+        <w:rPr>
+          <w:rStyle w:val="Strong"/>
+          <w:rFonts w:ascii="Arial" w:hAnsi="Arial" w:cs="Arial"/>
+          <w:sz w:val="20"/>
+        </w:rPr>
+        <w:t>CloudWatch</w:t>
+      </w:r>
+      <w:r>
+        <w:rPr>
+          <w:rFonts w:ascii="Arial" w:hAnsi="Arial" w:cs="Arial"/>
+          <w:sz w:val="20"/>
+        </w:rPr>
+        <w:t xml:space="preserve"> and </w:t>
+      </w:r>
+      <w:r>
+        <w:rPr>
+          <w:rStyle w:val="Strong"/>
+          <w:rFonts w:ascii="Arial" w:hAnsi="Arial" w:cs="Arial"/>
+          <w:sz w:val="20"/>
+        </w:rPr>
+        <w:t>ELK/EFK</w:t>
+      </w:r>
+      <w:r>
+        <w:rPr>
+          <w:rFonts w:ascii="Arial" w:hAnsi="Arial" w:cs="Arial"/>
+          <w:sz w:val="20"/>
+        </w:rPr>
+        <w:t>, enabling faster root-cause analysis and cleaner post-incident learning.</w:t>
+      </w:r>
+    </w:p>
+    <w:p>
+      <w:pPr>
+        <w:pStyle w:val="NormalWeb"/>
+        <w:numPr>
+          <w:ilvl w:val="0"/>
+          <w:numId w:val="3"/>
+        </w:numPr>
+        <w:jc w:val="both"/>
+        <w:rPr>
+          <w:rFonts w:ascii="Arial" w:hAnsi="Arial" w:cs="Arial"/>
+          <w:sz w:val="20"/>
+        </w:rPr>
+      </w:pPr>
+      <w:r>
+        <w:rPr>
+          <w:rFonts w:ascii="Arial" w:hAnsi="Arial" w:cs="Arial"/>
+          <w:sz w:val="20"/>
+        </w:rPr>
+        <w:t xml:space="preserve">Introduced distributed tracing with </w:t>
+      </w:r>
+      <w:r>
+        <w:rPr>
+          <w:rStyle w:val="Strong"/>
+          <w:rFonts w:ascii="Arial" w:hAnsi="Arial" w:cs="Arial"/>
+          <w:sz w:val="20"/>
+        </w:rPr>
+        <w:t>OpenTelemetry</w:t>
+      </w:r>
+      <w:r>
+        <w:rPr>
+          <w:rFonts w:ascii="Arial" w:hAnsi="Arial" w:cs="Arial"/>
+          <w:sz w:val="20"/>
+        </w:rPr>
+        <w:t xml:space="preserve"> and operational dashboards in </w:t>
+      </w:r>
+      <w:r>
+        <w:rPr>
+          <w:rStyle w:val="Strong"/>
+          <w:rFonts w:ascii="Arial" w:hAnsi="Arial" w:cs="Arial"/>
+          <w:sz w:val="20"/>
+        </w:rPr>
+        <w:t>Datadog/Grafana</w:t>
+      </w:r>
+      <w:r>
+        <w:rPr>
+          <w:rFonts w:ascii="Arial" w:hAnsi="Arial" w:cs="Arial"/>
+          <w:sz w:val="20"/>
+        </w:rPr>
+        <w:t xml:space="preserve"> backed by </w:t>
+      </w:r>
+      <w:r>
+        <w:rPr>
+          <w:rStyle w:val="Strong"/>
+          <w:rFonts w:ascii="Arial" w:hAnsi="Arial" w:cs="Arial"/>
+          <w:sz w:val="20"/>
+        </w:rPr>
+        <w:t>Prometheus</w:t>
+      </w:r>
+      <w:r>
+        <w:rPr>
+          <w:rFonts w:ascii="Arial" w:hAnsi="Arial" w:cs="Arial"/>
+          <w:sz w:val="20"/>
+        </w:rPr>
+        <w:t xml:space="preserve"> metrics, converting noisy logs into actionable SLO-style alerts.</w:t>
+      </w:r>
+    </w:p>
+    <w:p>
+      <w:pPr>
+        <w:pStyle w:val="NormalWeb"/>
+        <w:numPr>
+          <w:ilvl w:val="0"/>
+          <w:numId w:val="3"/>
+        </w:numPr>
+        <w:jc w:val="both"/>
+        <w:rPr>
+          <w:rFonts w:ascii="Arial" w:hAnsi="Arial" w:cs="Arial"/>
+          <w:sz w:val="20"/>
+        </w:rPr>
+      </w:pPr>
+      <w:r>
+        <w:rPr>
+          <w:rFonts w:ascii="Arial" w:hAnsi="Arial" w:cs="Arial"/>
+          <w:sz w:val="20"/>
+        </w:rPr>
+        <w:lastRenderedPageBreak/>
+        <w:t xml:space="preserve">Containerized services with </w:t>
+      </w:r>
+      <w:r>
+        <w:rPr>
+          <w:rStyle w:val="Strong"/>
+          <w:rFonts w:ascii="Arial" w:hAnsi="Arial" w:cs="Arial"/>
+          <w:sz w:val="20"/>
+        </w:rPr>
+        <w:t>Docker</w:t>
+      </w:r>
+      <w:r>
+        <w:rPr>
+          <w:rFonts w:ascii="Arial" w:hAnsi="Arial" w:cs="Arial"/>
+          <w:sz w:val="20"/>
+        </w:rPr>
+        <w:t xml:space="preserve"> and deployed to </w:t>
+      </w:r>
+      <w:r>
+        <w:rPr>
+          <w:rStyle w:val="Strong"/>
+          <w:rFonts w:ascii="Arial" w:hAnsi="Arial" w:cs="Arial"/>
+          <w:sz w:val="20"/>
+        </w:rPr>
+        <w:t>AWS EKS/ECS</w:t>
+      </w:r>
+      <w:r>
+        <w:rPr>
+          <w:rFonts w:ascii="Arial" w:hAnsi="Arial" w:cs="Arial"/>
+          <w:sz w:val="20"/>
+        </w:rPr>
+        <w:t xml:space="preserve"> using </w:t>
+      </w:r>
+      <w:r>
+        <w:rPr>
+          <w:rStyle w:val="Strong"/>
+          <w:rFonts w:ascii="Arial" w:hAnsi="Arial" w:cs="Arial"/>
+          <w:sz w:val="20"/>
+        </w:rPr>
+        <w:t>Helm</w:t>
+      </w:r>
+      <w:r>
+        <w:rPr>
+          <w:rFonts w:ascii="Arial" w:hAnsi="Arial" w:cs="Arial"/>
+          <w:sz w:val="20"/>
+        </w:rPr>
+        <w:t>, improving environment consistency and enabling safer rollout strategies via progressive delivery practices.</w:t>
+      </w:r>
+    </w:p>
+    <w:p>
+      <w:pPr>
+        <w:pStyle w:val="NormalWeb"/>
+        <w:numPr>
+          <w:ilvl w:val="0"/>
+          <w:numId w:val="3"/>
+        </w:numPr>
+        <w:jc w:val="both"/>
+        <w:rPr>
+          <w:rFonts w:ascii="Arial" w:hAnsi="Arial" w:cs="Arial"/>
+          <w:sz w:val="20"/>
+        </w:rPr>
+      </w:pPr>
+      <w:r>
+        <w:rPr>
+          <w:rFonts w:ascii="Arial" w:hAnsi="Arial" w:cs="Arial"/>
+          <w:sz w:val="20"/>
+        </w:rPr>
+        <w:t xml:space="preserve">Automated infrastructure with </w:t>
+      </w:r>
+      <w:r>
+        <w:rPr>
+          <w:rStyle w:val="Strong"/>
+          <w:rFonts w:ascii="Arial" w:hAnsi="Arial" w:cs="Arial"/>
+          <w:sz w:val="20"/>
+        </w:rPr>
+        <w:t>Terraform</w:t>
+      </w:r>
+      <w:r>
+        <w:rPr>
+          <w:rFonts w:ascii="Arial" w:hAnsi="Arial" w:cs="Arial"/>
+          <w:sz w:val="20"/>
+        </w:rPr>
+        <w:t xml:space="preserve"> and </w:t>
+      </w:r>
+      <w:r>
+        <w:rPr>
+          <w:rStyle w:val="Strong"/>
+          <w:rFonts w:ascii="Arial" w:hAnsi="Arial" w:cs="Arial"/>
+          <w:sz w:val="20"/>
+        </w:rPr>
+        <w:t>CloudFormation</w:t>
+      </w:r>
+      <w:r>
+        <w:rPr>
+          <w:rFonts w:ascii="Arial" w:hAnsi="Arial" w:cs="Arial"/>
+          <w:sz w:val="20"/>
+        </w:rPr>
+        <w:t xml:space="preserve">, tightening </w:t>
+      </w:r>
+      <w:r>
+        <w:rPr>
+          <w:rStyle w:val="Strong"/>
+          <w:rFonts w:ascii="Arial" w:hAnsi="Arial" w:cs="Arial"/>
+          <w:sz w:val="20"/>
+        </w:rPr>
+        <w:t>IAM</w:t>
+      </w:r>
+      <w:r>
+        <w:rPr>
+          <w:rFonts w:ascii="Arial" w:hAnsi="Arial" w:cs="Arial"/>
+          <w:sz w:val="20"/>
+        </w:rPr>
+        <w:t xml:space="preserve"> least-privilege policies and improving auditability of changes across environments.</w:t>
+      </w:r>
+    </w:p>
+    <w:p>
+      <w:pPr>
+        <w:pStyle w:val="NormalWeb"/>
+        <w:numPr>
+          <w:ilvl w:val="0"/>
+          <w:numId w:val="3"/>
+        </w:numPr>
+        <w:jc w:val="both"/>
+        <w:rPr>
+          <w:rFonts w:ascii="Arial" w:hAnsi="Arial" w:cs="Arial"/>
+          <w:sz w:val="20"/>
+        </w:rPr>
+      </w:pPr>
+      <w:r>
+        <w:rPr>
+          <w:rFonts w:ascii="Arial" w:hAnsi="Arial" w:cs="Arial"/>
+          <w:sz w:val="20"/>
+        </w:rPr>
+        <w:t xml:space="preserve">Scaled data persistence with </w:t>
+      </w:r>
+      <w:r>
+        <w:rPr>
+          <w:rStyle w:val="Strong"/>
+          <w:rFonts w:ascii="Arial" w:hAnsi="Arial" w:cs="Arial"/>
+          <w:sz w:val="20"/>
+        </w:rPr>
+        <w:t>AWS RDS</w:t>
+      </w:r>
+      <w:r>
+        <w:rPr>
+          <w:rFonts w:ascii="Arial" w:hAnsi="Arial" w:cs="Arial"/>
+          <w:sz w:val="20"/>
+        </w:rPr>
+        <w:t xml:space="preserve">, </w:t>
+      </w:r>
+      <w:r>
+        <w:rPr>
+          <w:rStyle w:val="Strong"/>
+          <w:rFonts w:ascii="Arial" w:hAnsi="Arial" w:cs="Arial"/>
+          <w:sz w:val="20"/>
+        </w:rPr>
+        <w:t>DynamoDB</w:t>
+      </w:r>
+      <w:r>
+        <w:rPr>
+          <w:rFonts w:ascii="Arial" w:hAnsi="Arial" w:cs="Arial"/>
+          <w:sz w:val="20"/>
+        </w:rPr>
+        <w:t xml:space="preserve">, and selective </w:t>
+      </w:r>
+      <w:r>
+        <w:rPr>
+          <w:rStyle w:val="Strong"/>
+          <w:rFonts w:ascii="Arial" w:hAnsi="Arial" w:cs="Arial"/>
+          <w:sz w:val="20"/>
+        </w:rPr>
+        <w:t>MongoDB</w:t>
+      </w:r>
+      <w:r>
+        <w:rPr>
+          <w:rFonts w:ascii="Arial" w:hAnsi="Arial" w:cs="Arial"/>
+          <w:sz w:val="20"/>
+        </w:rPr>
+        <w:t xml:space="preserve"> usage for document-style integrations, keeping domain boundaries clear while meeting performance constraints.</w:t>
+      </w:r>
+    </w:p>
+    <w:p>
+      <w:pPr>
+        <w:pStyle w:val="NormalWeb"/>
+        <w:numPr>
+          <w:ilvl w:val="0"/>
+          <w:numId w:val="3"/>
+        </w:numPr>
+        <w:jc w:val="both"/>
+        <w:rPr>
+          <w:rFonts w:ascii="Arial" w:hAnsi="Arial" w:cs="Arial"/>
+          <w:sz w:val="20"/>
+        </w:rPr>
+      </w:pPr>
+      <w:r>
+        <w:rPr>
+          <w:rFonts w:ascii="Arial" w:hAnsi="Arial" w:cs="Arial"/>
+          <w:sz w:val="20"/>
+        </w:rPr>
+        <w:t xml:space="preserve">Hardened delivery with </w:t>
+      </w:r>
+      <w:r>
+        <w:rPr>
+          <w:rStyle w:val="Strong"/>
+          <w:rFonts w:ascii="Arial" w:hAnsi="Arial" w:cs="Arial"/>
+          <w:sz w:val="20"/>
+        </w:rPr>
+        <w:t>CI/CD</w:t>
+      </w:r>
+      <w:r>
+        <w:rPr>
+          <w:rFonts w:ascii="Arial" w:hAnsi="Arial" w:cs="Arial"/>
+          <w:sz w:val="20"/>
+        </w:rPr>
+        <w:t xml:space="preserve"> in </w:t>
+      </w:r>
+      <w:r>
+        <w:rPr>
+          <w:rStyle w:val="Strong"/>
+          <w:rFonts w:ascii="Arial" w:hAnsi="Arial" w:cs="Arial"/>
+          <w:sz w:val="20"/>
+        </w:rPr>
+        <w:t>GitHub Actions</w:t>
+      </w:r>
+      <w:r>
+        <w:rPr>
+          <w:rFonts w:ascii="Arial" w:hAnsi="Arial" w:cs="Arial"/>
+          <w:sz w:val="20"/>
+        </w:rPr>
+        <w:t xml:space="preserve"> (plus selective use of Jenkins/GitLab CI), expanding automated coverage with </w:t>
+      </w:r>
+      <w:r>
+        <w:rPr>
+          <w:rStyle w:val="Strong"/>
+          <w:rFonts w:ascii="Arial" w:hAnsi="Arial" w:cs="Arial"/>
+          <w:sz w:val="20"/>
+        </w:rPr>
+        <w:t>Jest</w:t>
+      </w:r>
+      <w:r>
+        <w:rPr>
+          <w:rFonts w:ascii="Arial" w:hAnsi="Arial" w:cs="Arial"/>
+          <w:sz w:val="20"/>
+        </w:rPr>
+        <w:t xml:space="preserve">, </w:t>
+      </w:r>
+      <w:r>
+        <w:rPr>
+          <w:rStyle w:val="Strong"/>
+          <w:rFonts w:ascii="Arial" w:hAnsi="Arial" w:cs="Arial"/>
+          <w:sz w:val="20"/>
+        </w:rPr>
+        <w:t>Mocha/Chai</w:t>
+      </w:r>
+      <w:r>
+        <w:rPr>
+          <w:rFonts w:ascii="Arial" w:hAnsi="Arial" w:cs="Arial"/>
+          <w:sz w:val="20"/>
+        </w:rPr>
+        <w:t xml:space="preserve">, </w:t>
+      </w:r>
+      <w:r>
+        <w:rPr>
+          <w:rStyle w:val="Strong"/>
+          <w:rFonts w:ascii="Arial" w:hAnsi="Arial" w:cs="Arial"/>
+          <w:sz w:val="20"/>
+        </w:rPr>
+        <w:t>React Testing Library</w:t>
+      </w:r>
+      <w:r>
+        <w:rPr>
+          <w:rFonts w:ascii="Arial" w:hAnsi="Arial" w:cs="Arial"/>
+          <w:sz w:val="20"/>
+        </w:rPr>
+        <w:t xml:space="preserve">, </w:t>
+      </w:r>
+      <w:r>
+        <w:rPr>
+          <w:rStyle w:val="Strong"/>
+          <w:rFonts w:ascii="Arial" w:hAnsi="Arial" w:cs="Arial"/>
+          <w:sz w:val="20"/>
+        </w:rPr>
+        <w:t>Cypress</w:t>
+      </w:r>
+      <w:r>
+        <w:rPr>
+          <w:rFonts w:ascii="Arial" w:hAnsi="Arial" w:cs="Arial"/>
+          <w:sz w:val="20"/>
+        </w:rPr>
+        <w:t xml:space="preserve">, </w:t>
+      </w:r>
+      <w:r>
+        <w:rPr>
+          <w:rStyle w:val="Strong"/>
+          <w:rFonts w:ascii="Arial" w:hAnsi="Arial" w:cs="Arial"/>
+          <w:sz w:val="20"/>
+        </w:rPr>
+        <w:t>Playwright</w:t>
+      </w:r>
+      <w:r>
+        <w:rPr>
+          <w:rFonts w:ascii="Arial" w:hAnsi="Arial" w:cs="Arial"/>
+          <w:sz w:val="20"/>
+        </w:rPr>
+        <w:t xml:space="preserve">, and </w:t>
+      </w:r>
+      <w:r>
+        <w:rPr>
+          <w:rStyle w:val="Strong"/>
+          <w:rFonts w:ascii="Arial" w:hAnsi="Arial" w:cs="Arial"/>
+          <w:sz w:val="20"/>
+        </w:rPr>
+        <w:t>Pact-style</w:t>
+      </w:r>
+      <w:r>
+        <w:rPr>
+          <w:rFonts w:ascii="Arial" w:hAnsi="Arial" w:cs="Arial"/>
+          <w:sz w:val="20"/>
+        </w:rPr>
+        <w:t xml:space="preserve"> contract tests to reduce regressions.</w:t>
+      </w:r>
+    </w:p>
+    <w:p>
+      <w:pPr>
+        <w:pBdr>
+          <w:bottom w:val="dashed" w:sz="4" w:space="0" w:color="CFD2CD"/>
+        </w:pBdr>
+        <w:spacing w:after="120"/>
+      </w:pPr>
+      <w:r>
+        <w:t xml:space="preserve"> </w:t>
+      </w:r>
+    </w:p>
+    <w:p>
+      <w:r>
+        <w:rPr>
+          <w:rFonts w:ascii="Arial" w:eastAsia="Arial" w:hAnsi="Arial" w:cs="Arial"/>
+          <w:b/>
+          <w:bCs/>
+          <w:color w:val="111111"/>
+          <w:sz w:val="23"/>
+          <w:szCs w:val="23"/>
+        </w:rPr>
+        <w:t>Full Stack Engineer</w:t>
+      </w:r>
+    </w:p>
+    <w:p>
       <w:r>
         <w:rPr>
           <w:rFonts w:ascii="Arial" w:eastAsia="Arial" w:hAnsi="Arial" w:cs="Arial"/>
@@ -1740,9 +2542,483 @@
           <w:sz w:val="21"/>
           <w:szCs w:val="21"/>
         </w:rPr>
-        <w:t>Venturez</w:t>
-      </w:r>
-      <w:proofErr w:type="spellEnd"/>
+        <w:t>Webiz Digital</w:t>
+      </w:r>
+    </w:p>
+    <w:p>
+      <w:r>
+        <w:rPr>
+          <w:rFonts w:ascii="Arial" w:eastAsia="Arial" w:hAnsi="Arial" w:cs="Arial"/>
+          <w:color w:val="4B5563"/>
+          <w:sz w:val="19"/>
+          <w:szCs w:val="19"/>
+        </w:rPr>
+        <w:t>July 2017 - January 2020</w:t>
+      </w:r>
+    </w:p>
+    <w:p>
+      <w:pPr>
+        <w:pStyle w:val="NormalWeb"/>
+        <w:numPr>
+          <w:ilvl w:val="0"/>
+          <w:numId w:val="7"/>
+        </w:numPr>
+        <w:jc w:val="both"/>
+        <w:rPr>
+          <w:rFonts w:ascii="Arial" w:hAnsi="Arial" w:cs="Arial"/>
+          <w:sz w:val="20"/>
+        </w:rPr>
+      </w:pPr>
+      <w:r>
+        <w:rPr>
+          <w:rFonts w:ascii="Arial" w:hAnsi="Arial" w:cs="Arial"/>
+          <w:sz w:val="20"/>
+        </w:rPr>
+        <w:t xml:space="preserve">Delivered full-stack features pairing </w:t>
+      </w:r>
+      <w:r>
+        <w:rPr>
+          <w:rStyle w:val="Strong"/>
+          <w:rFonts w:ascii="Arial" w:hAnsi="Arial" w:cs="Arial"/>
+          <w:sz w:val="20"/>
+        </w:rPr>
+        <w:t>React</w:t>
+      </w:r>
+      <w:r>
+        <w:rPr>
+          <w:rFonts w:ascii="Arial" w:hAnsi="Arial" w:cs="Arial"/>
+          <w:sz w:val="20"/>
+        </w:rPr>
+        <w:t xml:space="preserve"> user experiences with backend services, ensuring browser interactions mapped cleanly to server-side domain logic and stable API contracts.</w:t>
+      </w:r>
+    </w:p>
+    <w:p>
+      <w:pPr>
+        <w:pStyle w:val="NormalWeb"/>
+        <w:numPr>
+          <w:ilvl w:val="0"/>
+          <w:numId w:val="7"/>
+        </w:numPr>
+        <w:jc w:val="both"/>
+        <w:rPr>
+          <w:rFonts w:ascii="Arial" w:hAnsi="Arial" w:cs="Arial"/>
+          <w:sz w:val="20"/>
+        </w:rPr>
+      </w:pPr>
+      <w:r>
+        <w:rPr>
+          <w:rFonts w:ascii="Arial" w:hAnsi="Arial" w:cs="Arial"/>
+          <w:sz w:val="20"/>
+        </w:rPr>
+        <w:t xml:space="preserve">Implemented consistent </w:t>
+      </w:r>
+      <w:r>
+        <w:rPr>
+          <w:rStyle w:val="Strong"/>
+          <w:rFonts w:ascii="Arial" w:hAnsi="Arial" w:cs="Arial"/>
+          <w:sz w:val="20"/>
+        </w:rPr>
+        <w:t>REST API</w:t>
+      </w:r>
+      <w:r>
+        <w:rPr>
+          <w:rFonts w:ascii="Arial" w:hAnsi="Arial" w:cs="Arial"/>
+          <w:sz w:val="20"/>
+        </w:rPr>
+        <w:t xml:space="preserve"> patterns with validation and structured error models, making frontend integration predictable and reducing rework caused by ambiguous edge cases.</w:t>
+      </w:r>
+    </w:p>
+    <w:p>
+      <w:pPr>
+        <w:pStyle w:val="NormalWeb"/>
+        <w:numPr>
+          <w:ilvl w:val="0"/>
+          <w:numId w:val="7"/>
+        </w:numPr>
+        <w:jc w:val="both"/>
+        <w:rPr>
+          <w:rFonts w:ascii="Arial" w:hAnsi="Arial" w:cs="Arial"/>
+          <w:sz w:val="20"/>
+        </w:rPr>
+      </w:pPr>
+      <w:r>
+        <w:rPr>
+          <w:rFonts w:ascii="Arial" w:hAnsi="Arial" w:cs="Arial"/>
+          <w:sz w:val="20"/>
+        </w:rPr>
+        <w:t xml:space="preserve">Built reusable UI primitives with </w:t>
+      </w:r>
+      <w:r>
+        <w:rPr>
+          <w:rStyle w:val="Strong"/>
+          <w:rFonts w:ascii="Arial" w:hAnsi="Arial" w:cs="Arial"/>
+          <w:sz w:val="20"/>
+        </w:rPr>
+        <w:t>TypeScript</w:t>
+      </w:r>
+      <w:r>
+        <w:rPr>
+          <w:rFonts w:ascii="Arial" w:hAnsi="Arial" w:cs="Arial"/>
+          <w:sz w:val="20"/>
+        </w:rPr>
+        <w:t>, shared component libraries, and accessibility-first defaults, improving consistency across responsive layouts and complex data screens.</w:t>
+      </w:r>
+    </w:p>
+    <w:p>
+      <w:pPr>
+        <w:pStyle w:val="NormalWeb"/>
+        <w:numPr>
+          <w:ilvl w:val="0"/>
+          <w:numId w:val="7"/>
+        </w:numPr>
+        <w:jc w:val="both"/>
+        <w:rPr>
+          <w:rFonts w:ascii="Arial" w:hAnsi="Arial" w:cs="Arial"/>
+          <w:sz w:val="20"/>
+        </w:rPr>
+      </w:pPr>
+      <w:r>
+        <w:rPr>
+          <w:rFonts w:ascii="Arial" w:hAnsi="Arial" w:cs="Arial"/>
+          <w:sz w:val="20"/>
+        </w:rPr>
+        <w:t>Improved frontend performance through bundle hygiene, render profiling, and smarter data-fetching patterns, keeping UI responsive as datasets and interaction density increased.</w:t>
+      </w:r>
+    </w:p>
+    <w:p>
+      <w:pPr>
+        <w:pStyle w:val="NormalWeb"/>
+        <w:numPr>
+          <w:ilvl w:val="0"/>
+          <w:numId w:val="7"/>
+        </w:numPr>
+        <w:jc w:val="both"/>
+        <w:rPr>
+          <w:rFonts w:ascii="Arial" w:hAnsi="Arial" w:cs="Arial"/>
+          <w:sz w:val="20"/>
+        </w:rPr>
+      </w:pPr>
+      <w:r>
+        <w:rPr>
+          <w:rFonts w:ascii="Arial" w:hAnsi="Arial" w:cs="Arial"/>
+          <w:sz w:val="20"/>
+        </w:rPr>
+        <w:t xml:space="preserve">Implemented database-driven workflows on </w:t>
+      </w:r>
+      <w:r>
+        <w:rPr>
+          <w:rStyle w:val="Strong"/>
+          <w:rFonts w:ascii="Arial" w:hAnsi="Arial" w:cs="Arial"/>
+          <w:sz w:val="20"/>
+        </w:rPr>
+        <w:t>PostgreSQL</w:t>
+      </w:r>
+      <w:r>
+        <w:rPr>
+          <w:rFonts w:ascii="Arial" w:hAnsi="Arial" w:cs="Arial"/>
+          <w:sz w:val="20"/>
+        </w:rPr>
+        <w:t xml:space="preserve"> and </w:t>
+      </w:r>
+      <w:r>
+        <w:rPr>
+          <w:rStyle w:val="Strong"/>
+          <w:rFonts w:ascii="Arial" w:hAnsi="Arial" w:cs="Arial"/>
+          <w:sz w:val="20"/>
+        </w:rPr>
+        <w:t>MySQL</w:t>
+      </w:r>
+      <w:r>
+        <w:rPr>
+          <w:rFonts w:ascii="Arial" w:hAnsi="Arial" w:cs="Arial"/>
+          <w:sz w:val="20"/>
+        </w:rPr>
+        <w:t>, tuning queries and indexes while keeping transactional boundaries clear for billing-like and reporting-heavy flows.</w:t>
+      </w:r>
+    </w:p>
+    <w:p>
+      <w:pPr>
+        <w:pStyle w:val="NormalWeb"/>
+        <w:numPr>
+          <w:ilvl w:val="0"/>
+          <w:numId w:val="7"/>
+        </w:numPr>
+        <w:jc w:val="both"/>
+        <w:rPr>
+          <w:rFonts w:ascii="Arial" w:hAnsi="Arial" w:cs="Arial"/>
+          <w:sz w:val="20"/>
+        </w:rPr>
+      </w:pPr>
+      <w:r>
+        <w:rPr>
+          <w:rFonts w:ascii="Arial" w:hAnsi="Arial" w:cs="Arial"/>
+          <w:sz w:val="20"/>
+        </w:rPr>
+        <w:t xml:space="preserve">Added caching and throttling patterns using </w:t>
+      </w:r>
+      <w:r>
+        <w:rPr>
+          <w:rStyle w:val="Strong"/>
+          <w:rFonts w:ascii="Arial" w:hAnsi="Arial" w:cs="Arial"/>
+          <w:sz w:val="20"/>
+        </w:rPr>
+        <w:t>Redis</w:t>
+      </w:r>
+      <w:r>
+        <w:rPr>
+          <w:rFonts w:ascii="Arial" w:hAnsi="Arial" w:cs="Arial"/>
+          <w:sz w:val="20"/>
+        </w:rPr>
+        <w:t xml:space="preserve"> concepts, protecting the system from repeated expensive reads and smoothing spikes during campaigns and peak traffic.</w:t>
+      </w:r>
+    </w:p>
+    <w:p>
+      <w:pPr>
+        <w:pStyle w:val="NormalWeb"/>
+        <w:numPr>
+          <w:ilvl w:val="0"/>
+          <w:numId w:val="7"/>
+        </w:numPr>
+        <w:jc w:val="both"/>
+        <w:rPr>
+          <w:rFonts w:ascii="Arial" w:hAnsi="Arial" w:cs="Arial"/>
+          <w:sz w:val="20"/>
+        </w:rPr>
+      </w:pPr>
+      <w:r>
+        <w:rPr>
+          <w:rFonts w:ascii="Arial" w:hAnsi="Arial" w:cs="Arial"/>
+          <w:sz w:val="20"/>
+        </w:rPr>
+        <w:t xml:space="preserve">Integrated third-party services using robust timeouts, retries, and normalization logic; used </w:t>
+      </w:r>
+      <w:r>
+        <w:rPr>
+          <w:rStyle w:val="Strong"/>
+          <w:rFonts w:ascii="Arial" w:hAnsi="Arial" w:cs="Arial"/>
+          <w:sz w:val="20"/>
+        </w:rPr>
+        <w:t>webhooks</w:t>
+      </w:r>
+      <w:r>
+        <w:rPr>
+          <w:rFonts w:ascii="Arial" w:hAnsi="Arial" w:cs="Arial"/>
+          <w:sz w:val="20"/>
+        </w:rPr>
+        <w:t xml:space="preserve"> to ingest partner events and introduced reconciliation routines for eventual consistency.</w:t>
+      </w:r>
+    </w:p>
+    <w:p>
+      <w:pPr>
+        <w:pStyle w:val="NormalWeb"/>
+        <w:numPr>
+          <w:ilvl w:val="0"/>
+          <w:numId w:val="7"/>
+        </w:numPr>
+        <w:jc w:val="both"/>
+        <w:rPr>
+          <w:rFonts w:ascii="Arial" w:hAnsi="Arial" w:cs="Arial"/>
+          <w:sz w:val="20"/>
+        </w:rPr>
+      </w:pPr>
+      <w:r>
+        <w:rPr>
+          <w:rFonts w:ascii="Arial" w:hAnsi="Arial" w:cs="Arial"/>
+          <w:sz w:val="20"/>
+        </w:rPr>
+        <w:t xml:space="preserve">Supported asynchronous processing with queue-based worker patterns using </w:t>
+      </w:r>
+      <w:r>
+        <w:rPr>
+          <w:rStyle w:val="Strong"/>
+          <w:rFonts w:ascii="Arial" w:hAnsi="Arial" w:cs="Arial"/>
+          <w:sz w:val="20"/>
+        </w:rPr>
+        <w:t>RabbitMQ</w:t>
+      </w:r>
+      <w:r>
+        <w:rPr>
+          <w:rFonts w:ascii="Arial" w:hAnsi="Arial" w:cs="Arial"/>
+          <w:sz w:val="20"/>
+        </w:rPr>
+        <w:t xml:space="preserve"> and AWS-style messaging concepts, reducing request latency and improving throughput for long tasks.</w:t>
+      </w:r>
+    </w:p>
+    <w:p>
+      <w:pPr>
+        <w:pStyle w:val="NormalWeb"/>
+        <w:numPr>
+          <w:ilvl w:val="0"/>
+          <w:numId w:val="7"/>
+        </w:numPr>
+        <w:jc w:val="both"/>
+        <w:rPr>
+          <w:rFonts w:ascii="Arial" w:hAnsi="Arial" w:cs="Arial"/>
+          <w:sz w:val="20"/>
+        </w:rPr>
+      </w:pPr>
+      <w:r>
+        <w:rPr>
+          <w:rFonts w:ascii="Arial" w:hAnsi="Arial" w:cs="Arial"/>
+          <w:sz w:val="20"/>
+        </w:rPr>
+        <w:t xml:space="preserve">Improved search and discovery experiences by indexing key entities into </w:t>
+      </w:r>
+      <w:r>
+        <w:rPr>
+          <w:rStyle w:val="Strong"/>
+          <w:rFonts w:ascii="Arial" w:hAnsi="Arial" w:cs="Arial"/>
+          <w:sz w:val="20"/>
+        </w:rPr>
+        <w:t>Elasticsearch/OpenSearch</w:t>
+      </w:r>
+      <w:r>
+        <w:rPr>
+          <w:rFonts w:ascii="Arial" w:hAnsi="Arial" w:cs="Arial"/>
+          <w:sz w:val="20"/>
+        </w:rPr>
+        <w:t>, enabling fast filtering and keyword search without overloading the relational database.</w:t>
+      </w:r>
+    </w:p>
+    <w:p>
+      <w:pPr>
+        <w:pStyle w:val="NormalWeb"/>
+        <w:numPr>
+          <w:ilvl w:val="0"/>
+          <w:numId w:val="7"/>
+        </w:numPr>
+        <w:jc w:val="both"/>
+        <w:rPr>
+          <w:rFonts w:ascii="Arial" w:hAnsi="Arial" w:cs="Arial"/>
+          <w:sz w:val="20"/>
+        </w:rPr>
+      </w:pPr>
+      <w:r>
+        <w:rPr>
+          <w:rFonts w:ascii="Arial" w:hAnsi="Arial" w:cs="Arial"/>
+          <w:sz w:val="20"/>
+        </w:rPr>
+        <w:t xml:space="preserve">Strengthened operational visibility with </w:t>
+      </w:r>
+      <w:r>
+        <w:rPr>
+          <w:rStyle w:val="Strong"/>
+          <w:rFonts w:ascii="Arial" w:hAnsi="Arial" w:cs="Arial"/>
+          <w:sz w:val="20"/>
+        </w:rPr>
+        <w:t>structured logging</w:t>
+      </w:r>
+      <w:r>
+        <w:rPr>
+          <w:rFonts w:ascii="Arial" w:hAnsi="Arial" w:cs="Arial"/>
+          <w:sz w:val="20"/>
+        </w:rPr>
+        <w:t>, request correlation, and actionable metrics; surfaced key signals into dashboarding and alerting workflows for faster incident response.</w:t>
+      </w:r>
+    </w:p>
+    <w:p>
+      <w:pPr>
+        <w:pStyle w:val="NormalWeb"/>
+        <w:numPr>
+          <w:ilvl w:val="0"/>
+          <w:numId w:val="7"/>
+        </w:numPr>
+        <w:jc w:val="both"/>
+        <w:rPr>
+          <w:rFonts w:ascii="Arial" w:hAnsi="Arial" w:cs="Arial"/>
+          <w:sz w:val="20"/>
+        </w:rPr>
+      </w:pPr>
+      <w:r>
+        <w:rPr>
+          <w:rFonts w:ascii="Arial" w:hAnsi="Arial" w:cs="Arial"/>
+          <w:sz w:val="20"/>
+        </w:rPr>
+        <w:t xml:space="preserve">Contributed to cloud delivery practices across containerized environments using </w:t>
+      </w:r>
+      <w:r>
+        <w:rPr>
+          <w:rStyle w:val="Strong"/>
+          <w:rFonts w:ascii="Arial" w:hAnsi="Arial" w:cs="Arial"/>
+          <w:sz w:val="20"/>
+        </w:rPr>
+        <w:t>Docker</w:t>
+      </w:r>
+      <w:r>
+        <w:rPr>
+          <w:rFonts w:ascii="Arial" w:hAnsi="Arial" w:cs="Arial"/>
+          <w:sz w:val="20"/>
+        </w:rPr>
+        <w:t xml:space="preserve"> and infrastructure automation patterns, reducing configuration drift between development and production.</w:t>
+      </w:r>
+    </w:p>
+    <w:p>
+      <w:pPr>
+        <w:pStyle w:val="NormalWeb"/>
+        <w:numPr>
+          <w:ilvl w:val="0"/>
+          <w:numId w:val="7"/>
+        </w:numPr>
+        <w:jc w:val="both"/>
+        <w:rPr>
+          <w:rFonts w:ascii="Arial" w:hAnsi="Arial" w:cs="Arial"/>
+          <w:sz w:val="20"/>
+        </w:rPr>
+      </w:pPr>
+      <w:r>
+        <w:rPr>
+          <w:rFonts w:ascii="Arial" w:hAnsi="Arial" w:cs="Arial"/>
+          <w:sz w:val="20"/>
+        </w:rPr>
+        <w:t>Collaborated with design and product to deliver polished, responsive experiences, translating mockups into production-ready UI while keeping implementation pragmatic and maintainable.</w:t>
+      </w:r>
+    </w:p>
+    <w:p>
+      <w:pPr>
+        <w:pStyle w:val="NormalWeb"/>
+        <w:numPr>
+          <w:ilvl w:val="0"/>
+          <w:numId w:val="7"/>
+        </w:numPr>
+        <w:jc w:val="both"/>
+        <w:rPr>
+          <w:rFonts w:ascii="Arial" w:hAnsi="Arial" w:cs="Arial"/>
+          <w:sz w:val="20"/>
+        </w:rPr>
+      </w:pPr>
+      <w:r>
+        <w:rPr>
+          <w:rFonts w:ascii="Arial" w:hAnsi="Arial" w:cs="Arial"/>
+          <w:sz w:val="20"/>
+        </w:rPr>
+        <w:t>Raised quality bars by expanding automated tests (unit + integration + UI journeys), integrating checks into CI pipelines and preventing regressions on critical user flows.</w:t>
+      </w:r>
+    </w:p>
+    <w:p>
+      <w:pPr>
+        <w:pBdr>
+          <w:bottom w:val="dashed" w:sz="4" w:space="0" w:color="CFD2CD"/>
+        </w:pBdr>
+        <w:spacing w:after="120"/>
+      </w:pPr>
+      <w:r>
+        <w:t xml:space="preserve"> </w:t>
+      </w:r>
+    </w:p>
+    <w:p>
+      <w:r>
+        <w:rPr>
+          <w:rFonts w:ascii="Arial" w:eastAsia="Arial" w:hAnsi="Arial" w:cs="Arial"/>
+          <w:b/>
+          <w:bCs/>
+          <w:color w:val="111111"/>
+          <w:sz w:val="23"/>
+          <w:szCs w:val="23"/>
+        </w:rPr>
+        <w:t>Software Developer</w:t>
+      </w:r>
+    </w:p>
+    <w:p>
       <w:r>
         <w:rPr>
           <w:rFonts w:ascii="Arial" w:eastAsia="Arial" w:hAnsi="Arial" w:cs="Arial"/>
@@ -1752,7 +3028,7 @@
           <w:sz w:val="21"/>
           <w:szCs w:val="21"/>
         </w:rPr>
-        <w:t xml:space="preserve"> LLC</w:t>
+        <w:t>Centric Tech Inc.</w:t>
       </w:r>
     </w:p>
     <w:p>
@@ -1763,7 +3039,7 @@
           <w:sz w:val="19"/>
           <w:szCs w:val="19"/>
         </w:rPr>
-        <w:t>February 2020 - October 2025</w:t>
+        <w:t>October 2013 - June 2017</w:t>
       </w:r>
     </w:p>
     <w:p>
@@ -1771,7 +3047,7 @@
         <w:pStyle w:val="NormalWeb"/>
         <w:numPr>
           <w:ilvl w:val="0"/>
-          <w:numId w:val="3"/>
+          <w:numId w:val="6"/>
         </w:numPr>
         <w:jc w:val="both"/>
         <w:rPr>
@@ -1784,72 +3060,7 @@
           <w:rFonts w:ascii="Arial" w:hAnsi="Arial" w:cs="Arial"/>
           <w:sz w:val="20"/>
         </w:rPr>
-        <w:t xml:space="preserve">Owned end-to-end delivery of </w:t>
-      </w:r>
-      <w:r>
-        <w:rPr>
-          <w:rStyle w:val="Strong"/>
-          <w:rFonts w:ascii="Arial" w:hAnsi="Arial" w:cs="Arial"/>
-          <w:sz w:val="20"/>
-        </w:rPr>
-        <w:t xml:space="preserve">multi-tenant </w:t>
-      </w:r>
-      <w:proofErr w:type="spellStart"/>
-      <w:r>
-        <w:rPr>
-          <w:rStyle w:val="Strong"/>
-          <w:rFonts w:ascii="Arial" w:hAnsi="Arial" w:cs="Arial"/>
-          <w:sz w:val="20"/>
-        </w:rPr>
-        <w:t>SaaS</w:t>
-      </w:r>
-      <w:proofErr w:type="spellEnd"/>
-      <w:r>
-        <w:rPr>
-          <w:rFonts w:ascii="Arial" w:hAnsi="Arial" w:cs="Arial"/>
-          <w:sz w:val="20"/>
-        </w:rPr>
-        <w:t xml:space="preserve"> features across </w:t>
-      </w:r>
-      <w:r>
-        <w:rPr>
-          <w:rStyle w:val="Strong"/>
-          <w:rFonts w:ascii="Arial" w:hAnsi="Arial" w:cs="Arial"/>
-          <w:sz w:val="20"/>
-        </w:rPr>
-        <w:t>Java/Spring Boot</w:t>
-      </w:r>
-      <w:r>
-        <w:rPr>
-          <w:rFonts w:ascii="Arial" w:hAnsi="Arial" w:cs="Arial"/>
-          <w:sz w:val="20"/>
-        </w:rPr>
-        <w:t xml:space="preserve"> services and </w:t>
-      </w:r>
-      <w:r>
-        <w:rPr>
-          <w:rStyle w:val="Strong"/>
-          <w:rFonts w:ascii="Arial" w:hAnsi="Arial" w:cs="Arial"/>
-          <w:sz w:val="20"/>
-        </w:rPr>
-        <w:t>React/</w:t>
-      </w:r>
-      <w:proofErr w:type="spellStart"/>
-      <w:r>
-        <w:rPr>
-          <w:rStyle w:val="Strong"/>
-          <w:rFonts w:ascii="Arial" w:hAnsi="Arial" w:cs="Arial"/>
-          <w:sz w:val="20"/>
-        </w:rPr>
-        <w:t>TypeScript</w:t>
-      </w:r>
-      <w:proofErr w:type="spellEnd"/>
-      <w:r>
-        <w:rPr>
-          <w:rFonts w:ascii="Arial" w:hAnsi="Arial" w:cs="Arial"/>
-          <w:sz w:val="20"/>
-        </w:rPr>
-        <w:t xml:space="preserve"> UIs, aligning milestones with stakeholders and keeping releases predictable through disciplined planning and reviews.</w:t>
+        <w:t>Built and maintained backend services and web applications for internal and client-facing systems, balancing feature delivery with long-term maintainability through careful refactoring.</w:t>
       </w:r>
     </w:p>
     <w:p>
@@ -1857,7 +3068,7 @@
         <w:pStyle w:val="NormalWeb"/>
         <w:numPr>
           <w:ilvl w:val="0"/>
-          <w:numId w:val="3"/>
+          <w:numId w:val="6"/>
         </w:numPr>
         <w:jc w:val="both"/>
         <w:rPr>
@@ -1870,62 +3081,7 @@
           <w:rFonts w:ascii="Arial" w:hAnsi="Arial" w:cs="Arial"/>
           <w:sz w:val="20"/>
         </w:rPr>
-        <w:t xml:space="preserve">Designed </w:t>
-      </w:r>
-      <w:r>
-        <w:rPr>
-          <w:rStyle w:val="Strong"/>
-          <w:rFonts w:ascii="Arial" w:hAnsi="Arial" w:cs="Arial"/>
-          <w:sz w:val="20"/>
-        </w:rPr>
-        <w:t>REST API</w:t>
-      </w:r>
-      <w:r>
-        <w:rPr>
-          <w:rFonts w:ascii="Arial" w:hAnsi="Arial" w:cs="Arial"/>
-          <w:sz w:val="20"/>
-        </w:rPr>
-        <w:t xml:space="preserve"> surfaces with </w:t>
-      </w:r>
-      <w:proofErr w:type="spellStart"/>
-      <w:r>
-        <w:rPr>
-          <w:rStyle w:val="Strong"/>
-          <w:rFonts w:ascii="Arial" w:hAnsi="Arial" w:cs="Arial"/>
-          <w:sz w:val="20"/>
-        </w:rPr>
-        <w:t>OpenAPI</w:t>
-      </w:r>
-      <w:proofErr w:type="spellEnd"/>
-      <w:r>
-        <w:rPr>
-          <w:rStyle w:val="Strong"/>
-          <w:rFonts w:ascii="Arial" w:hAnsi="Arial" w:cs="Arial"/>
-          <w:sz w:val="20"/>
-        </w:rPr>
-        <w:t>/Swagger</w:t>
-      </w:r>
-      <w:r>
-        <w:rPr>
-          <w:rFonts w:ascii="Arial" w:hAnsi="Arial" w:cs="Arial"/>
-          <w:sz w:val="20"/>
-        </w:rPr>
-        <w:t xml:space="preserve"> and </w:t>
-      </w:r>
-      <w:r>
-        <w:rPr>
-          <w:rStyle w:val="Strong"/>
-          <w:rFonts w:ascii="Arial" w:hAnsi="Arial" w:cs="Arial"/>
-          <w:sz w:val="20"/>
-        </w:rPr>
-        <w:t>JSON Schema</w:t>
-      </w:r>
-      <w:r>
-        <w:rPr>
-          <w:rFonts w:ascii="Arial" w:hAnsi="Arial" w:cs="Arial"/>
-          <w:sz w:val="20"/>
-        </w:rPr>
-        <w:t xml:space="preserve"> validation, standardizing pagination/filtering semantics and reducing integration churn for B2B customers and partner teams.</w:t>
+        <w:t>Implemented API endpoints and core business logic with pragmatic validation and defensive error handling, reducing production defects caused by malformed inputs and edge-case data.</w:t>
       </w:r>
     </w:p>
     <w:p>
@@ -1933,7 +3089,7 @@
         <w:pStyle w:val="NormalWeb"/>
         <w:numPr>
           <w:ilvl w:val="0"/>
-          <w:numId w:val="3"/>
+          <w:numId w:val="6"/>
         </w:numPr>
         <w:jc w:val="both"/>
         <w:rPr>
@@ -1946,15 +3102,30 @@
           <w:rFonts w:ascii="Arial" w:hAnsi="Arial" w:cs="Arial"/>
           <w:sz w:val="20"/>
         </w:rPr>
-        <w:t xml:space="preserve">Built resilient background workflows using </w:t>
-      </w:r>
-      <w:r>
-        <w:rPr>
-          <w:rStyle w:val="Strong"/>
-          <w:rFonts w:ascii="Arial" w:hAnsi="Arial" w:cs="Arial"/>
-          <w:sz w:val="20"/>
-        </w:rPr>
-        <w:t>AWS SQS/SNS</w:t>
+        <w:t xml:space="preserve">Developed data-heavy workflows using </w:t>
+      </w:r>
+      <w:r>
+        <w:rPr>
+          <w:rStyle w:val="Strong"/>
+          <w:rFonts w:ascii="Arial" w:hAnsi="Arial" w:cs="Arial"/>
+          <w:sz w:val="20"/>
+        </w:rPr>
+        <w:t>SQL</w:t>
+      </w:r>
+      <w:r>
+        <w:rPr>
+          <w:rFonts w:ascii="Arial" w:hAnsi="Arial" w:cs="Arial"/>
+          <w:sz w:val="20"/>
+        </w:rPr>
+        <w:t xml:space="preserve"> across </w:t>
+      </w:r>
+      <w:r>
+        <w:rPr>
+          <w:rStyle w:val="Strong"/>
+          <w:rFonts w:ascii="Arial" w:hAnsi="Arial" w:cs="Arial"/>
+          <w:sz w:val="20"/>
+        </w:rPr>
+        <w:t>SQL Server</w:t>
       </w:r>
       <w:r>
         <w:rPr>
@@ -1969,39 +3140,14 @@
           <w:rFonts w:ascii="Arial" w:hAnsi="Arial" w:cs="Arial"/>
           <w:sz w:val="20"/>
         </w:rPr>
-        <w:t>Kafka</w:t>
-      </w:r>
-      <w:r>
-        <w:rPr>
-          <w:rFonts w:ascii="Arial" w:hAnsi="Arial" w:cs="Arial"/>
-          <w:sz w:val="20"/>
-        </w:rPr>
-        <w:t xml:space="preserve"> patterns with </w:t>
-      </w:r>
-      <w:proofErr w:type="spellStart"/>
-      <w:r>
-        <w:rPr>
-          <w:rStyle w:val="Strong"/>
-          <w:rFonts w:ascii="Arial" w:hAnsi="Arial" w:cs="Arial"/>
-          <w:sz w:val="20"/>
-        </w:rPr>
-        <w:t>idempotency</w:t>
-      </w:r>
-      <w:proofErr w:type="spellEnd"/>
-      <w:r>
-        <w:rPr>
-          <w:rStyle w:val="Strong"/>
-          <w:rFonts w:ascii="Arial" w:hAnsi="Arial" w:cs="Arial"/>
-          <w:sz w:val="20"/>
-        </w:rPr>
-        <w:t xml:space="preserve"> keys</w:t>
-      </w:r>
-      <w:r>
-        <w:rPr>
-          <w:rFonts w:ascii="Arial" w:hAnsi="Arial" w:cs="Arial"/>
-          <w:sz w:val="20"/>
-        </w:rPr>
-        <w:t>, safe retries, and DLQ-style handling, keeping high-volume jobs recoverable without manual intervention.</w:t>
+        <w:t>MySQL</w:t>
+      </w:r>
+      <w:r>
+        <w:rPr>
+          <w:rFonts w:ascii="Arial" w:hAnsi="Arial" w:cs="Arial"/>
+          <w:sz w:val="20"/>
+        </w:rPr>
+        <w:t>, improving performance with targeted indexing and query tuning for slow operations and critical screens.</w:t>
       </w:r>
     </w:p>
     <w:p>
@@ -2009,7 +3155,7 @@
         <w:pStyle w:val="NormalWeb"/>
         <w:numPr>
           <w:ilvl w:val="0"/>
-          <w:numId w:val="3"/>
+          <w:numId w:val="6"/>
         </w:numPr>
         <w:jc w:val="both"/>
         <w:rPr>
@@ -2022,54 +3168,22 @@
           <w:rFonts w:ascii="Arial" w:hAnsi="Arial" w:cs="Arial"/>
           <w:sz w:val="20"/>
         </w:rPr>
-        <w:t xml:space="preserve">Improved latency and throughput by tuning </w:t>
-      </w:r>
-      <w:proofErr w:type="spellStart"/>
-      <w:r>
-        <w:rPr>
-          <w:rStyle w:val="Strong"/>
-          <w:rFonts w:ascii="Arial" w:hAnsi="Arial" w:cs="Arial"/>
-          <w:sz w:val="20"/>
-        </w:rPr>
-        <w:t>PostgreSQL</w:t>
-      </w:r>
-      <w:proofErr w:type="spellEnd"/>
-      <w:r>
-        <w:rPr>
-          <w:rFonts w:ascii="Arial" w:hAnsi="Arial" w:cs="Arial"/>
-          <w:sz w:val="20"/>
-        </w:rPr>
-        <w:t xml:space="preserve"> queries, adding targeted indexes, and reshaping payloads; extended optimizations to </w:t>
-      </w:r>
-      <w:r>
-        <w:rPr>
-          <w:rStyle w:val="Strong"/>
-          <w:rFonts w:ascii="Arial" w:hAnsi="Arial" w:cs="Arial"/>
-          <w:sz w:val="20"/>
-        </w:rPr>
-        <w:t>MySQL</w:t>
-      </w:r>
-      <w:r>
-        <w:rPr>
-          <w:rFonts w:ascii="Arial" w:hAnsi="Arial" w:cs="Arial"/>
-          <w:sz w:val="20"/>
-        </w:rPr>
-        <w:t xml:space="preserve"> and </w:t>
-      </w:r>
-      <w:r>
-        <w:rPr>
-          <w:rStyle w:val="Strong"/>
-          <w:rFonts w:ascii="Arial" w:hAnsi="Arial" w:cs="Arial"/>
-          <w:sz w:val="20"/>
-        </w:rPr>
-        <w:t>SQL Server</w:t>
-      </w:r>
-      <w:r>
-        <w:rPr>
-          <w:rFonts w:ascii="Arial" w:hAnsi="Arial" w:cs="Arial"/>
-          <w:sz w:val="20"/>
-        </w:rPr>
-        <w:t xml:space="preserve"> workloads where legacy reporting paths required compatibility.</w:t>
+        <w:t xml:space="preserve">Supported early </w:t>
+      </w:r>
+      <w:r>
+        <w:rPr>
+          <w:rStyle w:val="Strong"/>
+          <w:rFonts w:ascii="Arial" w:hAnsi="Arial" w:cs="Arial"/>
+          <w:sz w:val="20"/>
+        </w:rPr>
+        <w:t>ETL/data pipeline</w:t>
+      </w:r>
+      <w:r>
+        <w:rPr>
+          <w:rFonts w:ascii="Arial" w:hAnsi="Arial" w:cs="Arial"/>
+          <w:sz w:val="20"/>
+        </w:rPr>
+        <w:t xml:space="preserve"> work by implementing validation rules, imports, and transformation utilities, improving data correctness for reporting and operational workflows.</w:t>
       </w:r>
     </w:p>
     <w:p>
@@ -2077,7 +3191,7 @@
         <w:pStyle w:val="NormalWeb"/>
         <w:numPr>
           <w:ilvl w:val="0"/>
-          <w:numId w:val="3"/>
+          <w:numId w:val="6"/>
         </w:numPr>
         <w:jc w:val="both"/>
         <w:rPr>
@@ -2090,49 +3204,7 @@
           <w:rFonts w:ascii="Arial" w:hAnsi="Arial" w:cs="Arial"/>
           <w:sz w:val="20"/>
         </w:rPr>
-        <w:t xml:space="preserve">Implemented caching strategies with </w:t>
-      </w:r>
-      <w:proofErr w:type="spellStart"/>
-      <w:r>
-        <w:rPr>
-          <w:rStyle w:val="Strong"/>
-          <w:rFonts w:ascii="Arial" w:hAnsi="Arial" w:cs="Arial"/>
-          <w:sz w:val="20"/>
-        </w:rPr>
-        <w:t>Redis</w:t>
-      </w:r>
-      <w:proofErr w:type="spellEnd"/>
-      <w:r>
-        <w:rPr>
-          <w:rFonts w:ascii="Arial" w:hAnsi="Arial" w:cs="Arial"/>
-          <w:sz w:val="20"/>
-        </w:rPr>
-        <w:t xml:space="preserve"> and </w:t>
-      </w:r>
-      <w:r>
-        <w:rPr>
-          <w:rStyle w:val="Strong"/>
-          <w:rFonts w:ascii="Arial" w:hAnsi="Arial" w:cs="Arial"/>
-          <w:sz w:val="20"/>
-        </w:rPr>
-        <w:t xml:space="preserve">AWS </w:t>
-      </w:r>
-      <w:proofErr w:type="spellStart"/>
-      <w:r>
-        <w:rPr>
-          <w:rStyle w:val="Strong"/>
-          <w:rFonts w:ascii="Arial" w:hAnsi="Arial" w:cs="Arial"/>
-          <w:sz w:val="20"/>
-        </w:rPr>
-        <w:t>ElastiCache</w:t>
-      </w:r>
-      <w:proofErr w:type="spellEnd"/>
-      <w:r>
-        <w:rPr>
-          <w:rFonts w:ascii="Arial" w:hAnsi="Arial" w:cs="Arial"/>
-          <w:sz w:val="20"/>
-        </w:rPr>
-        <w:t>, establishing cache invalidation guardrails and preventing hot endpoints from overwhelming the database during peak usage.</w:t>
+        <w:t>Introduced caching-style patterns and safe retry concepts to reduce repeated computation and stabilize long-running operations during load spikes and partial downstream failures.</w:t>
       </w:r>
     </w:p>
     <w:p>
@@ -2140,7 +3212,7 @@
         <w:pStyle w:val="NormalWeb"/>
         <w:numPr>
           <w:ilvl w:val="0"/>
-          <w:numId w:val="3"/>
+          <w:numId w:val="6"/>
         </w:numPr>
         <w:jc w:val="both"/>
         <w:rPr>
@@ -2153,32 +3225,7 @@
           <w:rFonts w:ascii="Arial" w:hAnsi="Arial" w:cs="Arial"/>
           <w:sz w:val="20"/>
         </w:rPr>
-        <w:t xml:space="preserve">Delivered integration-heavy capabilities using </w:t>
-      </w:r>
-      <w:proofErr w:type="spellStart"/>
-      <w:r>
-        <w:rPr>
-          <w:rStyle w:val="Strong"/>
-          <w:rFonts w:ascii="Arial" w:hAnsi="Arial" w:cs="Arial"/>
-          <w:sz w:val="20"/>
-        </w:rPr>
-        <w:t>webhook</w:t>
-      </w:r>
-      <w:proofErr w:type="spellEnd"/>
-      <w:r>
-        <w:rPr>
-          <w:rStyle w:val="Strong"/>
-          <w:rFonts w:ascii="Arial" w:hAnsi="Arial" w:cs="Arial"/>
-          <w:sz w:val="20"/>
-        </w:rPr>
-        <w:t xml:space="preserve"> architectures</w:t>
-      </w:r>
-      <w:r>
-        <w:rPr>
-          <w:rFonts w:ascii="Arial" w:hAnsi="Arial" w:cs="Arial"/>
-          <w:sz w:val="20"/>
-        </w:rPr>
-        <w:t>, third-party APIs, and reconciliation jobs, ensuring correctness when external providers sent duplicate, delayed, or inconsistent events.</w:t>
+        <w:t>Assisted with queue-based processing designs for background tasks, improving responsiveness for user-facing actions that previously blocked on expensive server-side work.</w:t>
       </w:r>
     </w:p>
     <w:p>
@@ -2186,7 +3233,7 @@
         <w:pStyle w:val="NormalWeb"/>
         <w:numPr>
           <w:ilvl w:val="0"/>
-          <w:numId w:val="3"/>
+          <w:numId w:val="6"/>
         </w:numPr>
         <w:jc w:val="both"/>
         <w:rPr>
@@ -2199,127 +3246,7 @@
           <w:rFonts w:ascii="Arial" w:hAnsi="Arial" w:cs="Arial"/>
           <w:sz w:val="20"/>
         </w:rPr>
-        <w:t xml:space="preserve">Strengthened identity and access control with </w:t>
-      </w:r>
-      <w:r>
-        <w:rPr>
-          <w:rStyle w:val="Strong"/>
-          <w:rFonts w:ascii="Arial" w:hAnsi="Arial" w:cs="Arial"/>
-          <w:sz w:val="20"/>
-        </w:rPr>
-        <w:t>OAuth2</w:t>
-      </w:r>
-      <w:r>
-        <w:rPr>
-          <w:rFonts w:ascii="Arial" w:hAnsi="Arial" w:cs="Arial"/>
-          <w:sz w:val="20"/>
-        </w:rPr>
-        <w:t xml:space="preserve">, </w:t>
-      </w:r>
-      <w:proofErr w:type="spellStart"/>
-      <w:r>
-        <w:rPr>
-          <w:rStyle w:val="Strong"/>
-          <w:rFonts w:ascii="Arial" w:hAnsi="Arial" w:cs="Arial"/>
-          <w:sz w:val="20"/>
-        </w:rPr>
-        <w:t>OpenID</w:t>
-      </w:r>
-      <w:proofErr w:type="spellEnd"/>
-      <w:r>
-        <w:rPr>
-          <w:rStyle w:val="Strong"/>
-          <w:rFonts w:ascii="Arial" w:hAnsi="Arial" w:cs="Arial"/>
-          <w:sz w:val="20"/>
-        </w:rPr>
-        <w:t xml:space="preserve"> Connect</w:t>
-      </w:r>
-      <w:r>
-        <w:rPr>
-          <w:rFonts w:ascii="Arial" w:hAnsi="Arial" w:cs="Arial"/>
-          <w:sz w:val="20"/>
-        </w:rPr>
-        <w:t xml:space="preserve">, </w:t>
-      </w:r>
-      <w:r>
-        <w:rPr>
-          <w:rStyle w:val="Strong"/>
-          <w:rFonts w:ascii="Arial" w:hAnsi="Arial" w:cs="Arial"/>
-          <w:sz w:val="20"/>
-        </w:rPr>
-        <w:t>JWT</w:t>
-      </w:r>
-      <w:r>
-        <w:rPr>
-          <w:rFonts w:ascii="Arial" w:hAnsi="Arial" w:cs="Arial"/>
-          <w:sz w:val="20"/>
-        </w:rPr>
-        <w:t xml:space="preserve">, and </w:t>
-      </w:r>
-      <w:r>
-        <w:rPr>
-          <w:rStyle w:val="Strong"/>
-          <w:rFonts w:ascii="Arial" w:hAnsi="Arial" w:cs="Arial"/>
-          <w:sz w:val="20"/>
-        </w:rPr>
-        <w:t>RBAC/ABAC</w:t>
-      </w:r>
-      <w:r>
-        <w:rPr>
-          <w:rFonts w:ascii="Arial" w:hAnsi="Arial" w:cs="Arial"/>
-          <w:sz w:val="20"/>
-        </w:rPr>
-        <w:t xml:space="preserve">, integrating </w:t>
-      </w:r>
-      <w:proofErr w:type="spellStart"/>
-      <w:r>
-        <w:rPr>
-          <w:rStyle w:val="Strong"/>
-          <w:rFonts w:ascii="Arial" w:hAnsi="Arial" w:cs="Arial"/>
-          <w:sz w:val="20"/>
-        </w:rPr>
-        <w:t>Okta</w:t>
-      </w:r>
-      <w:proofErr w:type="spellEnd"/>
-      <w:r>
-        <w:rPr>
-          <w:rStyle w:val="Strong"/>
-          <w:rFonts w:ascii="Arial" w:hAnsi="Arial" w:cs="Arial"/>
-          <w:sz w:val="20"/>
-        </w:rPr>
-        <w:t>/Auth0</w:t>
-      </w:r>
-      <w:r>
-        <w:rPr>
-          <w:rFonts w:ascii="Arial" w:hAnsi="Arial" w:cs="Arial"/>
-          <w:sz w:val="20"/>
-        </w:rPr>
-        <w:t xml:space="preserve"> patterns and supporting </w:t>
-      </w:r>
-      <w:r>
-        <w:rPr>
-          <w:rStyle w:val="Strong"/>
-          <w:rFonts w:ascii="Arial" w:hAnsi="Arial" w:cs="Arial"/>
-          <w:sz w:val="20"/>
-        </w:rPr>
-        <w:t xml:space="preserve">AWS </w:t>
-      </w:r>
-      <w:proofErr w:type="spellStart"/>
-      <w:r>
-        <w:rPr>
-          <w:rStyle w:val="Strong"/>
-          <w:rFonts w:ascii="Arial" w:hAnsi="Arial" w:cs="Arial"/>
-          <w:sz w:val="20"/>
-        </w:rPr>
-        <w:t>Cognito</w:t>
-      </w:r>
-      <w:proofErr w:type="spellEnd"/>
-      <w:r>
-        <w:rPr>
-          <w:rFonts w:ascii="Arial" w:hAnsi="Arial" w:cs="Arial"/>
-          <w:sz w:val="20"/>
-        </w:rPr>
-        <w:t>-based flows for specific tenant needs.</w:t>
+        <w:t>Partnered with senior engineers to understand architecture and deployment workflows, then applied that knowledge to ship changes safely with lower operational risk.</w:t>
       </w:r>
     </w:p>
     <w:p>
@@ -2327,7 +3254,7 @@
         <w:pStyle w:val="NormalWeb"/>
         <w:numPr>
           <w:ilvl w:val="0"/>
-          <w:numId w:val="3"/>
+          <w:numId w:val="6"/>
         </w:numPr>
         <w:jc w:val="both"/>
         <w:rPr>
@@ -2340,47 +3267,7 @@
           <w:rFonts w:ascii="Arial" w:hAnsi="Arial" w:cs="Arial"/>
           <w:sz w:val="20"/>
         </w:rPr>
-        <w:t xml:space="preserve">Built event-driven orchestrations using </w:t>
-      </w:r>
-      <w:r>
-        <w:rPr>
-          <w:rStyle w:val="Strong"/>
-          <w:rFonts w:ascii="Arial" w:hAnsi="Arial" w:cs="Arial"/>
-          <w:sz w:val="20"/>
-        </w:rPr>
-        <w:t xml:space="preserve">AWS </w:t>
-      </w:r>
-      <w:proofErr w:type="spellStart"/>
-      <w:r>
-        <w:rPr>
-          <w:rStyle w:val="Strong"/>
-          <w:rFonts w:ascii="Arial" w:hAnsi="Arial" w:cs="Arial"/>
-          <w:sz w:val="20"/>
-        </w:rPr>
-        <w:t>EventBridge</w:t>
-      </w:r>
-      <w:proofErr w:type="spellEnd"/>
-      <w:r>
-        <w:rPr>
-          <w:rFonts w:ascii="Arial" w:hAnsi="Arial" w:cs="Arial"/>
-          <w:sz w:val="20"/>
-        </w:rPr>
-        <w:t xml:space="preserve"> and </w:t>
-      </w:r>
-      <w:r>
-        <w:rPr>
-          <w:rStyle w:val="Strong"/>
-          <w:rFonts w:ascii="Arial" w:hAnsi="Arial" w:cs="Arial"/>
-          <w:sz w:val="20"/>
-        </w:rPr>
-        <w:t>Step Functions</w:t>
-      </w:r>
-      <w:r>
-        <w:rPr>
-          <w:rFonts w:ascii="Arial" w:hAnsi="Arial" w:cs="Arial"/>
-          <w:sz w:val="20"/>
-        </w:rPr>
-        <w:t xml:space="preserve"> to coordinate cross-service processes, improving reliability for long-running workflows that previously required manual follow-up.</w:t>
+        <w:t>Performed debugging and production support by tracing failures to root causes, documenting fixes, and eliminating recurring issues rather than repeatedly patching symptoms.</w:t>
       </w:r>
     </w:p>
     <w:p>
@@ -2388,7 +3275,7 @@
         <w:pStyle w:val="NormalWeb"/>
         <w:numPr>
           <w:ilvl w:val="0"/>
-          <w:numId w:val="3"/>
+          <w:numId w:val="6"/>
         </w:numPr>
         <w:jc w:val="both"/>
         <w:rPr>
@@ -2401,55 +3288,8 @@
           <w:rFonts w:ascii="Arial" w:hAnsi="Arial" w:cs="Arial"/>
           <w:sz w:val="20"/>
         </w:rPr>
-        <w:t xml:space="preserve">Shipped frontend improvements with </w:t>
-      </w:r>
-      <w:r>
-        <w:rPr>
-          <w:rStyle w:val="Strong"/>
-          <w:rFonts w:ascii="Arial" w:hAnsi="Arial" w:cs="Arial"/>
-          <w:sz w:val="20"/>
-        </w:rPr>
-        <w:t>React Query</w:t>
-      </w:r>
-      <w:r>
-        <w:rPr>
-          <w:rFonts w:ascii="Arial" w:hAnsi="Arial" w:cs="Arial"/>
-          <w:sz w:val="20"/>
-        </w:rPr>
-        <w:t xml:space="preserve">, </w:t>
-      </w:r>
-      <w:proofErr w:type="spellStart"/>
-      <w:r>
-        <w:rPr>
-          <w:rStyle w:val="Strong"/>
-          <w:rFonts w:ascii="Arial" w:hAnsi="Arial" w:cs="Arial"/>
-          <w:sz w:val="20"/>
-        </w:rPr>
-        <w:t>Redux</w:t>
-      </w:r>
-      <w:proofErr w:type="spellEnd"/>
-      <w:r>
-        <w:rPr>
-          <w:rFonts w:ascii="Arial" w:hAnsi="Arial" w:cs="Arial"/>
-          <w:sz w:val="20"/>
-        </w:rPr>
-        <w:t xml:space="preserve">, and reusable component patterns, improving perceived performance via client-side caching, request </w:t>
-      </w:r>
-      <w:proofErr w:type="spellStart"/>
-      <w:r>
-        <w:rPr>
-          <w:rFonts w:ascii="Arial" w:hAnsi="Arial" w:cs="Arial"/>
-          <w:sz w:val="20"/>
-        </w:rPr>
-        <w:t>deduplication</w:t>
-      </w:r>
-      <w:proofErr w:type="spellEnd"/>
-      <w:r>
-        <w:rPr>
-          <w:rFonts w:ascii="Arial" w:hAnsi="Arial" w:cs="Arial"/>
-          <w:sz w:val="20"/>
-        </w:rPr>
-        <w:t>, and careful render optimization.</w:t>
+        <w:lastRenderedPageBreak/>
+        <w:t>Collaborated across teams to translate requirements into practical implementations, keeping communication clear while iterating toward stable delivery.</w:t>
       </w:r>
     </w:p>
     <w:p>
@@ -2457,7 +3297,7 @@
         <w:pStyle w:val="NormalWeb"/>
         <w:numPr>
           <w:ilvl w:val="0"/>
-          <w:numId w:val="3"/>
+          <w:numId w:val="6"/>
         </w:numPr>
         <w:jc w:val="both"/>
         <w:rPr>
@@ -2470,54 +3310,7 @@
           <w:rFonts w:ascii="Arial" w:hAnsi="Arial" w:cs="Arial"/>
           <w:sz w:val="20"/>
         </w:rPr>
-        <w:t xml:space="preserve">Standardized </w:t>
-      </w:r>
-      <w:r>
-        <w:rPr>
-          <w:rStyle w:val="Strong"/>
-          <w:rFonts w:ascii="Arial" w:hAnsi="Arial" w:cs="Arial"/>
-          <w:sz w:val="20"/>
-        </w:rPr>
-        <w:t>structured logging</w:t>
-      </w:r>
-      <w:r>
-        <w:rPr>
-          <w:rFonts w:ascii="Arial" w:hAnsi="Arial" w:cs="Arial"/>
-          <w:sz w:val="20"/>
-        </w:rPr>
-        <w:t xml:space="preserve"> and correlation IDs across services, wiring signals into </w:t>
-      </w:r>
-      <w:proofErr w:type="spellStart"/>
-      <w:r>
-        <w:rPr>
-          <w:rStyle w:val="Strong"/>
-          <w:rFonts w:ascii="Arial" w:hAnsi="Arial" w:cs="Arial"/>
-          <w:sz w:val="20"/>
-        </w:rPr>
-        <w:t>CloudWatch</w:t>
-      </w:r>
-      <w:proofErr w:type="spellEnd"/>
-      <w:r>
-        <w:rPr>
-          <w:rFonts w:ascii="Arial" w:hAnsi="Arial" w:cs="Arial"/>
-          <w:sz w:val="20"/>
-        </w:rPr>
-        <w:t xml:space="preserve"> and </w:t>
-      </w:r>
-      <w:r>
-        <w:rPr>
-          <w:rStyle w:val="Strong"/>
-          <w:rFonts w:ascii="Arial" w:hAnsi="Arial" w:cs="Arial"/>
-          <w:sz w:val="20"/>
-        </w:rPr>
-        <w:t>ELK/EFK</w:t>
-      </w:r>
-      <w:r>
-        <w:rPr>
-          <w:rFonts w:ascii="Arial" w:hAnsi="Arial" w:cs="Arial"/>
-          <w:sz w:val="20"/>
-        </w:rPr>
-        <w:t>, enabling faster root-cause analysis and cleaner post-incident learning.</w:t>
+        <w:t>Adopted disciplined code review habits and incremental refactoring practices, building strong engineering fundamentals that enabled later ownership of larger systems.</w:t>
       </w:r>
     </w:p>
     <w:p>
@@ -2525,7 +3318,7 @@
         <w:pStyle w:val="NormalWeb"/>
         <w:numPr>
           <w:ilvl w:val="0"/>
-          <w:numId w:val="3"/>
+          <w:numId w:val="6"/>
         </w:numPr>
         <w:jc w:val="both"/>
         <w:rPr>
@@ -2538,461 +3331,25 @@
           <w:rFonts w:ascii="Arial" w:hAnsi="Arial" w:cs="Arial"/>
           <w:sz w:val="20"/>
         </w:rPr>
-        <w:t xml:space="preserve">Introduced distributed tracing with </w:t>
-      </w:r>
-      <w:proofErr w:type="spellStart"/>
-      <w:r>
-        <w:rPr>
-          <w:rStyle w:val="Strong"/>
-          <w:rFonts w:ascii="Arial" w:hAnsi="Arial" w:cs="Arial"/>
-          <w:sz w:val="20"/>
-        </w:rPr>
-        <w:t>OpenTelemetry</w:t>
-      </w:r>
-      <w:proofErr w:type="spellEnd"/>
-      <w:r>
-        <w:rPr>
-          <w:rFonts w:ascii="Arial" w:hAnsi="Arial" w:cs="Arial"/>
-          <w:sz w:val="20"/>
-        </w:rPr>
-        <w:t xml:space="preserve"> and operational dashboards in </w:t>
-      </w:r>
-      <w:proofErr w:type="spellStart"/>
-      <w:r>
-        <w:rPr>
-          <w:rStyle w:val="Strong"/>
-          <w:rFonts w:ascii="Arial" w:hAnsi="Arial" w:cs="Arial"/>
-          <w:sz w:val="20"/>
-        </w:rPr>
-        <w:t>Datadog</w:t>
-      </w:r>
-      <w:proofErr w:type="spellEnd"/>
-      <w:r>
-        <w:rPr>
-          <w:rStyle w:val="Strong"/>
-          <w:rFonts w:ascii="Arial" w:hAnsi="Arial" w:cs="Arial"/>
-          <w:sz w:val="20"/>
-        </w:rPr>
-        <w:t>/</w:t>
-      </w:r>
-      <w:proofErr w:type="spellStart"/>
-      <w:r>
-        <w:rPr>
-          <w:rStyle w:val="Strong"/>
-          <w:rFonts w:ascii="Arial" w:hAnsi="Arial" w:cs="Arial"/>
-          <w:sz w:val="20"/>
-        </w:rPr>
-        <w:t>Grafana</w:t>
-      </w:r>
-      <w:proofErr w:type="spellEnd"/>
-      <w:r>
-        <w:rPr>
-          <w:rFonts w:ascii="Arial" w:hAnsi="Arial" w:cs="Arial"/>
-          <w:sz w:val="20"/>
-        </w:rPr>
-        <w:t xml:space="preserve"> backed by </w:t>
-      </w:r>
-      <w:r>
-        <w:rPr>
-          <w:rStyle w:val="Strong"/>
-          <w:rFonts w:ascii="Arial" w:hAnsi="Arial" w:cs="Arial"/>
-          <w:sz w:val="20"/>
-        </w:rPr>
-        <w:t>Prometheus</w:t>
-      </w:r>
-      <w:r>
-        <w:rPr>
-          <w:rFonts w:ascii="Arial" w:hAnsi="Arial" w:cs="Arial"/>
-          <w:sz w:val="20"/>
-        </w:rPr>
-        <w:t xml:space="preserve"> metrics, converting noisy logs into actionable SLO-style alerts.</w:t>
-      </w:r>
-    </w:p>
-    <w:p>
-      <w:pPr>
-        <w:pStyle w:val="NormalWeb"/>
-        <w:numPr>
-          <w:ilvl w:val="0"/>
-          <w:numId w:val="3"/>
-        </w:numPr>
-        <w:jc w:val="both"/>
-        <w:rPr>
-          <w:rFonts w:ascii="Arial" w:hAnsi="Arial" w:cs="Arial"/>
-          <w:sz w:val="20"/>
-        </w:rPr>
-      </w:pPr>
-      <w:r>
-        <w:rPr>
-          <w:rFonts w:ascii="Arial" w:hAnsi="Arial" w:cs="Arial"/>
-          <w:sz w:val="20"/>
-        </w:rPr>
-        <w:lastRenderedPageBreak/>
-        <w:t xml:space="preserve">Containerized services with </w:t>
-      </w:r>
-      <w:proofErr w:type="spellStart"/>
-      <w:r>
-        <w:rPr>
-          <w:rStyle w:val="Strong"/>
-          <w:rFonts w:ascii="Arial" w:hAnsi="Arial" w:cs="Arial"/>
-          <w:sz w:val="20"/>
-        </w:rPr>
-        <w:t>Docker</w:t>
-      </w:r>
-      <w:proofErr w:type="spellEnd"/>
-      <w:r>
-        <w:rPr>
-          <w:rFonts w:ascii="Arial" w:hAnsi="Arial" w:cs="Arial"/>
-          <w:sz w:val="20"/>
-        </w:rPr>
-        <w:t xml:space="preserve"> and deployed to </w:t>
-      </w:r>
-      <w:r>
-        <w:rPr>
-          <w:rStyle w:val="Strong"/>
-          <w:rFonts w:ascii="Arial" w:hAnsi="Arial" w:cs="Arial"/>
-          <w:sz w:val="20"/>
-        </w:rPr>
-        <w:t>AWS EKS/ECS</w:t>
-      </w:r>
-      <w:r>
-        <w:rPr>
-          <w:rFonts w:ascii="Arial" w:hAnsi="Arial" w:cs="Arial"/>
-          <w:sz w:val="20"/>
-        </w:rPr>
-        <w:t xml:space="preserve"> using </w:t>
-      </w:r>
-      <w:r>
-        <w:rPr>
-          <w:rStyle w:val="Strong"/>
-          <w:rFonts w:ascii="Arial" w:hAnsi="Arial" w:cs="Arial"/>
-          <w:sz w:val="20"/>
-        </w:rPr>
-        <w:t>Helm</w:t>
-      </w:r>
-      <w:r>
-        <w:rPr>
-          <w:rFonts w:ascii="Arial" w:hAnsi="Arial" w:cs="Arial"/>
-          <w:sz w:val="20"/>
-        </w:rPr>
-        <w:t>, improving environment consistency and enabling safer rollout strategies via progressive delivery practices.</w:t>
-      </w:r>
-    </w:p>
-    <w:p>
-      <w:pPr>
-        <w:pStyle w:val="NormalWeb"/>
-        <w:numPr>
-          <w:ilvl w:val="0"/>
-          <w:numId w:val="3"/>
-        </w:numPr>
-        <w:jc w:val="both"/>
-        <w:rPr>
-          <w:rFonts w:ascii="Arial" w:hAnsi="Arial" w:cs="Arial"/>
-          <w:sz w:val="20"/>
-        </w:rPr>
-      </w:pPr>
-      <w:r>
-        <w:rPr>
-          <w:rFonts w:ascii="Arial" w:hAnsi="Arial" w:cs="Arial"/>
-          <w:sz w:val="20"/>
-        </w:rPr>
-        <w:t xml:space="preserve">Automated infrastructure with </w:t>
-      </w:r>
-      <w:proofErr w:type="spellStart"/>
-      <w:r>
-        <w:rPr>
-          <w:rStyle w:val="Strong"/>
-          <w:rFonts w:ascii="Arial" w:hAnsi="Arial" w:cs="Arial"/>
-          <w:sz w:val="20"/>
-        </w:rPr>
-        <w:t>Terraform</w:t>
-      </w:r>
-      <w:proofErr w:type="spellEnd"/>
-      <w:r>
-        <w:rPr>
-          <w:rFonts w:ascii="Arial" w:hAnsi="Arial" w:cs="Arial"/>
-          <w:sz w:val="20"/>
-        </w:rPr>
-        <w:t xml:space="preserve"> and </w:t>
-      </w:r>
-      <w:proofErr w:type="spellStart"/>
-      <w:r>
-        <w:rPr>
-          <w:rStyle w:val="Strong"/>
-          <w:rFonts w:ascii="Arial" w:hAnsi="Arial" w:cs="Arial"/>
-          <w:sz w:val="20"/>
-        </w:rPr>
-        <w:t>CloudFormation</w:t>
-      </w:r>
-      <w:proofErr w:type="spellEnd"/>
-      <w:r>
-        <w:rPr>
-          <w:rFonts w:ascii="Arial" w:hAnsi="Arial" w:cs="Arial"/>
-          <w:sz w:val="20"/>
-        </w:rPr>
-        <w:t xml:space="preserve">, tightening </w:t>
-      </w:r>
-      <w:r>
-        <w:rPr>
-          <w:rStyle w:val="Strong"/>
-          <w:rFonts w:ascii="Arial" w:hAnsi="Arial" w:cs="Arial"/>
-          <w:sz w:val="20"/>
-        </w:rPr>
-        <w:t>IAM</w:t>
-      </w:r>
-      <w:r>
-        <w:rPr>
-          <w:rFonts w:ascii="Arial" w:hAnsi="Arial" w:cs="Arial"/>
-          <w:sz w:val="20"/>
-        </w:rPr>
-        <w:t xml:space="preserve"> least-privilege policies and improving auditability of changes across environments.</w:t>
-      </w:r>
-    </w:p>
-    <w:p>
-      <w:pPr>
-        <w:pStyle w:val="NormalWeb"/>
-        <w:numPr>
-          <w:ilvl w:val="0"/>
-          <w:numId w:val="3"/>
-        </w:numPr>
-        <w:jc w:val="both"/>
-        <w:rPr>
-          <w:rFonts w:ascii="Arial" w:hAnsi="Arial" w:cs="Arial"/>
-          <w:sz w:val="20"/>
-        </w:rPr>
-      </w:pPr>
-      <w:r>
-        <w:rPr>
-          <w:rFonts w:ascii="Arial" w:hAnsi="Arial" w:cs="Arial"/>
-          <w:sz w:val="20"/>
-        </w:rPr>
-        <w:t xml:space="preserve">Scaled data persistence with </w:t>
-      </w:r>
-      <w:r>
-        <w:rPr>
-          <w:rStyle w:val="Strong"/>
-          <w:rFonts w:ascii="Arial" w:hAnsi="Arial" w:cs="Arial"/>
-          <w:sz w:val="20"/>
-        </w:rPr>
-        <w:t>AWS RDS</w:t>
-      </w:r>
-      <w:r>
-        <w:rPr>
-          <w:rFonts w:ascii="Arial" w:hAnsi="Arial" w:cs="Arial"/>
-          <w:sz w:val="20"/>
-        </w:rPr>
-        <w:t xml:space="preserve">, </w:t>
-      </w:r>
-      <w:proofErr w:type="spellStart"/>
-      <w:r>
-        <w:rPr>
-          <w:rStyle w:val="Strong"/>
-          <w:rFonts w:ascii="Arial" w:hAnsi="Arial" w:cs="Arial"/>
-          <w:sz w:val="20"/>
-        </w:rPr>
-        <w:t>DynamoDB</w:t>
-      </w:r>
-      <w:proofErr w:type="spellEnd"/>
-      <w:r>
-        <w:rPr>
-          <w:rFonts w:ascii="Arial" w:hAnsi="Arial" w:cs="Arial"/>
-          <w:sz w:val="20"/>
-        </w:rPr>
-        <w:t xml:space="preserve">, and selective </w:t>
-      </w:r>
-      <w:proofErr w:type="spellStart"/>
-      <w:r>
-        <w:rPr>
-          <w:rStyle w:val="Strong"/>
-          <w:rFonts w:ascii="Arial" w:hAnsi="Arial" w:cs="Arial"/>
-          <w:sz w:val="20"/>
-        </w:rPr>
-        <w:t>MongoDB</w:t>
-      </w:r>
-      <w:proofErr w:type="spellEnd"/>
-      <w:r>
-        <w:rPr>
-          <w:rFonts w:ascii="Arial" w:hAnsi="Arial" w:cs="Arial"/>
-          <w:sz w:val="20"/>
-        </w:rPr>
-        <w:t xml:space="preserve"> usage for document-style integrations, keeping domain boundaries clear while meeting performance constraints.</w:t>
-      </w:r>
-    </w:p>
-    <w:p>
-      <w:pPr>
-        <w:pStyle w:val="NormalWeb"/>
-        <w:numPr>
-          <w:ilvl w:val="0"/>
-          <w:numId w:val="3"/>
-        </w:numPr>
-        <w:jc w:val="both"/>
-        <w:rPr>
-          <w:rFonts w:ascii="Arial" w:hAnsi="Arial" w:cs="Arial"/>
-          <w:sz w:val="20"/>
-        </w:rPr>
-      </w:pPr>
-      <w:r>
-        <w:rPr>
-          <w:rFonts w:ascii="Arial" w:hAnsi="Arial" w:cs="Arial"/>
-          <w:sz w:val="20"/>
-        </w:rPr>
-        <w:t xml:space="preserve">Hardened delivery with </w:t>
-      </w:r>
-      <w:r>
-        <w:rPr>
-          <w:rStyle w:val="Strong"/>
-          <w:rFonts w:ascii="Arial" w:hAnsi="Arial" w:cs="Arial"/>
-          <w:sz w:val="20"/>
-        </w:rPr>
-        <w:t>CI/CD</w:t>
-      </w:r>
-      <w:r>
-        <w:rPr>
-          <w:rFonts w:ascii="Arial" w:hAnsi="Arial" w:cs="Arial"/>
-          <w:sz w:val="20"/>
-        </w:rPr>
-        <w:t xml:space="preserve"> in </w:t>
-      </w:r>
-      <w:proofErr w:type="spellStart"/>
-      <w:r>
-        <w:rPr>
-          <w:rStyle w:val="Strong"/>
-          <w:rFonts w:ascii="Arial" w:hAnsi="Arial" w:cs="Arial"/>
-          <w:sz w:val="20"/>
-        </w:rPr>
-        <w:t>GitHub</w:t>
-      </w:r>
-      <w:proofErr w:type="spellEnd"/>
-      <w:r>
-        <w:rPr>
-          <w:rStyle w:val="Strong"/>
-          <w:rFonts w:ascii="Arial" w:hAnsi="Arial" w:cs="Arial"/>
-          <w:sz w:val="20"/>
-        </w:rPr>
-        <w:t xml:space="preserve"> Actions</w:t>
-      </w:r>
-      <w:r>
-        <w:rPr>
-          <w:rFonts w:ascii="Arial" w:hAnsi="Arial" w:cs="Arial"/>
-          <w:sz w:val="20"/>
-        </w:rPr>
-        <w:t xml:space="preserve"> (plus selective use of Jenkins/</w:t>
-      </w:r>
-      <w:proofErr w:type="spellStart"/>
-      <w:r>
-        <w:rPr>
-          <w:rFonts w:ascii="Arial" w:hAnsi="Arial" w:cs="Arial"/>
-          <w:sz w:val="20"/>
-        </w:rPr>
-        <w:t>GitLab</w:t>
-      </w:r>
-      <w:proofErr w:type="spellEnd"/>
-      <w:r>
-        <w:rPr>
-          <w:rFonts w:ascii="Arial" w:hAnsi="Arial" w:cs="Arial"/>
-          <w:sz w:val="20"/>
-        </w:rPr>
-        <w:t xml:space="preserve"> CI), expanding automated coverage with </w:t>
-      </w:r>
-      <w:r>
-        <w:rPr>
-          <w:rStyle w:val="Strong"/>
-          <w:rFonts w:ascii="Arial" w:hAnsi="Arial" w:cs="Arial"/>
-          <w:sz w:val="20"/>
-        </w:rPr>
-        <w:t>Jest</w:t>
-      </w:r>
-      <w:r>
-        <w:rPr>
-          <w:rFonts w:ascii="Arial" w:hAnsi="Arial" w:cs="Arial"/>
-          <w:sz w:val="20"/>
-        </w:rPr>
-        <w:t xml:space="preserve">, </w:t>
-      </w:r>
-      <w:r>
-        <w:rPr>
-          <w:rStyle w:val="Strong"/>
-          <w:rFonts w:ascii="Arial" w:hAnsi="Arial" w:cs="Arial"/>
-          <w:sz w:val="20"/>
-        </w:rPr>
-        <w:t>Mocha/Chai</w:t>
-      </w:r>
-      <w:r>
-        <w:rPr>
-          <w:rFonts w:ascii="Arial" w:hAnsi="Arial" w:cs="Arial"/>
-          <w:sz w:val="20"/>
-        </w:rPr>
-        <w:t xml:space="preserve">, </w:t>
-      </w:r>
-      <w:r>
-        <w:rPr>
-          <w:rStyle w:val="Strong"/>
-          <w:rFonts w:ascii="Arial" w:hAnsi="Arial" w:cs="Arial"/>
-          <w:sz w:val="20"/>
-        </w:rPr>
-        <w:t>React Testing Library</w:t>
-      </w:r>
-      <w:r>
-        <w:rPr>
-          <w:rFonts w:ascii="Arial" w:hAnsi="Arial" w:cs="Arial"/>
-          <w:sz w:val="20"/>
-        </w:rPr>
-        <w:t xml:space="preserve">, </w:t>
-      </w:r>
-      <w:r>
-        <w:rPr>
-          <w:rStyle w:val="Strong"/>
-          <w:rFonts w:ascii="Arial" w:hAnsi="Arial" w:cs="Arial"/>
-          <w:sz w:val="20"/>
-        </w:rPr>
-        <w:t>Cypress</w:t>
-      </w:r>
-      <w:r>
-        <w:rPr>
-          <w:rFonts w:ascii="Arial" w:hAnsi="Arial" w:cs="Arial"/>
-          <w:sz w:val="20"/>
-        </w:rPr>
-        <w:t xml:space="preserve">, </w:t>
-      </w:r>
-      <w:r>
-        <w:rPr>
-          <w:rStyle w:val="Strong"/>
-          <w:rFonts w:ascii="Arial" w:hAnsi="Arial" w:cs="Arial"/>
-          <w:sz w:val="20"/>
-        </w:rPr>
-        <w:t>Playwright</w:t>
-      </w:r>
-      <w:r>
-        <w:rPr>
-          <w:rFonts w:ascii="Arial" w:hAnsi="Arial" w:cs="Arial"/>
-          <w:sz w:val="20"/>
-        </w:rPr>
-        <w:t xml:space="preserve">, and </w:t>
-      </w:r>
-      <w:r>
-        <w:rPr>
-          <w:rStyle w:val="Strong"/>
-          <w:rFonts w:ascii="Arial" w:hAnsi="Arial" w:cs="Arial"/>
-          <w:sz w:val="20"/>
-        </w:rPr>
-        <w:t>Pact-style</w:t>
-      </w:r>
-      <w:r>
-        <w:rPr>
-          <w:rFonts w:ascii="Arial" w:hAnsi="Arial" w:cs="Arial"/>
-          <w:sz w:val="20"/>
-        </w:rPr>
-        <w:t xml:space="preserve"> contract tests to reduce regressions.</w:t>
+        <w:t>Supported integration work with external systems using file-based exchanges and service-to-service communication patterns, ensuring reliable data exchange and traceable failure modes.</w:t>
       </w:r>
     </w:p>
     <w:p>
       <w:pPr>
         <w:pBdr>
-          <w:bottom w:val="dashed" w:sz="4" w:space="0" w:color="CFD2CD"/>
+          <w:bottom w:val="single" w:sz="6" w:space="0" w:color="111111"/>
         </w:pBdr>
-        <w:spacing w:after="120"/>
-      </w:pPr>
-      <w:r>
-        <w:t xml:space="preserve"> </w:t>
+        <w:spacing w:before="120" w:after="80"/>
+      </w:pPr>
+      <w:r>
+        <w:rPr>
+          <w:b/>
+          <w:bCs/>
+          <w:color w:val="111111"/>
+          <w:sz w:val="24"/>
+          <w:szCs w:val="24"/>
+        </w:rPr>
+        <w:t>EDUCATION</w:t>
       </w:r>
     </w:p>
     <w:p>
@@ -3002,14 +3359,13 @@
           <w:b/>
           <w:bCs/>
           <w:color w:val="111111"/>
-          <w:sz w:val="23"/>
-          <w:szCs w:val="23"/>
-        </w:rPr>
-        <w:t>Full Stack Engineer</w:t>
-      </w:r>
-    </w:p>
-    <w:p>
-      <w:proofErr w:type="spellStart"/>
+          <w:sz w:val="22"/>
+          <w:szCs w:val="22"/>
+        </w:rPr>
+        <w:t>Bachelor’s degree in Computer Science</w:t>
+      </w:r>
+    </w:p>
+    <w:p>
       <w:r>
         <w:rPr>
           <w:rFonts w:ascii="Arial" w:eastAsia="Arial" w:hAnsi="Arial" w:cs="Arial"/>
@@ -3019,911 +3375,6 @@
           <w:sz w:val="21"/>
           <w:szCs w:val="21"/>
         </w:rPr>
-        <w:t>Webiz</w:t>
-      </w:r>
-      <w:proofErr w:type="spellEnd"/>
-      <w:r>
-        <w:rPr>
-          <w:rFonts w:ascii="Arial" w:eastAsia="Arial" w:hAnsi="Arial" w:cs="Arial"/>
-          <w:b/>
-          <w:bCs/>
-          <w:color w:val="6F8F6B"/>
-          <w:sz w:val="21"/>
-          <w:szCs w:val="21"/>
-        </w:rPr>
-        <w:t xml:space="preserve"> Digital</w:t>
-      </w:r>
-    </w:p>
-    <w:p>
-      <w:r>
-        <w:rPr>
-          <w:rFonts w:ascii="Arial" w:eastAsia="Arial" w:hAnsi="Arial" w:cs="Arial"/>
-          <w:color w:val="4B5563"/>
-          <w:sz w:val="19"/>
-          <w:szCs w:val="19"/>
-        </w:rPr>
-        <w:t>July 2017 - January 2020</w:t>
-      </w:r>
-    </w:p>
-    <w:p>
-      <w:pPr>
-        <w:pStyle w:val="NormalWeb"/>
-        <w:numPr>
-          <w:ilvl w:val="0"/>
-          <w:numId w:val="7"/>
-        </w:numPr>
-        <w:jc w:val="both"/>
-        <w:rPr>
-          <w:rFonts w:ascii="Arial" w:hAnsi="Arial" w:cs="Arial"/>
-          <w:sz w:val="20"/>
-        </w:rPr>
-      </w:pPr>
-      <w:r>
-        <w:rPr>
-          <w:rFonts w:ascii="Arial" w:hAnsi="Arial" w:cs="Arial"/>
-          <w:sz w:val="20"/>
-        </w:rPr>
-        <w:t xml:space="preserve">Delivered full-stack features pairing </w:t>
-      </w:r>
-      <w:proofErr w:type="gramStart"/>
-      <w:r>
-        <w:rPr>
-          <w:rStyle w:val="Strong"/>
-          <w:rFonts w:ascii="Arial" w:hAnsi="Arial" w:cs="Arial"/>
-          <w:sz w:val="20"/>
-        </w:rPr>
-        <w:t>React</w:t>
-      </w:r>
-      <w:proofErr w:type="gramEnd"/>
-      <w:r>
-        <w:rPr>
-          <w:rFonts w:ascii="Arial" w:hAnsi="Arial" w:cs="Arial"/>
-          <w:sz w:val="20"/>
-        </w:rPr>
-        <w:t xml:space="preserve"> user experiences with backend services, ensuring browser interactions mapped cleanly to server-side domain logic and stable API contracts.</w:t>
-      </w:r>
-    </w:p>
-    <w:p>
-      <w:pPr>
-        <w:pStyle w:val="NormalWeb"/>
-        <w:numPr>
-          <w:ilvl w:val="0"/>
-          <w:numId w:val="7"/>
-        </w:numPr>
-        <w:jc w:val="both"/>
-        <w:rPr>
-          <w:rFonts w:ascii="Arial" w:hAnsi="Arial" w:cs="Arial"/>
-          <w:sz w:val="20"/>
-        </w:rPr>
-      </w:pPr>
-      <w:r>
-        <w:rPr>
-          <w:rFonts w:ascii="Arial" w:hAnsi="Arial" w:cs="Arial"/>
-          <w:sz w:val="20"/>
-        </w:rPr>
-        <w:t xml:space="preserve">Implemented consistent </w:t>
-      </w:r>
-      <w:r>
-        <w:rPr>
-          <w:rStyle w:val="Strong"/>
-          <w:rFonts w:ascii="Arial" w:hAnsi="Arial" w:cs="Arial"/>
-          <w:sz w:val="20"/>
-        </w:rPr>
-        <w:t>REST API</w:t>
-      </w:r>
-      <w:r>
-        <w:rPr>
-          <w:rFonts w:ascii="Arial" w:hAnsi="Arial" w:cs="Arial"/>
-          <w:sz w:val="20"/>
-        </w:rPr>
-        <w:t xml:space="preserve"> patterns with validation and structured error models, making frontend integration predictable and reducing rework caused by ambiguous edge cases.</w:t>
-      </w:r>
-    </w:p>
-    <w:p>
-      <w:pPr>
-        <w:pStyle w:val="NormalWeb"/>
-        <w:numPr>
-          <w:ilvl w:val="0"/>
-          <w:numId w:val="7"/>
-        </w:numPr>
-        <w:jc w:val="both"/>
-        <w:rPr>
-          <w:rFonts w:ascii="Arial" w:hAnsi="Arial" w:cs="Arial"/>
-          <w:sz w:val="20"/>
-        </w:rPr>
-      </w:pPr>
-      <w:r>
-        <w:rPr>
-          <w:rFonts w:ascii="Arial" w:hAnsi="Arial" w:cs="Arial"/>
-          <w:sz w:val="20"/>
-        </w:rPr>
-        <w:t xml:space="preserve">Built reusable UI primitives with </w:t>
-      </w:r>
-      <w:proofErr w:type="spellStart"/>
-      <w:r>
-        <w:rPr>
-          <w:rStyle w:val="Strong"/>
-          <w:rFonts w:ascii="Arial" w:hAnsi="Arial" w:cs="Arial"/>
-          <w:sz w:val="20"/>
-        </w:rPr>
-        <w:t>TypeScript</w:t>
-      </w:r>
-      <w:proofErr w:type="spellEnd"/>
-      <w:r>
-        <w:rPr>
-          <w:rFonts w:ascii="Arial" w:hAnsi="Arial" w:cs="Arial"/>
-          <w:sz w:val="20"/>
-        </w:rPr>
-        <w:t>, shared component libraries, and accessibility-first defaults, improving consistency across responsive layouts and complex data screens.</w:t>
-      </w:r>
-    </w:p>
-    <w:p>
-      <w:pPr>
-        <w:pStyle w:val="NormalWeb"/>
-        <w:numPr>
-          <w:ilvl w:val="0"/>
-          <w:numId w:val="7"/>
-        </w:numPr>
-        <w:jc w:val="both"/>
-        <w:rPr>
-          <w:rFonts w:ascii="Arial" w:hAnsi="Arial" w:cs="Arial"/>
-          <w:sz w:val="20"/>
-        </w:rPr>
-      </w:pPr>
-      <w:r>
-        <w:rPr>
-          <w:rFonts w:ascii="Arial" w:hAnsi="Arial" w:cs="Arial"/>
-          <w:sz w:val="20"/>
-        </w:rPr>
-        <w:t>Improved frontend performance through bundle hygiene, render profiling, and smarter data-fetching patterns, keeping UI responsive as datasets and interaction density increased.</w:t>
-      </w:r>
-    </w:p>
-    <w:p>
-      <w:pPr>
-        <w:pStyle w:val="NormalWeb"/>
-        <w:numPr>
-          <w:ilvl w:val="0"/>
-          <w:numId w:val="7"/>
-        </w:numPr>
-        <w:jc w:val="both"/>
-        <w:rPr>
-          <w:rFonts w:ascii="Arial" w:hAnsi="Arial" w:cs="Arial"/>
-          <w:sz w:val="20"/>
-        </w:rPr>
-      </w:pPr>
-      <w:r>
-        <w:rPr>
-          <w:rFonts w:ascii="Arial" w:hAnsi="Arial" w:cs="Arial"/>
-          <w:sz w:val="20"/>
-        </w:rPr>
-        <w:t xml:space="preserve">Implemented database-driven workflows on </w:t>
-      </w:r>
-      <w:proofErr w:type="spellStart"/>
-      <w:r>
-        <w:rPr>
-          <w:rStyle w:val="Strong"/>
-          <w:rFonts w:ascii="Arial" w:hAnsi="Arial" w:cs="Arial"/>
-          <w:sz w:val="20"/>
-        </w:rPr>
-        <w:t>PostgreSQL</w:t>
-      </w:r>
-      <w:proofErr w:type="spellEnd"/>
-      <w:r>
-        <w:rPr>
-          <w:rFonts w:ascii="Arial" w:hAnsi="Arial" w:cs="Arial"/>
-          <w:sz w:val="20"/>
-        </w:rPr>
-        <w:t xml:space="preserve"> and </w:t>
-      </w:r>
-      <w:r>
-        <w:rPr>
-          <w:rStyle w:val="Strong"/>
-          <w:rFonts w:ascii="Arial" w:hAnsi="Arial" w:cs="Arial"/>
-          <w:sz w:val="20"/>
-        </w:rPr>
-        <w:t>MySQL</w:t>
-      </w:r>
-      <w:r>
-        <w:rPr>
-          <w:rFonts w:ascii="Arial" w:hAnsi="Arial" w:cs="Arial"/>
-          <w:sz w:val="20"/>
-        </w:rPr>
-        <w:t>, tuning queries and indexes while keeping transactional boundaries clear for billing-like and reporting-heavy flows.</w:t>
-      </w:r>
-    </w:p>
-    <w:p>
-      <w:pPr>
-        <w:pStyle w:val="NormalWeb"/>
-        <w:numPr>
-          <w:ilvl w:val="0"/>
-          <w:numId w:val="7"/>
-        </w:numPr>
-        <w:jc w:val="both"/>
-        <w:rPr>
-          <w:rFonts w:ascii="Arial" w:hAnsi="Arial" w:cs="Arial"/>
-          <w:sz w:val="20"/>
-        </w:rPr>
-      </w:pPr>
-      <w:r>
-        <w:rPr>
-          <w:rFonts w:ascii="Arial" w:hAnsi="Arial" w:cs="Arial"/>
-          <w:sz w:val="20"/>
-        </w:rPr>
-        <w:t xml:space="preserve">Added caching and throttling patterns using </w:t>
-      </w:r>
-      <w:proofErr w:type="spellStart"/>
-      <w:proofErr w:type="gramStart"/>
-      <w:r>
-        <w:rPr>
-          <w:rStyle w:val="Strong"/>
-          <w:rFonts w:ascii="Arial" w:hAnsi="Arial" w:cs="Arial"/>
-          <w:sz w:val="20"/>
-        </w:rPr>
-        <w:t>Redis</w:t>
-      </w:r>
-      <w:proofErr w:type="spellEnd"/>
-      <w:proofErr w:type="gramEnd"/>
-      <w:r>
-        <w:rPr>
-          <w:rFonts w:ascii="Arial" w:hAnsi="Arial" w:cs="Arial"/>
-          <w:sz w:val="20"/>
-        </w:rPr>
-        <w:t xml:space="preserve"> concepts, protecting the system from repeated expensive reads and smoothing spikes during campaigns and peak traffic.</w:t>
-      </w:r>
-    </w:p>
-    <w:p>
-      <w:pPr>
-        <w:pStyle w:val="NormalWeb"/>
-        <w:numPr>
-          <w:ilvl w:val="0"/>
-          <w:numId w:val="7"/>
-        </w:numPr>
-        <w:jc w:val="both"/>
-        <w:rPr>
-          <w:rFonts w:ascii="Arial" w:hAnsi="Arial" w:cs="Arial"/>
-          <w:sz w:val="20"/>
-        </w:rPr>
-      </w:pPr>
-      <w:r>
-        <w:rPr>
-          <w:rFonts w:ascii="Arial" w:hAnsi="Arial" w:cs="Arial"/>
-          <w:sz w:val="20"/>
-        </w:rPr>
-        <w:t xml:space="preserve">Integrated third-party services using robust timeouts, retries, and normalization logic; used </w:t>
-      </w:r>
-      <w:proofErr w:type="spellStart"/>
-      <w:r>
-        <w:rPr>
-          <w:rStyle w:val="Strong"/>
-          <w:rFonts w:ascii="Arial" w:hAnsi="Arial" w:cs="Arial"/>
-          <w:sz w:val="20"/>
-        </w:rPr>
-        <w:t>webhooks</w:t>
-      </w:r>
-      <w:proofErr w:type="spellEnd"/>
-      <w:r>
-        <w:rPr>
-          <w:rFonts w:ascii="Arial" w:hAnsi="Arial" w:cs="Arial"/>
-          <w:sz w:val="20"/>
-        </w:rPr>
-        <w:t xml:space="preserve"> to ingest partner events and introduced reconciliation routines for eventual consistency.</w:t>
-      </w:r>
-    </w:p>
-    <w:p>
-      <w:pPr>
-        <w:pStyle w:val="NormalWeb"/>
-        <w:numPr>
-          <w:ilvl w:val="0"/>
-          <w:numId w:val="7"/>
-        </w:numPr>
-        <w:jc w:val="both"/>
-        <w:rPr>
-          <w:rFonts w:ascii="Arial" w:hAnsi="Arial" w:cs="Arial"/>
-          <w:sz w:val="20"/>
-        </w:rPr>
-      </w:pPr>
-      <w:r>
-        <w:rPr>
-          <w:rFonts w:ascii="Arial" w:hAnsi="Arial" w:cs="Arial"/>
-          <w:sz w:val="20"/>
-        </w:rPr>
-        <w:t xml:space="preserve">Supported asynchronous processing with queue-based worker patterns using </w:t>
-      </w:r>
-      <w:proofErr w:type="spellStart"/>
-      <w:r>
-        <w:rPr>
-          <w:rStyle w:val="Strong"/>
-          <w:rFonts w:ascii="Arial" w:hAnsi="Arial" w:cs="Arial"/>
-          <w:sz w:val="20"/>
-        </w:rPr>
-        <w:t>RabbitMQ</w:t>
-      </w:r>
-      <w:proofErr w:type="spellEnd"/>
-      <w:r>
-        <w:rPr>
-          <w:rFonts w:ascii="Arial" w:hAnsi="Arial" w:cs="Arial"/>
-          <w:sz w:val="20"/>
-        </w:rPr>
-        <w:t xml:space="preserve"> and AWS-style messaging concepts, reducing request latency and improving throughput for long tasks.</w:t>
-      </w:r>
-    </w:p>
-    <w:p>
-      <w:pPr>
-        <w:pStyle w:val="NormalWeb"/>
-        <w:numPr>
-          <w:ilvl w:val="0"/>
-          <w:numId w:val="7"/>
-        </w:numPr>
-        <w:jc w:val="both"/>
-        <w:rPr>
-          <w:rFonts w:ascii="Arial" w:hAnsi="Arial" w:cs="Arial"/>
-          <w:sz w:val="20"/>
-        </w:rPr>
-      </w:pPr>
-      <w:r>
-        <w:rPr>
-          <w:rFonts w:ascii="Arial" w:hAnsi="Arial" w:cs="Arial"/>
-          <w:sz w:val="20"/>
-        </w:rPr>
-        <w:t xml:space="preserve">Improved search and discovery experiences by indexing key entities into </w:t>
-      </w:r>
-      <w:proofErr w:type="spellStart"/>
-      <w:r>
-        <w:rPr>
-          <w:rStyle w:val="Strong"/>
-          <w:rFonts w:ascii="Arial" w:hAnsi="Arial" w:cs="Arial"/>
-          <w:sz w:val="20"/>
-        </w:rPr>
-        <w:t>Elasticsearch</w:t>
-      </w:r>
-      <w:proofErr w:type="spellEnd"/>
-      <w:r>
-        <w:rPr>
-          <w:rStyle w:val="Strong"/>
-          <w:rFonts w:ascii="Arial" w:hAnsi="Arial" w:cs="Arial"/>
-          <w:sz w:val="20"/>
-        </w:rPr>
-        <w:t>/OpenSearch</w:t>
-      </w:r>
-      <w:r>
-        <w:rPr>
-          <w:rFonts w:ascii="Arial" w:hAnsi="Arial" w:cs="Arial"/>
-          <w:sz w:val="20"/>
-        </w:rPr>
-        <w:t>, enabling fast filtering and keyword search without overloading the relational database.</w:t>
-      </w:r>
-    </w:p>
-    <w:p>
-      <w:pPr>
-        <w:pStyle w:val="NormalWeb"/>
-        <w:numPr>
-          <w:ilvl w:val="0"/>
-          <w:numId w:val="7"/>
-        </w:numPr>
-        <w:jc w:val="both"/>
-        <w:rPr>
-          <w:rFonts w:ascii="Arial" w:hAnsi="Arial" w:cs="Arial"/>
-          <w:sz w:val="20"/>
-        </w:rPr>
-      </w:pPr>
-      <w:r>
-        <w:rPr>
-          <w:rFonts w:ascii="Arial" w:hAnsi="Arial" w:cs="Arial"/>
-          <w:sz w:val="20"/>
-        </w:rPr>
-        <w:t xml:space="preserve">Strengthened operational visibility with </w:t>
-      </w:r>
-      <w:r>
-        <w:rPr>
-          <w:rStyle w:val="Strong"/>
-          <w:rFonts w:ascii="Arial" w:hAnsi="Arial" w:cs="Arial"/>
-          <w:sz w:val="20"/>
-        </w:rPr>
-        <w:t>structured logging</w:t>
-      </w:r>
-      <w:r>
-        <w:rPr>
-          <w:rFonts w:ascii="Arial" w:hAnsi="Arial" w:cs="Arial"/>
-          <w:sz w:val="20"/>
-        </w:rPr>
-        <w:t xml:space="preserve">, request correlation, and actionable metrics; surfaced key signals into </w:t>
-      </w:r>
-      <w:proofErr w:type="spellStart"/>
-      <w:r>
-        <w:rPr>
-          <w:rFonts w:ascii="Arial" w:hAnsi="Arial" w:cs="Arial"/>
-          <w:sz w:val="20"/>
-        </w:rPr>
-        <w:t>dashboarding</w:t>
-      </w:r>
-      <w:proofErr w:type="spellEnd"/>
-      <w:r>
-        <w:rPr>
-          <w:rFonts w:ascii="Arial" w:hAnsi="Arial" w:cs="Arial"/>
-          <w:sz w:val="20"/>
-        </w:rPr>
-        <w:t xml:space="preserve"> and alerting workflows for faster incident response.</w:t>
-      </w:r>
-    </w:p>
-    <w:p>
-      <w:pPr>
-        <w:pStyle w:val="NormalWeb"/>
-        <w:numPr>
-          <w:ilvl w:val="0"/>
-          <w:numId w:val="7"/>
-        </w:numPr>
-        <w:jc w:val="both"/>
-        <w:rPr>
-          <w:rFonts w:ascii="Arial" w:hAnsi="Arial" w:cs="Arial"/>
-          <w:sz w:val="20"/>
-        </w:rPr>
-      </w:pPr>
-      <w:r>
-        <w:rPr>
-          <w:rFonts w:ascii="Arial" w:hAnsi="Arial" w:cs="Arial"/>
-          <w:sz w:val="20"/>
-        </w:rPr>
-        <w:t xml:space="preserve">Contributed to cloud delivery practices across containerized environments using </w:t>
-      </w:r>
-      <w:proofErr w:type="spellStart"/>
-      <w:r>
-        <w:rPr>
-          <w:rStyle w:val="Strong"/>
-          <w:rFonts w:ascii="Arial" w:hAnsi="Arial" w:cs="Arial"/>
-          <w:sz w:val="20"/>
-        </w:rPr>
-        <w:t>Docker</w:t>
-      </w:r>
-      <w:proofErr w:type="spellEnd"/>
-      <w:r>
-        <w:rPr>
-          <w:rFonts w:ascii="Arial" w:hAnsi="Arial" w:cs="Arial"/>
-          <w:sz w:val="20"/>
-        </w:rPr>
-        <w:t xml:space="preserve"> and infrastructure automation patterns, reducing configuration drift between development and production.</w:t>
-      </w:r>
-    </w:p>
-    <w:p>
-      <w:pPr>
-        <w:pStyle w:val="NormalWeb"/>
-        <w:numPr>
-          <w:ilvl w:val="0"/>
-          <w:numId w:val="7"/>
-        </w:numPr>
-        <w:jc w:val="both"/>
-        <w:rPr>
-          <w:rFonts w:ascii="Arial" w:hAnsi="Arial" w:cs="Arial"/>
-          <w:sz w:val="20"/>
-        </w:rPr>
-      </w:pPr>
-      <w:r>
-        <w:rPr>
-          <w:rFonts w:ascii="Arial" w:hAnsi="Arial" w:cs="Arial"/>
-          <w:sz w:val="20"/>
-        </w:rPr>
-        <w:t>Collaborated with design and product to deliver polished, responsive experiences, translating mockups into production-ready UI while keeping implementation pragmatic and maintainable.</w:t>
-      </w:r>
-    </w:p>
-    <w:p>
-      <w:pPr>
-        <w:pStyle w:val="NormalWeb"/>
-        <w:numPr>
-          <w:ilvl w:val="0"/>
-          <w:numId w:val="7"/>
-        </w:numPr>
-        <w:jc w:val="both"/>
-        <w:rPr>
-          <w:rFonts w:ascii="Arial" w:hAnsi="Arial" w:cs="Arial"/>
-          <w:sz w:val="20"/>
-        </w:rPr>
-      </w:pPr>
-      <w:r>
-        <w:rPr>
-          <w:rFonts w:ascii="Arial" w:hAnsi="Arial" w:cs="Arial"/>
-          <w:sz w:val="20"/>
-        </w:rPr>
-        <w:t>Raised quality bars by expanding automated tests (unit + integration + UI journeys), integrating checks into CI pipelines and preventing regressions on critical user flows.</w:t>
-      </w:r>
-    </w:p>
-    <w:p>
-      <w:pPr>
-        <w:pBdr>
-          <w:bottom w:val="dashed" w:sz="4" w:space="0" w:color="CFD2CD"/>
-        </w:pBdr>
-        <w:spacing w:after="120"/>
-      </w:pPr>
-      <w:r>
-        <w:t xml:space="preserve"> </w:t>
-      </w:r>
-    </w:p>
-    <w:p>
-      <w:r>
-        <w:rPr>
-          <w:rFonts w:ascii="Arial" w:eastAsia="Arial" w:hAnsi="Arial" w:cs="Arial"/>
-          <w:b/>
-          <w:bCs/>
-          <w:color w:val="111111"/>
-          <w:sz w:val="23"/>
-          <w:szCs w:val="23"/>
-        </w:rPr>
-        <w:t>Software Developer</w:t>
-      </w:r>
-    </w:p>
-    <w:p>
-      <w:proofErr w:type="gramStart"/>
-      <w:r>
-        <w:rPr>
-          <w:rFonts w:ascii="Arial" w:eastAsia="Arial" w:hAnsi="Arial" w:cs="Arial"/>
-          <w:b/>
-          <w:bCs/>
-          <w:color w:val="6F8F6B"/>
-          <w:sz w:val="21"/>
-          <w:szCs w:val="21"/>
-        </w:rPr>
-        <w:t>Centric Tech Inc.</w:t>
-      </w:r>
-      <w:proofErr w:type="gramEnd"/>
-    </w:p>
-    <w:p>
-      <w:r>
-        <w:rPr>
-          <w:rFonts w:ascii="Arial" w:eastAsia="Arial" w:hAnsi="Arial" w:cs="Arial"/>
-          <w:color w:val="4B5563"/>
-          <w:sz w:val="19"/>
-          <w:szCs w:val="19"/>
-        </w:rPr>
-        <w:t>October 2013 - June 2017</w:t>
-      </w:r>
-    </w:p>
-    <w:p>
-      <w:pPr>
-        <w:pStyle w:val="NormalWeb"/>
-        <w:numPr>
-          <w:ilvl w:val="0"/>
-          <w:numId w:val="6"/>
-        </w:numPr>
-        <w:jc w:val="both"/>
-        <w:rPr>
-          <w:rFonts w:ascii="Arial" w:hAnsi="Arial" w:cs="Arial"/>
-          <w:sz w:val="20"/>
-        </w:rPr>
-      </w:pPr>
-      <w:r>
-        <w:rPr>
-          <w:rFonts w:ascii="Arial" w:hAnsi="Arial" w:cs="Arial"/>
-          <w:sz w:val="20"/>
-        </w:rPr>
-        <w:t>Built and maintained backend services and web applications for internal and client-facing systems, balancing feature delivery with long-term maintainability through careful refactoring.</w:t>
-      </w:r>
-    </w:p>
-    <w:p>
-      <w:pPr>
-        <w:pStyle w:val="NormalWeb"/>
-        <w:numPr>
-          <w:ilvl w:val="0"/>
-          <w:numId w:val="6"/>
-        </w:numPr>
-        <w:jc w:val="both"/>
-        <w:rPr>
-          <w:rFonts w:ascii="Arial" w:hAnsi="Arial" w:cs="Arial"/>
-          <w:sz w:val="20"/>
-        </w:rPr>
-      </w:pPr>
-      <w:r>
-        <w:rPr>
-          <w:rFonts w:ascii="Arial" w:hAnsi="Arial" w:cs="Arial"/>
-          <w:sz w:val="20"/>
-        </w:rPr>
-        <w:t>Implemented API endpoints and core business logic with pragmatic validation and defensive error handling, reducing production defects caused by malformed inputs and edge-case data.</w:t>
-      </w:r>
-    </w:p>
-    <w:p>
-      <w:pPr>
-        <w:pStyle w:val="NormalWeb"/>
-        <w:numPr>
-          <w:ilvl w:val="0"/>
-          <w:numId w:val="6"/>
-        </w:numPr>
-        <w:jc w:val="both"/>
-        <w:rPr>
-          <w:rFonts w:ascii="Arial" w:hAnsi="Arial" w:cs="Arial"/>
-          <w:sz w:val="20"/>
-        </w:rPr>
-      </w:pPr>
-      <w:r>
-        <w:rPr>
-          <w:rFonts w:ascii="Arial" w:hAnsi="Arial" w:cs="Arial"/>
-          <w:sz w:val="20"/>
-        </w:rPr>
-        <w:t xml:space="preserve">Developed data-heavy workflows using </w:t>
-      </w:r>
-      <w:r>
-        <w:rPr>
-          <w:rStyle w:val="Strong"/>
-          <w:rFonts w:ascii="Arial" w:hAnsi="Arial" w:cs="Arial"/>
-          <w:sz w:val="20"/>
-        </w:rPr>
-        <w:t>SQL</w:t>
-      </w:r>
-      <w:r>
-        <w:rPr>
-          <w:rFonts w:ascii="Arial" w:hAnsi="Arial" w:cs="Arial"/>
-          <w:sz w:val="20"/>
-        </w:rPr>
-        <w:t xml:space="preserve"> across </w:t>
-      </w:r>
-      <w:r>
-        <w:rPr>
-          <w:rStyle w:val="Strong"/>
-          <w:rFonts w:ascii="Arial" w:hAnsi="Arial" w:cs="Arial"/>
-          <w:sz w:val="20"/>
-        </w:rPr>
-        <w:t>SQL Server</w:t>
-      </w:r>
-      <w:r>
-        <w:rPr>
-          <w:rFonts w:ascii="Arial" w:hAnsi="Arial" w:cs="Arial"/>
-          <w:sz w:val="20"/>
-        </w:rPr>
-        <w:t xml:space="preserve"> and </w:t>
-      </w:r>
-      <w:r>
-        <w:rPr>
-          <w:rStyle w:val="Strong"/>
-          <w:rFonts w:ascii="Arial" w:hAnsi="Arial" w:cs="Arial"/>
-          <w:sz w:val="20"/>
-        </w:rPr>
-        <w:t>MySQL</w:t>
-      </w:r>
-      <w:r>
-        <w:rPr>
-          <w:rFonts w:ascii="Arial" w:hAnsi="Arial" w:cs="Arial"/>
-          <w:sz w:val="20"/>
-        </w:rPr>
-        <w:t>, improving performance with targeted indexing and query tuning for slow operations and critical screens.</w:t>
-      </w:r>
-    </w:p>
-    <w:p>
-      <w:pPr>
-        <w:pStyle w:val="NormalWeb"/>
-        <w:numPr>
-          <w:ilvl w:val="0"/>
-          <w:numId w:val="6"/>
-        </w:numPr>
-        <w:jc w:val="both"/>
-        <w:rPr>
-          <w:rFonts w:ascii="Arial" w:hAnsi="Arial" w:cs="Arial"/>
-          <w:sz w:val="20"/>
-        </w:rPr>
-      </w:pPr>
-      <w:r>
-        <w:rPr>
-          <w:rFonts w:ascii="Arial" w:hAnsi="Arial" w:cs="Arial"/>
-          <w:sz w:val="20"/>
-        </w:rPr>
-        <w:t xml:space="preserve">Supported early </w:t>
-      </w:r>
-      <w:r>
-        <w:rPr>
-          <w:rStyle w:val="Strong"/>
-          <w:rFonts w:ascii="Arial" w:hAnsi="Arial" w:cs="Arial"/>
-          <w:sz w:val="20"/>
-        </w:rPr>
-        <w:t>ETL/data pipeline</w:t>
-      </w:r>
-      <w:r>
-        <w:rPr>
-          <w:rFonts w:ascii="Arial" w:hAnsi="Arial" w:cs="Arial"/>
-          <w:sz w:val="20"/>
-        </w:rPr>
-        <w:t xml:space="preserve"> work by implementing validation rules, imports, and transformation utilities, improving data correctness for reporting and operational workflows.</w:t>
-      </w:r>
-    </w:p>
-    <w:p>
-      <w:pPr>
-        <w:pStyle w:val="NormalWeb"/>
-        <w:numPr>
-          <w:ilvl w:val="0"/>
-          <w:numId w:val="6"/>
-        </w:numPr>
-        <w:jc w:val="both"/>
-        <w:rPr>
-          <w:rFonts w:ascii="Arial" w:hAnsi="Arial" w:cs="Arial"/>
-          <w:sz w:val="20"/>
-        </w:rPr>
-      </w:pPr>
-      <w:r>
-        <w:rPr>
-          <w:rFonts w:ascii="Arial" w:hAnsi="Arial" w:cs="Arial"/>
-          <w:sz w:val="20"/>
-        </w:rPr>
-        <w:t>Introduced caching-style patterns and safe retry concepts to reduce repeated computation and stabilize long-running operations during load spikes and partial downstream failures.</w:t>
-      </w:r>
-    </w:p>
-    <w:p>
-      <w:pPr>
-        <w:pStyle w:val="NormalWeb"/>
-        <w:numPr>
-          <w:ilvl w:val="0"/>
-          <w:numId w:val="6"/>
-        </w:numPr>
-        <w:jc w:val="both"/>
-        <w:rPr>
-          <w:rFonts w:ascii="Arial" w:hAnsi="Arial" w:cs="Arial"/>
-          <w:sz w:val="20"/>
-        </w:rPr>
-      </w:pPr>
-      <w:r>
-        <w:rPr>
-          <w:rFonts w:ascii="Arial" w:hAnsi="Arial" w:cs="Arial"/>
-          <w:sz w:val="20"/>
-        </w:rPr>
-        <w:t>Assisted with queue-based processing designs for background tasks, improving responsiveness for user-facing actions that previously blocked on expensive server-side work.</w:t>
-      </w:r>
-    </w:p>
-    <w:p>
-      <w:pPr>
-        <w:pStyle w:val="NormalWeb"/>
-        <w:numPr>
-          <w:ilvl w:val="0"/>
-          <w:numId w:val="6"/>
-        </w:numPr>
-        <w:jc w:val="both"/>
-        <w:rPr>
-          <w:rFonts w:ascii="Arial" w:hAnsi="Arial" w:cs="Arial"/>
-          <w:sz w:val="20"/>
-        </w:rPr>
-      </w:pPr>
-      <w:r>
-        <w:rPr>
-          <w:rFonts w:ascii="Arial" w:hAnsi="Arial" w:cs="Arial"/>
-          <w:sz w:val="20"/>
-        </w:rPr>
-        <w:t xml:space="preserve">Partnered with senior engineers to understand architecture and deployment workflows, </w:t>
-      </w:r>
-      <w:proofErr w:type="gramStart"/>
-      <w:r>
-        <w:rPr>
-          <w:rFonts w:ascii="Arial" w:hAnsi="Arial" w:cs="Arial"/>
-          <w:sz w:val="20"/>
-        </w:rPr>
-        <w:t>then</w:t>
-      </w:r>
-      <w:proofErr w:type="gramEnd"/>
-      <w:r>
-        <w:rPr>
-          <w:rFonts w:ascii="Arial" w:hAnsi="Arial" w:cs="Arial"/>
-          <w:sz w:val="20"/>
-        </w:rPr>
-        <w:t xml:space="preserve"> applied that knowledge to ship changes safely with lower operational risk.</w:t>
-      </w:r>
-    </w:p>
-    <w:p>
-      <w:pPr>
-        <w:pStyle w:val="NormalWeb"/>
-        <w:numPr>
-          <w:ilvl w:val="0"/>
-          <w:numId w:val="6"/>
-        </w:numPr>
-        <w:jc w:val="both"/>
-        <w:rPr>
-          <w:rFonts w:ascii="Arial" w:hAnsi="Arial" w:cs="Arial"/>
-          <w:sz w:val="20"/>
-        </w:rPr>
-      </w:pPr>
-      <w:r>
-        <w:rPr>
-          <w:rFonts w:ascii="Arial" w:hAnsi="Arial" w:cs="Arial"/>
-          <w:sz w:val="20"/>
-        </w:rPr>
-        <w:t>Performed debugging and production support by tracing failures to root causes, documenting fixes, and eliminating recurring issues rather than repeatedly patching symptoms.</w:t>
-      </w:r>
-    </w:p>
-    <w:p>
-      <w:pPr>
-        <w:pStyle w:val="NormalWeb"/>
-        <w:numPr>
-          <w:ilvl w:val="0"/>
-          <w:numId w:val="6"/>
-        </w:numPr>
-        <w:jc w:val="both"/>
-        <w:rPr>
-          <w:rFonts w:ascii="Arial" w:hAnsi="Arial" w:cs="Arial"/>
-          <w:sz w:val="20"/>
-        </w:rPr>
-      </w:pPr>
-      <w:r>
-        <w:rPr>
-          <w:rFonts w:ascii="Arial" w:hAnsi="Arial" w:cs="Arial"/>
-          <w:sz w:val="20"/>
-        </w:rPr>
-        <w:lastRenderedPageBreak/>
-        <w:t>Collaborated across teams to translate requirements into practical implementations, keeping communication clear while iterating toward stable delivery.</w:t>
-      </w:r>
-    </w:p>
-    <w:p>
-      <w:pPr>
-        <w:pStyle w:val="NormalWeb"/>
-        <w:numPr>
-          <w:ilvl w:val="0"/>
-          <w:numId w:val="6"/>
-        </w:numPr>
-        <w:jc w:val="both"/>
-        <w:rPr>
-          <w:rFonts w:ascii="Arial" w:hAnsi="Arial" w:cs="Arial"/>
-          <w:sz w:val="20"/>
-        </w:rPr>
-      </w:pPr>
-      <w:r>
-        <w:rPr>
-          <w:rFonts w:ascii="Arial" w:hAnsi="Arial" w:cs="Arial"/>
-          <w:sz w:val="20"/>
-        </w:rPr>
-        <w:t>Adopted disciplined code review habits and incremental refactoring practices, building strong engineering fundamentals that enabled later ownership of larger systems.</w:t>
-      </w:r>
-    </w:p>
-    <w:p>
-      <w:pPr>
-        <w:pStyle w:val="NormalWeb"/>
-        <w:numPr>
-          <w:ilvl w:val="0"/>
-          <w:numId w:val="6"/>
-        </w:numPr>
-        <w:jc w:val="both"/>
-        <w:rPr>
-          <w:rFonts w:ascii="Arial" w:hAnsi="Arial" w:cs="Arial"/>
-          <w:sz w:val="20"/>
-        </w:rPr>
-      </w:pPr>
-      <w:r>
-        <w:rPr>
-          <w:rFonts w:ascii="Arial" w:hAnsi="Arial" w:cs="Arial"/>
-          <w:sz w:val="20"/>
-        </w:rPr>
-        <w:t>Supported integration work with external systems using file-based exchanges and service-to-service communication patterns, ensuring reliable data exchange and traceable failure modes.</w:t>
-      </w:r>
-    </w:p>
-    <w:p>
-      <w:pPr>
-        <w:pBdr>
-          <w:bottom w:val="single" w:sz="6" w:space="0" w:color="111111"/>
-        </w:pBdr>
-        <w:spacing w:before="120" w:after="80"/>
-      </w:pPr>
-      <w:r>
-        <w:rPr>
-          <w:b/>
-          <w:bCs/>
-          <w:color w:val="111111"/>
-          <w:sz w:val="24"/>
-          <w:szCs w:val="24"/>
-        </w:rPr>
-        <w:t>EDUCATION</w:t>
-      </w:r>
-    </w:p>
-    <w:p>
-      <w:r>
-        <w:rPr>
-          <w:rFonts w:ascii="Arial" w:eastAsia="Arial" w:hAnsi="Arial" w:cs="Arial"/>
-          <w:b/>
-          <w:bCs/>
-          <w:color w:val="111111"/>
-          <w:sz w:val="22"/>
-          <w:szCs w:val="22"/>
-        </w:rPr>
-        <w:t>Bachelor’s degree in Computer Science</w:t>
-      </w:r>
-    </w:p>
-    <w:p>
-      <w:r>
-        <w:rPr>
-          <w:rFonts w:ascii="Arial" w:eastAsia="Arial" w:hAnsi="Arial" w:cs="Arial"/>
-          <w:b/>
-          <w:bCs/>
-          <w:color w:val="6F8F6B"/>
-          <w:sz w:val="21"/>
-          <w:szCs w:val="21"/>
-        </w:rPr>
         <w:t>Florida State University</w:t>
       </w:r>
     </w:p>
@@ -4109,7 +3560,6 @@
         </w:rPr>
         <w:t xml:space="preserve">, </w:t>
       </w:r>
-      <w:proofErr w:type="spellStart"/>
       <w:r>
         <w:rPr>
           <w:rStyle w:val="Strong"/>
@@ -4118,7 +3568,6 @@
         </w:rPr>
         <w:t>OpenAPI</w:t>
       </w:r>
-      <w:proofErr w:type="spellEnd"/>
       <w:r>
         <w:rPr>
           <w:rFonts w:ascii="Arial" w:hAnsi="Arial" w:cs="Arial"/>
@@ -4192,7 +3641,6 @@
         </w:rPr>
         <w:t xml:space="preserve"> patterns with </w:t>
       </w:r>
-      <w:proofErr w:type="spellStart"/>
       <w:r>
         <w:rPr>
           <w:rStyle w:val="Strong"/>
@@ -4201,29 +3649,12 @@
         </w:rPr>
         <w:t>idempotency</w:t>
       </w:r>
-      <w:proofErr w:type="spellEnd"/>
-      <w:r>
-        <w:rPr>
-          <w:rFonts w:ascii="Arial" w:hAnsi="Arial" w:cs="Arial"/>
-          <w:sz w:val="20"/>
-        </w:rPr>
-        <w:t xml:space="preserve">, retries, and DLQ handling, keeping high-volume </w:t>
-      </w:r>
-      <w:proofErr w:type="spellStart"/>
-      <w:r>
-        <w:rPr>
-          <w:rFonts w:ascii="Arial" w:hAnsi="Arial" w:cs="Arial"/>
-          <w:sz w:val="20"/>
-        </w:rPr>
-        <w:t>webhook</w:t>
-      </w:r>
-      <w:proofErr w:type="spellEnd"/>
-      <w:r>
-        <w:rPr>
-          <w:rFonts w:ascii="Arial" w:hAnsi="Arial" w:cs="Arial"/>
-          <w:sz w:val="20"/>
-        </w:rPr>
-        <w:t xml:space="preserve"> bursts stable under peak load.</w:t>
+      <w:r>
+        <w:rPr>
+          <w:rFonts w:ascii="Arial" w:hAnsi="Arial" w:cs="Arial"/>
+          <w:sz w:val="20"/>
+        </w:rPr>
+        <w:t>, retries, and DLQ handling, keeping high-volume webhook bursts stable under peak load.</w:t>
       </w:r>
     </w:p>
     <w:p>
@@ -4246,7 +3677,6 @@
         </w:rPr>
         <w:t xml:space="preserve">Persisted core entities in </w:t>
       </w:r>
-      <w:proofErr w:type="spellStart"/>
       <w:r>
         <w:rPr>
           <w:rStyle w:val="Strong"/>
@@ -4255,7 +3685,6 @@
         </w:rPr>
         <w:t>PostgreSQL</w:t>
       </w:r>
-      <w:proofErr w:type="spellEnd"/>
       <w:r>
         <w:rPr>
           <w:rFonts w:ascii="Arial" w:hAnsi="Arial" w:cs="Arial"/>
@@ -4263,34 +3692,14 @@
         </w:rPr>
         <w:t xml:space="preserve"> with optimized indexes, used </w:t>
       </w:r>
-      <w:proofErr w:type="spellStart"/>
-      <w:r>
-        <w:rPr>
-          <w:rStyle w:val="Strong"/>
-          <w:rFonts w:ascii="Arial" w:hAnsi="Arial" w:cs="Arial"/>
-          <w:sz w:val="20"/>
-        </w:rPr>
-        <w:t>Redis</w:t>
-      </w:r>
-      <w:proofErr w:type="spellEnd"/>
-      <w:r>
-        <w:rPr>
-          <w:rStyle w:val="Strong"/>
-          <w:rFonts w:ascii="Arial" w:hAnsi="Arial" w:cs="Arial"/>
-          <w:sz w:val="20"/>
-        </w:rPr>
-        <w:t>/</w:t>
-      </w:r>
-      <w:proofErr w:type="spellStart"/>
-      <w:r>
-        <w:rPr>
-          <w:rStyle w:val="Strong"/>
-          <w:rFonts w:ascii="Arial" w:hAnsi="Arial" w:cs="Arial"/>
-          <w:sz w:val="20"/>
-        </w:rPr>
-        <w:t>ElastiCache</w:t>
-      </w:r>
-      <w:proofErr w:type="spellEnd"/>
+      <w:r>
+        <w:rPr>
+          <w:rStyle w:val="Strong"/>
+          <w:rFonts w:ascii="Arial" w:hAnsi="Arial" w:cs="Arial"/>
+          <w:sz w:val="20"/>
+        </w:rPr>
+        <w:t>Redis/ElastiCache</w:t>
+      </w:r>
       <w:r>
         <w:rPr>
           <w:rFonts w:ascii="Arial" w:hAnsi="Arial" w:cs="Arial"/>
@@ -4298,23 +3707,13 @@
         </w:rPr>
         <w:t xml:space="preserve"> to protect hot reads, and indexed searchable fields into </w:t>
       </w:r>
-      <w:proofErr w:type="spellStart"/>
-      <w:r>
-        <w:rPr>
-          <w:rStyle w:val="Strong"/>
-          <w:rFonts w:ascii="Arial" w:hAnsi="Arial" w:cs="Arial"/>
-          <w:sz w:val="20"/>
-        </w:rPr>
-        <w:t>Elasticsearch</w:t>
-      </w:r>
-      <w:proofErr w:type="spellEnd"/>
-      <w:r>
-        <w:rPr>
-          <w:rStyle w:val="Strong"/>
-          <w:rFonts w:ascii="Arial" w:hAnsi="Arial" w:cs="Arial"/>
-          <w:sz w:val="20"/>
-        </w:rPr>
-        <w:t>/OpenSearch</w:t>
+      <w:r>
+        <w:rPr>
+          <w:rStyle w:val="Strong"/>
+          <w:rFonts w:ascii="Arial" w:hAnsi="Arial" w:cs="Arial"/>
+          <w:sz w:val="20"/>
+        </w:rPr>
+        <w:t>Elasticsearch/OpenSearch</w:t>
       </w:r>
       <w:r>
         <w:rPr>
@@ -4359,7 +3758,6 @@
         </w:rPr>
         <w:t xml:space="preserve">, </w:t>
       </w:r>
-      <w:proofErr w:type="spellStart"/>
       <w:r>
         <w:rPr>
           <w:rStyle w:val="Strong"/>
@@ -4368,7 +3766,6 @@
         </w:rPr>
         <w:t>OpenTelemetry</w:t>
       </w:r>
-      <w:proofErr w:type="spellEnd"/>
       <w:r>
         <w:rPr>
           <w:rFonts w:ascii="Arial" w:hAnsi="Arial" w:cs="Arial"/>
@@ -4376,34 +3773,14 @@
         </w:rPr>
         <w:t xml:space="preserve">, and dashboards in </w:t>
       </w:r>
-      <w:proofErr w:type="spellStart"/>
-      <w:r>
-        <w:rPr>
-          <w:rStyle w:val="Strong"/>
-          <w:rFonts w:ascii="Arial" w:hAnsi="Arial" w:cs="Arial"/>
-          <w:sz w:val="20"/>
-        </w:rPr>
-        <w:t>Datadog</w:t>
-      </w:r>
-      <w:proofErr w:type="spellEnd"/>
-      <w:r>
-        <w:rPr>
-          <w:rStyle w:val="Strong"/>
-          <w:rFonts w:ascii="Arial" w:hAnsi="Arial" w:cs="Arial"/>
-          <w:sz w:val="20"/>
-        </w:rPr>
-        <w:t>/</w:t>
-      </w:r>
-      <w:proofErr w:type="spellStart"/>
-      <w:r>
-        <w:rPr>
-          <w:rStyle w:val="Strong"/>
-          <w:rFonts w:ascii="Arial" w:hAnsi="Arial" w:cs="Arial"/>
-          <w:sz w:val="20"/>
-        </w:rPr>
-        <w:t>Grafana</w:t>
-      </w:r>
-      <w:proofErr w:type="spellEnd"/>
+      <w:r>
+        <w:rPr>
+          <w:rStyle w:val="Strong"/>
+          <w:rFonts w:ascii="Arial" w:hAnsi="Arial" w:cs="Arial"/>
+          <w:sz w:val="20"/>
+        </w:rPr>
+        <w:t>Datadog/Grafana</w:t>
+      </w:r>
       <w:r>
         <w:rPr>
           <w:rFonts w:ascii="Arial" w:hAnsi="Arial" w:cs="Arial"/>
@@ -4426,7 +3803,6 @@
         </w:rPr>
         <w:t xml:space="preserve"> metrics and </w:t>
       </w:r>
-      <w:proofErr w:type="spellStart"/>
       <w:r>
         <w:rPr>
           <w:rStyle w:val="Strong"/>
@@ -4435,7 +3811,6 @@
         </w:rPr>
         <w:t>CloudWatch</w:t>
       </w:r>
-      <w:proofErr w:type="spellEnd"/>
       <w:r>
         <w:rPr>
           <w:rFonts w:ascii="Arial" w:hAnsi="Arial" w:cs="Arial"/>
@@ -4545,23 +3920,13 @@
         </w:rPr>
         <w:t xml:space="preserve"> for sensitive actions and integrating tenant-specific identity flows with </w:t>
       </w:r>
-      <w:proofErr w:type="spellStart"/>
-      <w:r>
-        <w:rPr>
-          <w:rStyle w:val="Strong"/>
-          <w:rFonts w:ascii="Arial" w:hAnsi="Arial" w:cs="Arial"/>
-          <w:sz w:val="20"/>
-        </w:rPr>
-        <w:t>Okta</w:t>
-      </w:r>
-      <w:proofErr w:type="spellEnd"/>
-      <w:r>
-        <w:rPr>
-          <w:rStyle w:val="Strong"/>
-          <w:rFonts w:ascii="Arial" w:hAnsi="Arial" w:cs="Arial"/>
-          <w:sz w:val="20"/>
-        </w:rPr>
-        <w:t>/Auth0</w:t>
+      <w:r>
+        <w:rPr>
+          <w:rStyle w:val="Strong"/>
+          <w:rFonts w:ascii="Arial" w:hAnsi="Arial" w:cs="Arial"/>
+          <w:sz w:val="20"/>
+        </w:rPr>
+        <w:t>Okta/Auth0</w:t>
       </w:r>
       <w:r>
         <w:rPr>
@@ -4576,18 +3941,8 @@
           <w:rFonts w:ascii="Arial" w:hAnsi="Arial" w:cs="Arial"/>
           <w:sz w:val="20"/>
         </w:rPr>
-        <w:t xml:space="preserve">AWS </w:t>
-      </w:r>
-      <w:proofErr w:type="spellStart"/>
-      <w:r>
-        <w:rPr>
-          <w:rStyle w:val="Strong"/>
-          <w:rFonts w:ascii="Arial" w:hAnsi="Arial" w:cs="Arial"/>
-          <w:sz w:val="20"/>
-        </w:rPr>
-        <w:t>Cognito</w:t>
-      </w:r>
-      <w:proofErr w:type="spellEnd"/>
+        <w:t>AWS Cognito</w:t>
+      </w:r>
       <w:r>
         <w:rPr>
           <w:rFonts w:ascii="Arial" w:hAnsi="Arial" w:cs="Arial"/>
@@ -4616,7 +3971,6 @@
         </w:rPr>
         <w:t xml:space="preserve">Implemented durable export orchestration using </w:t>
       </w:r>
-      <w:proofErr w:type="spellStart"/>
       <w:r>
         <w:rPr>
           <w:rStyle w:val="Strong"/>
@@ -4625,7 +3979,6 @@
         </w:rPr>
         <w:t>EventBridge</w:t>
       </w:r>
-      <w:proofErr w:type="spellEnd"/>
       <w:r>
         <w:rPr>
           <w:rFonts w:ascii="Arial" w:hAnsi="Arial" w:cs="Arial"/>
@@ -4714,7 +4067,6 @@
         </w:rPr>
         <w:t xml:space="preserve"> and </w:t>
       </w:r>
-      <w:proofErr w:type="spellStart"/>
       <w:r>
         <w:rPr>
           <w:rStyle w:val="Strong"/>
@@ -4723,7 +4075,6 @@
         </w:rPr>
         <w:t>BigQuery</w:t>
       </w:r>
-      <w:proofErr w:type="spellEnd"/>
       <w:r>
         <w:rPr>
           <w:rFonts w:ascii="Arial" w:hAnsi="Arial" w:cs="Arial"/>
@@ -4752,7 +4103,6 @@
         </w:rPr>
         <w:t xml:space="preserve">Delivered reliably via </w:t>
       </w:r>
-      <w:proofErr w:type="spellStart"/>
       <w:r>
         <w:rPr>
           <w:rStyle w:val="Strong"/>
@@ -4761,7 +4111,6 @@
         </w:rPr>
         <w:t>Docker</w:t>
       </w:r>
-      <w:proofErr w:type="spellEnd"/>
       <w:r>
         <w:rPr>
           <w:rFonts w:ascii="Arial" w:hAnsi="Arial" w:cs="Arial"/>
@@ -4784,23 +4133,13 @@
         </w:rPr>
         <w:t xml:space="preserve"> pipelines (notably </w:t>
       </w:r>
-      <w:proofErr w:type="spellStart"/>
-      <w:r>
-        <w:rPr>
-          <w:rStyle w:val="Strong"/>
-          <w:rFonts w:ascii="Arial" w:hAnsi="Arial" w:cs="Arial"/>
-          <w:sz w:val="20"/>
-        </w:rPr>
-        <w:t>GitHub</w:t>
-      </w:r>
-      <w:proofErr w:type="spellEnd"/>
-      <w:r>
-        <w:rPr>
-          <w:rStyle w:val="Strong"/>
-          <w:rFonts w:ascii="Arial" w:hAnsi="Arial" w:cs="Arial"/>
-          <w:sz w:val="20"/>
-        </w:rPr>
-        <w:t xml:space="preserve"> Actions</w:t>
+      <w:r>
+        <w:rPr>
+          <w:rStyle w:val="Strong"/>
+          <w:rFonts w:ascii="Arial" w:hAnsi="Arial" w:cs="Arial"/>
+          <w:sz w:val="20"/>
+        </w:rPr>
+        <w:t>GitHub Actions</w:t>
       </w:r>
       <w:r>
         <w:rPr>
@@ -4809,7 +4148,6 @@
         </w:rPr>
         <w:t xml:space="preserve">), plus infrastructure automation using </w:t>
       </w:r>
-      <w:proofErr w:type="spellStart"/>
       <w:r>
         <w:rPr>
           <w:rStyle w:val="Strong"/>
@@ -4818,7 +4156,6 @@
         </w:rPr>
         <w:t>Terraform</w:t>
       </w:r>
-      <w:proofErr w:type="spellEnd"/>
       <w:r>
         <w:rPr>
           <w:rFonts w:ascii="Arial" w:hAnsi="Arial" w:cs="Arial"/>
@@ -4826,7 +4163,6 @@
         </w:rPr>
         <w:t xml:space="preserve"> and </w:t>
       </w:r>
-      <w:proofErr w:type="spellStart"/>
       <w:r>
         <w:rPr>
           <w:rStyle w:val="Strong"/>
@@ -4835,7 +4171,6 @@
         </w:rPr>
         <w:t>CloudFormation</w:t>
       </w:r>
-      <w:proofErr w:type="spellEnd"/>
       <w:r>
         <w:rPr>
           <w:rFonts w:ascii="Arial" w:hAnsi="Arial" w:cs="Arial"/>
